--- a/e/E_Business_Workflow_Analysis.docx
+++ b/e/E_Business_Workflow_Analysis.docx
@@ -21,7 +21,7 @@
           <w:color w:val="2563EB"/>
           <w:sz w:val="24"/>
         </w:rPr>
-        <w:t>Step 05 · Discover | End-to-End Operational Lifecycle, Decisions, and Exception Catalogue</w:t>
+        <w:t>Step 05 · Discover | End-to-End Operational Lifecycle, 6-Parameter Tuples, and 4-Category Exceptions</w:t>
       </w:r>
     </w:p>
     <w:p>
@@ -32,7 +32,7 @@
           <w:color w:val="64748B"/>
           <w:sz w:val="20"/>
         </w:rPr>
-        <w:t>Talentra Database Design | Repository-aligned Stage 1 deliverable</w:t>
+        <w:t>Talentra Enterprise Workforce Platform | Deliverable E3</w:t>
       </w:r>
     </w:p>
     <w:p/>
@@ -48,7 +48,7 @@
           <w:color w:val="0F172A"/>
           <w:sz w:val="30"/>
         </w:rPr>
-        <w:t>1. Purpose &amp; Operational Lifecycle Scope</w:t>
+        <w:t>1. Executive Workflow Scope</w:t>
       </w:r>
     </w:p>
     <w:p>
@@ -61,20 +61,7 @@
           <w:color w:val="334155"/>
           <w:sz w:val="21"/>
         </w:rPr>
-        <w:t>Business Workflow Analysis defines how human actors, automated microservices, and external systems execute work across the Talentra platform from end to end. While traditional requirement documents focus on static states, this docket models dynamic operational transitions, authorization barriers, branching logic, exception mitigation paths, and compensatory rollback actions.</w:t>
-      </w:r>
-    </w:p>
-    <w:p>
-      <w:pPr>
-        <w:spacing w:before="0" w:after="120" w:line="276" w:lineRule="auto"/>
-      </w:pPr>
-      <w:r>
-        <w:rPr>
-          <w:rFonts w:ascii="Calibri" w:hAnsi="Calibri"/>
-          <w:color w:val="334155"/>
-          <w:sz w:val="21"/>
-        </w:rPr>
-        <w:t>In accordance with Stage 1 Gate G1 ('Problem Understood') and G3 ('Model Proven'), every must-have feature (F-01 through F-20) is guaranteed to appear in at least one operational workflow, and all cancel, refund, retry, and timeout failure branches are comprehensively catalogued.</w:t>
+        <w:t>Business Workflow Analysis models how human actors, automated microservices, and external systems execute work across the Talentra platform. Every workflow is specified using the 6-parameter tuple: Trigger, Steps, Actors, Decisions, Exceptions, and Outputs.</w:t>
       </w:r>
     </w:p>
     <w:p>
@@ -89,20 +76,7 @@
           <w:color w:val="0F172A"/>
           <w:sz w:val="30"/>
         </w:rPr>
-        <w:t>2. Core Workflow Master Inventory</w:t>
-      </w:r>
-    </w:p>
-    <w:p>
-      <w:pPr>
-        <w:spacing w:before="0" w:after="120" w:line="276" w:lineRule="auto"/>
-      </w:pPr>
-      <w:r>
-        <w:rPr>
-          <w:rFonts w:ascii="Calibri" w:hAnsi="Calibri"/>
-          <w:color w:val="334155"/>
-          <w:sz w:val="21"/>
-        </w:rPr>
-        <w:t>Talentra operationalizes seven core enterprise lifecycles covering all strategic functional pillars:</w:t>
+        <w:t>2. Master Operational Workflow Inventory (WF-01 to WF-07)</w:t>
       </w:r>
     </w:p>
     <w:tbl>
@@ -122,7 +96,7 @@
       <w:tr>
         <w:tc>
           <w:tcPr>
-            <w:tcW w:type="dxa" w:w="1152"/>
+            <w:tcW w:type="dxa" w:w="1008"/>
             <w:shd w:fill="1E3A8A"/>
           </w:tcPr>
           <w:p>
@@ -134,9 +108,9 @@
                 <w:rFonts w:ascii="Calibri" w:hAnsi="Calibri"/>
                 <w:b/>
                 <w:color w:val="FFFFFF"/>
-                <w:sz w:val="19"/>
+                <w:sz w:val="18"/>
               </w:rPr>
-              <w:t>Workflow ID</w:t>
+              <w:t>ID</w:t>
             </w:r>
           </w:p>
         </w:tc>
@@ -154,15 +128,15 @@
                 <w:rFonts w:ascii="Calibri" w:hAnsi="Calibri"/>
                 <w:b/>
                 <w:color w:val="FFFFFF"/>
-                <w:sz w:val="19"/>
+                <w:sz w:val="18"/>
               </w:rPr>
-              <w:t>Operational Workflow Title</w:t>
+              <w:t>Workflow Title</w:t>
             </w:r>
           </w:p>
         </w:tc>
         <w:tc>
           <w:tcPr>
-            <w:tcW w:type="dxa" w:w="2160"/>
+            <w:tcW w:type="dxa" w:w="2304"/>
             <w:shd w:fill="1E3A8A"/>
           </w:tcPr>
           <w:p>
@@ -174,7 +148,7 @@
                 <w:rFonts w:ascii="Calibri" w:hAnsi="Calibri"/>
                 <w:b/>
                 <w:color w:val="FFFFFF"/>
-                <w:sz w:val="19"/>
+                <w:sz w:val="18"/>
               </w:rPr>
               <w:t>Primary Trigger</w:t>
             </w:r>
@@ -182,7 +156,7 @@
         </w:tc>
         <w:tc>
           <w:tcPr>
-            <w:tcW w:type="dxa" w:w="1728"/>
+            <w:tcW w:type="dxa" w:w="1872"/>
             <w:shd w:fill="1E3A8A"/>
           </w:tcPr>
           <w:p>
@@ -194,7 +168,7 @@
                 <w:rFonts w:ascii="Calibri" w:hAnsi="Calibri"/>
                 <w:b/>
                 <w:color w:val="FFFFFF"/>
-                <w:sz w:val="19"/>
+                <w:sz w:val="18"/>
               </w:rPr>
               <w:t>Initiating Actor</w:t>
             </w:r>
@@ -202,7 +176,7 @@
         </w:tc>
         <w:tc>
           <w:tcPr>
-            <w:tcW w:type="dxa" w:w="1728"/>
+            <w:tcW w:type="dxa" w:w="2304"/>
             <w:shd w:fill="1E3A8A"/>
           </w:tcPr>
           <w:p>
@@ -214,9 +188,9 @@
                 <w:rFonts w:ascii="Calibri" w:hAnsi="Calibri"/>
                 <w:b/>
                 <w:color w:val="FFFFFF"/>
-                <w:sz w:val="19"/>
+                <w:sz w:val="18"/>
               </w:rPr>
-              <w:t>Key State Invariant</w:t>
+              <w:t>Core Invariant Enforced</w:t>
             </w:r>
           </w:p>
         </w:tc>
@@ -224,7 +198,7 @@
       <w:tr>
         <w:tc>
           <w:tcPr>
-            <w:tcW w:type="dxa" w:w="1152"/>
+            <w:tcW w:type="dxa" w:w="1008"/>
             <w:shd w:fill="FFFFFF"/>
           </w:tcPr>
           <w:p>
@@ -235,7 +209,7 @@
               <w:rPr>
                 <w:rFonts w:ascii="Calibri" w:hAnsi="Calibri"/>
                 <w:color w:val="334155"/>
-                <w:sz w:val="18"/>
+                <w:sz w:val="17"/>
               </w:rPr>
               <w:t>WF-01</w:t>
             </w:r>
@@ -254,7 +228,7 @@
               <w:rPr>
                 <w:rFonts w:ascii="Calibri" w:hAnsi="Calibri"/>
                 <w:color w:val="334155"/>
-                <w:sz w:val="18"/>
+                <w:sz w:val="17"/>
               </w:rPr>
               <w:t>Candidate Onboarding &amp; Privacy Shield</w:t>
             </w:r>
@@ -262,7 +236,7 @@
         </w:tc>
         <w:tc>
           <w:tcPr>
-            <w:tcW w:type="dxa" w:w="2160"/>
+            <w:tcW w:type="dxa" w:w="2304"/>
             <w:shd w:fill="FFFFFF"/>
           </w:tcPr>
           <w:p>
@@ -273,15 +247,15 @@
               <w:rPr>
                 <w:rFonts w:ascii="Calibri" w:hAnsi="Calibri"/>
                 <w:color w:val="334155"/>
-                <w:sz w:val="18"/>
+                <w:sz w:val="17"/>
               </w:rPr>
-              <w:t>Candidate profile registration</w:t>
+              <w:t>Profile registration &amp; resume upload</w:t>
             </w:r>
           </w:p>
         </w:tc>
         <w:tc>
           <w:tcPr>
-            <w:tcW w:type="dxa" w:w="1728"/>
+            <w:tcW w:type="dxa" w:w="1872"/>
             <w:shd w:fill="FFFFFF"/>
           </w:tcPr>
           <w:p>
@@ -292,7 +266,7 @@
               <w:rPr>
                 <w:rFonts w:ascii="Calibri" w:hAnsi="Calibri"/>
                 <w:color w:val="334155"/>
-                <w:sz w:val="18"/>
+                <w:sz w:val="17"/>
               </w:rPr>
               <w:t>Candidate (P-02)</w:t>
             </w:r>
@@ -300,7 +274,7 @@
         </w:tc>
         <w:tc>
           <w:tcPr>
-            <w:tcW w:type="dxa" w:w="1728"/>
+            <w:tcW w:type="dxa" w:w="2304"/>
             <w:shd w:fill="FFFFFF"/>
           </w:tcPr>
           <w:p>
@@ -311,9 +285,9 @@
               <w:rPr>
                 <w:rFonts w:ascii="Calibri" w:hAnsi="Calibri"/>
                 <w:color w:val="334155"/>
-                <w:sz w:val="18"/>
+                <w:sz w:val="17"/>
               </w:rPr>
-              <w:t>Blocked employers/competitors strictly hidden via anti-join views</w:t>
+              <w:t>Current employers/competitors strictly hidden via anti-join views.</w:t>
             </w:r>
           </w:p>
         </w:tc>
@@ -321,7 +295,7 @@
       <w:tr>
         <w:tc>
           <w:tcPr>
-            <w:tcW w:type="dxa" w:w="1152"/>
+            <w:tcW w:type="dxa" w:w="1008"/>
             <w:shd w:fill="F8FAFC"/>
           </w:tcPr>
           <w:p>
@@ -332,7 +306,7 @@
               <w:rPr>
                 <w:rFonts w:ascii="Calibri" w:hAnsi="Calibri"/>
                 <w:color w:val="334155"/>
-                <w:sz w:val="18"/>
+                <w:sz w:val="17"/>
               </w:rPr>
               <w:t>WF-02</w:t>
             </w:r>
@@ -351,7 +325,7 @@
               <w:rPr>
                 <w:rFonts w:ascii="Calibri" w:hAnsi="Calibri"/>
                 <w:color w:val="334155"/>
-                <w:sz w:val="18"/>
+                <w:sz w:val="17"/>
               </w:rPr>
               <w:t>Multi-Tenant Requisition Publication</w:t>
             </w:r>
@@ -359,7 +333,7 @@
         </w:tc>
         <w:tc>
           <w:tcPr>
-            <w:tcW w:type="dxa" w:w="2160"/>
+            <w:tcW w:type="dxa" w:w="2304"/>
             <w:shd w:fill="F8FAFC"/>
           </w:tcPr>
           <w:p>
@@ -370,15 +344,15 @@
               <w:rPr>
                 <w:rFonts w:ascii="Calibri" w:hAnsi="Calibri"/>
                 <w:color w:val="334155"/>
-                <w:sz w:val="18"/>
+                <w:sz w:val="17"/>
               </w:rPr>
-              <w:t>New hiring requisition request</w:t>
+              <w:t>Job requirement creation &amp; approval</w:t>
             </w:r>
           </w:p>
         </w:tc>
         <w:tc>
           <w:tcPr>
-            <w:tcW w:type="dxa" w:w="1728"/>
+            <w:tcW w:type="dxa" w:w="1872"/>
             <w:shd w:fill="F8FAFC"/>
           </w:tcPr>
           <w:p>
@@ -389,7 +363,7 @@
               <w:rPr>
                 <w:rFonts w:ascii="Calibri" w:hAnsi="Calibri"/>
                 <w:color w:val="334155"/>
-                <w:sz w:val="18"/>
+                <w:sz w:val="17"/>
               </w:rPr>
               <w:t>Corporate Recruiter (P-01)</w:t>
             </w:r>
@@ -397,7 +371,7 @@
         </w:tc>
         <w:tc>
           <w:tcPr>
-            <w:tcW w:type="dxa" w:w="1728"/>
+            <w:tcW w:type="dxa" w:w="2304"/>
             <w:shd w:fill="F8FAFC"/>
           </w:tcPr>
           <w:p>
@@ -408,9 +382,9 @@
               <w:rPr>
                 <w:rFonts w:ascii="Calibri" w:hAnsi="Calibri"/>
                 <w:color w:val="334155"/>
-                <w:sz w:val="18"/>
+                <w:sz w:val="17"/>
               </w:rPr>
-              <w:t>Isolated to hiring organisation_id via engine-level Row-Level Security</w:t>
+              <w:t>Isolated to hiring organisation_id via Row-Level Security (RLS).</w:t>
             </w:r>
           </w:p>
         </w:tc>
@@ -418,7 +392,7 @@
       <w:tr>
         <w:tc>
           <w:tcPr>
-            <w:tcW w:type="dxa" w:w="1152"/>
+            <w:tcW w:type="dxa" w:w="1008"/>
             <w:shd w:fill="FFFFFF"/>
           </w:tcPr>
           <w:p>
@@ -429,7 +403,7 @@
               <w:rPr>
                 <w:rFonts w:ascii="Calibri" w:hAnsi="Calibri"/>
                 <w:color w:val="334155"/>
-                <w:sz w:val="18"/>
+                <w:sz w:val="17"/>
               </w:rPr>
               <w:t>WF-03</w:t>
             </w:r>
@@ -448,7 +422,7 @@
               <w:rPr>
                 <w:rFonts w:ascii="Calibri" w:hAnsi="Calibri"/>
                 <w:color w:val="334155"/>
-                <w:sz w:val="18"/>
+                <w:sz w:val="17"/>
               </w:rPr>
               <w:t>Application Pipeline &amp; Assessment</w:t>
             </w:r>
@@ -456,7 +430,7 @@
         </w:tc>
         <w:tc>
           <w:tcPr>
-            <w:tcW w:type="dxa" w:w="2160"/>
+            <w:tcW w:type="dxa" w:w="2304"/>
             <w:shd w:fill="FFFFFF"/>
           </w:tcPr>
           <w:p>
@@ -467,15 +441,15 @@
               <w:rPr>
                 <w:rFonts w:ascii="Calibri" w:hAnsi="Calibri"/>
                 <w:color w:val="334155"/>
-                <w:sz w:val="18"/>
+                <w:sz w:val="17"/>
               </w:rPr>
-              <w:t>Candidate job application submit</w:t>
+              <w:t>Job application submission</w:t>
             </w:r>
           </w:p>
         </w:tc>
         <w:tc>
           <w:tcPr>
-            <w:tcW w:type="dxa" w:w="1728"/>
+            <w:tcW w:type="dxa" w:w="1872"/>
             <w:shd w:fill="FFFFFF"/>
           </w:tcPr>
           <w:p>
@@ -486,7 +460,7 @@
               <w:rPr>
                 <w:rFonts w:ascii="Calibri" w:hAnsi="Calibri"/>
                 <w:color w:val="334155"/>
-                <w:sz w:val="18"/>
+                <w:sz w:val="17"/>
               </w:rPr>
               <w:t>Candidate (P-02)</w:t>
             </w:r>
@@ -494,7 +468,7 @@
         </w:tc>
         <w:tc>
           <w:tcPr>
-            <w:tcW w:type="dxa" w:w="1728"/>
+            <w:tcW w:type="dxa" w:w="2304"/>
             <w:shd w:fill="FFFFFF"/>
           </w:tcPr>
           <w:p>
@@ -505,9 +479,9 @@
               <w:rPr>
                 <w:rFonts w:ascii="Calibri" w:hAnsi="Calibri"/>
                 <w:color w:val="334155"/>
-                <w:sz w:val="18"/>
+                <w:sz w:val="17"/>
               </w:rPr>
-              <w:t>One application per active job; immutable questionnaire responses</w:t>
+              <w:t>Strict one-application rule per active job; immutable questionnaire log.</w:t>
             </w:r>
           </w:p>
         </w:tc>
@@ -515,7 +489,7 @@
       <w:tr>
         <w:tc>
           <w:tcPr>
-            <w:tcW w:type="dxa" w:w="1152"/>
+            <w:tcW w:type="dxa" w:w="1008"/>
             <w:shd w:fill="F8FAFC"/>
           </w:tcPr>
           <w:p>
@@ -526,7 +500,7 @@
               <w:rPr>
                 <w:rFonts w:ascii="Calibri" w:hAnsi="Calibri"/>
                 <w:color w:val="334155"/>
-                <w:sz w:val="18"/>
+                <w:sz w:val="17"/>
               </w:rPr>
               <w:t>WF-04</w:t>
             </w:r>
@@ -545,7 +519,7 @@
               <w:rPr>
                 <w:rFonts w:ascii="Calibri" w:hAnsi="Calibri"/>
                 <w:color w:val="334155"/>
-                <w:sz w:val="18"/>
+                <w:sz w:val="17"/>
               </w:rPr>
               <w:t>Talent Sourcing &amp; Resume Unlock</w:t>
             </w:r>
@@ -553,7 +527,7 @@
         </w:tc>
         <w:tc>
           <w:tcPr>
-            <w:tcW w:type="dxa" w:w="2160"/>
+            <w:tcW w:type="dxa" w:w="2304"/>
             <w:shd w:fill="F8FAFC"/>
           </w:tcPr>
           <w:p>
@@ -564,15 +538,15 @@
               <w:rPr>
                 <w:rFonts w:ascii="Calibri" w:hAnsi="Calibri"/>
                 <w:color w:val="334155"/>
-                <w:sz w:val="18"/>
+                <w:sz w:val="17"/>
               </w:rPr>
-              <w:t>Recruiter unlocks full contact info</w:t>
+              <w:t>Candidate profile unlock request</w:t>
             </w:r>
           </w:p>
         </w:tc>
         <w:tc>
           <w:tcPr>
-            <w:tcW w:type="dxa" w:w="1728"/>
+            <w:tcW w:type="dxa" w:w="1872"/>
             <w:shd w:fill="F8FAFC"/>
           </w:tcPr>
           <w:p>
@@ -583,7 +557,7 @@
               <w:rPr>
                 <w:rFonts w:ascii="Calibri" w:hAnsi="Calibri"/>
                 <w:color w:val="334155"/>
-                <w:sz w:val="18"/>
+                <w:sz w:val="17"/>
               </w:rPr>
               <w:t>Staffing Consultant (P-05)</w:t>
             </w:r>
@@ -591,7 +565,7 @@
         </w:tc>
         <w:tc>
           <w:tcPr>
-            <w:tcW w:type="dxa" w:w="1728"/>
+            <w:tcW w:type="dxa" w:w="2304"/>
             <w:shd w:fill="F8FAFC"/>
           </w:tcPr>
           <w:p>
@@ -602,9 +576,9 @@
               <w:rPr>
                 <w:rFonts w:ascii="Calibri" w:hAnsi="Calibri"/>
                 <w:color w:val="334155"/>
-                <w:sz w:val="18"/>
+                <w:sz w:val="17"/>
               </w:rPr>
-              <w:t>Atomic wallet credit deduction; immutable download history log</w:t>
+              <w:t>Atomic wallet credit deduction; immutable download history log.</w:t>
             </w:r>
           </w:p>
         </w:tc>
@@ -612,7 +586,7 @@
       <w:tr>
         <w:tc>
           <w:tcPr>
-            <w:tcW w:type="dxa" w:w="1152"/>
+            <w:tcW w:type="dxa" w:w="1008"/>
             <w:shd w:fill="FFFFFF"/>
           </w:tcPr>
           <w:p>
@@ -623,7 +597,7 @@
               <w:rPr>
                 <w:rFonts w:ascii="Calibri" w:hAnsi="Calibri"/>
                 <w:color w:val="334155"/>
-                <w:sz w:val="18"/>
+                <w:sz w:val="17"/>
               </w:rPr>
               <w:t>WF-05</w:t>
             </w:r>
@@ -642,7 +616,7 @@
               <w:rPr>
                 <w:rFonts w:ascii="Calibri" w:hAnsi="Calibri"/>
                 <w:color w:val="334155"/>
-                <w:sz w:val="18"/>
+                <w:sz w:val="17"/>
               </w:rPr>
               <w:t>Gig Contracting &amp; Conflict Guard</w:t>
             </w:r>
@@ -650,7 +624,7 @@
         </w:tc>
         <w:tc>
           <w:tcPr>
-            <w:tcW w:type="dxa" w:w="2160"/>
+            <w:tcW w:type="dxa" w:w="2304"/>
             <w:shd w:fill="FFFFFF"/>
           </w:tcPr>
           <w:p>
@@ -661,15 +635,15 @@
               <w:rPr>
                 <w:rFonts w:ascii="Calibri" w:hAnsi="Calibri"/>
                 <w:color w:val="334155"/>
-                <w:sz w:val="18"/>
+                <w:sz w:val="17"/>
               </w:rPr>
-              <w:t>Client awards gig milestone project</w:t>
+              <w:t>Gig milestone project award</w:t>
             </w:r>
           </w:p>
         </w:tc>
         <w:tc>
           <w:tcPr>
-            <w:tcW w:type="dxa" w:w="1728"/>
+            <w:tcW w:type="dxa" w:w="1872"/>
             <w:shd w:fill="FFFFFF"/>
           </w:tcPr>
           <w:p>
@@ -680,15 +654,15 @@
               <w:rPr>
                 <w:rFonts w:ascii="Calibri" w:hAnsi="Calibri"/>
                 <w:color w:val="334155"/>
-                <w:sz w:val="18"/>
+                <w:sz w:val="17"/>
               </w:rPr>
-              <w:t>Enterprise Admin (P-04)</w:t>
+              <w:t>Enterprise Admin (P-06)</w:t>
             </w:r>
           </w:p>
         </w:tc>
         <w:tc>
           <w:tcPr>
-            <w:tcW w:type="dxa" w:w="1728"/>
+            <w:tcW w:type="dxa" w:w="2304"/>
             <w:shd w:fill="FFFFFF"/>
           </w:tcPr>
           <w:p>
@@ -699,9 +673,9 @@
               <w:rPr>
                 <w:rFonts w:ascii="Calibri" w:hAnsi="Calibri"/>
                 <w:color w:val="334155"/>
-                <w:sz w:val="18"/>
+                <w:sz w:val="17"/>
               </w:rPr>
-              <w:t>PostgreSQL GiST exclusion constraint guarantees zero calendar overlap</w:t>
+              <w:t>PostgreSQL GiST exclusion constraint guarantees zero calendar overlap.</w:t>
             </w:r>
           </w:p>
         </w:tc>
@@ -709,7 +683,7 @@
       <w:tr>
         <w:tc>
           <w:tcPr>
-            <w:tcW w:type="dxa" w:w="1152"/>
+            <w:tcW w:type="dxa" w:w="1008"/>
             <w:shd w:fill="F8FAFC"/>
           </w:tcPr>
           <w:p>
@@ -720,7 +694,7 @@
               <w:rPr>
                 <w:rFonts w:ascii="Calibri" w:hAnsi="Calibri"/>
                 <w:color w:val="334155"/>
-                <w:sz w:val="18"/>
+                <w:sz w:val="17"/>
               </w:rPr>
               <w:t>WF-06</w:t>
             </w:r>
@@ -739,15 +713,15 @@
               <w:rPr>
                 <w:rFonts w:ascii="Calibri" w:hAnsi="Calibri"/>
                 <w:color w:val="334155"/>
-                <w:sz w:val="18"/>
+                <w:sz w:val="17"/>
               </w:rPr>
-              <w:t>Subscription Licensing &amp; Seat Provision</w:t>
+              <w:t>Subscription Licensing &amp; Seat Quotas</w:t>
             </w:r>
           </w:p>
         </w:tc>
         <w:tc>
           <w:tcPr>
-            <w:tcW w:type="dxa" w:w="2160"/>
+            <w:tcW w:type="dxa" w:w="2304"/>
             <w:shd w:fill="F8FAFC"/>
           </w:tcPr>
           <w:p>
@@ -758,15 +732,15 @@
               <w:rPr>
                 <w:rFonts w:ascii="Calibri" w:hAnsi="Calibri"/>
                 <w:color w:val="334155"/>
-                <w:sz w:val="18"/>
+                <w:sz w:val="17"/>
               </w:rPr>
-              <w:t>Enterprise purchases license tier</w:t>
+              <w:t>Enterprise license tier purchase</w:t>
             </w:r>
           </w:p>
         </w:tc>
         <w:tc>
           <w:tcPr>
-            <w:tcW w:type="dxa" w:w="1728"/>
+            <w:tcW w:type="dxa" w:w="1872"/>
             <w:shd w:fill="F8FAFC"/>
           </w:tcPr>
           <w:p>
@@ -777,15 +751,15 @@
               <w:rPr>
                 <w:rFonts w:ascii="Calibri" w:hAnsi="Calibri"/>
                 <w:color w:val="334155"/>
-                <w:sz w:val="18"/>
+                <w:sz w:val="17"/>
               </w:rPr>
-              <w:t>Executive Leader (P-06)</w:t>
+              <w:t>Executive Leader (P-04)</w:t>
             </w:r>
           </w:p>
         </w:tc>
         <w:tc>
           <w:tcPr>
-            <w:tcW w:type="dxa" w:w="1728"/>
+            <w:tcW w:type="dxa" w:w="2304"/>
             <w:shd w:fill="F8FAFC"/>
           </w:tcPr>
           <w:p>
@@ -796,9 +770,9 @@
               <w:rPr>
                 <w:rFonts w:ascii="Calibri" w:hAnsi="Calibri"/>
                 <w:color w:val="334155"/>
-                <w:sz w:val="18"/>
+                <w:sz w:val="17"/>
               </w:rPr>
-              <w:t>Hard cap on recruiter seat assignments matching purchased quota</w:t>
+              <w:t>Hard cap on recruiter seat assignments matching purchased quota.</w:t>
             </w:r>
           </w:p>
         </w:tc>
@@ -806,7 +780,7 @@
       <w:tr>
         <w:tc>
           <w:tcPr>
-            <w:tcW w:type="dxa" w:w="1152"/>
+            <w:tcW w:type="dxa" w:w="1008"/>
             <w:shd w:fill="FFFFFF"/>
           </w:tcPr>
           <w:p>
@@ -817,7 +791,7 @@
               <w:rPr>
                 <w:rFonts w:ascii="Calibri" w:hAnsi="Calibri"/>
                 <w:color w:val="334155"/>
-                <w:sz w:val="18"/>
+                <w:sz w:val="17"/>
               </w:rPr>
               <w:t>WF-07</w:t>
             </w:r>
@@ -836,7 +810,7 @@
               <w:rPr>
                 <w:rFonts w:ascii="Calibri" w:hAnsi="Calibri"/>
                 <w:color w:val="334155"/>
-                <w:sz w:val="18"/>
+                <w:sz w:val="17"/>
               </w:rPr>
               <w:t>Wallet Payout &amp; Dispute Resolution</w:t>
             </w:r>
@@ -844,7 +818,7 @@
         </w:tc>
         <w:tc>
           <w:tcPr>
-            <w:tcW w:type="dxa" w:w="2160"/>
+            <w:tcW w:type="dxa" w:w="2304"/>
             <w:shd w:fill="FFFFFF"/>
           </w:tcPr>
           <w:p>
@@ -855,15 +829,15 @@
               <w:rPr>
                 <w:rFonts w:ascii="Calibri" w:hAnsi="Calibri"/>
                 <w:color w:val="334155"/>
-                <w:sz w:val="18"/>
+                <w:sz w:val="17"/>
               </w:rPr>
-              <w:t>Milestone sign-off or cancellation</w:t>
+              <w:t>Milestone completion or cancellation</w:t>
             </w:r>
           </w:p>
         </w:tc>
         <w:tc>
           <w:tcPr>
-            <w:tcW w:type="dxa" w:w="1728"/>
+            <w:tcW w:type="dxa" w:w="1872"/>
             <w:shd w:fill="FFFFFF"/>
           </w:tcPr>
           <w:p>
@@ -874,7 +848,7 @@
               <w:rPr>
                 <w:rFonts w:ascii="Calibri" w:hAnsi="Calibri"/>
                 <w:color w:val="334155"/>
-                <w:sz w:val="18"/>
+                <w:sz w:val="17"/>
               </w:rPr>
               <w:t>Gig Worker (P-03)</w:t>
             </w:r>
@@ -882,7 +856,7 @@
         </w:tc>
         <w:tc>
           <w:tcPr>
-            <w:tcW w:type="dxa" w:w="1728"/>
+            <w:tcW w:type="dxa" w:w="2304"/>
             <w:shd w:fill="FFFFFF"/>
           </w:tcPr>
           <w:p>
@@ -893,9 +867,9 @@
               <w:rPr>
                 <w:rFonts w:ascii="Calibri" w:hAnsi="Calibri"/>
                 <w:color w:val="334155"/>
-                <w:sz w:val="18"/>
+                <w:sz w:val="17"/>
               </w:rPr>
-              <w:t>Double-entry append-only ledger; automated balance reconciliation</w:t>
+              <w:t>Double-entry append-only ledger; automated balance reconciliation.</w:t>
             </w:r>
           </w:p>
         </w:tc>
@@ -914,7 +888,7 @@
           <w:color w:val="0F172A"/>
           <w:sz w:val="30"/>
         </w:rPr>
-        <w:t>3. Deep-Dive Specification of Core Workflows</w:t>
+        <w:t>3. Detailed 6-Parameter Workflow Specifications</w:t>
       </w:r>
     </w:p>
     <w:p>
@@ -927,7 +901,7 @@
           <w:rFonts w:ascii="Calibri" w:hAnsi="Calibri"/>
           <w:b/>
           <w:color w:val="1E3A8A"/>
-          <w:sz w:val="25"/>
+          <w:sz w:val="24"/>
         </w:rPr>
         <w:t>3.1 WF-01: Candidate Onboarding &amp; Privacy Shield</w:t>
       </w:r>
@@ -952,7 +926,7 @@
           <w:color w:val="334155"/>
           <w:sz w:val="21"/>
         </w:rPr>
-        <w:t>Candidate signs up via canonical email, creates profile headline, and uploads resume document.</w:t>
+        <w:t>Candidate registers via portal with canonical email and uploads resume.</w:t>
       </w:r>
     </w:p>
     <w:p>
@@ -975,13 +949,7 @@
           <w:color w:val="334155"/>
           <w:sz w:val="21"/>
         </w:rPr>
-        <w:t>1. User account created in administration.user_account; password hashed with Argon2id.</w:t>
-        <w:br/>
-        <w:t>2. Candidate profile provisioned in profile.candidate_profile.</w:t>
-        <w:br/>
-        <w:t>3. Resume parsed into structured skill vectors.</w:t>
-        <w:br/>
-        <w:t>4. Candidate configures employer block-list entries (e.g. Current Employer) in administration.candidate_block_list.</w:t>
+        <w:t>1. Hash password with Argon2id -&gt; 2. Provision candidate_profile -&gt; 3. Extract skill vectors -&gt; 4. Insert blocked employer IDs into candidate_block_list -&gt; 5. Record consent in dpdp_consent_record.</w:t>
       </w:r>
     </w:p>
     <w:p>
@@ -996,7 +964,7 @@
           <w:color w:val="0F172A"/>
           <w:sz w:val="21"/>
         </w:rPr>
-        <w:t xml:space="preserve">Privacy Decision Point: </w:t>
+        <w:t xml:space="preserve">Actors: </w:t>
       </w:r>
       <w:r>
         <w:rPr>
@@ -1004,7 +972,7 @@
           <w:color w:val="334155"/>
           <w:sz w:val="21"/>
         </w:rPr>
-        <w:t>When recruiters search the candidate pool, the query dynamically evaluates the candidate_block_list anti-join view. If recruiter's organisation matches a blocked employer, the candidate record is completely excluded from search results.</w:t>
+        <w:t>Candidate (P-02), Automated System Daemon (P-12).</w:t>
       </w:r>
     </w:p>
     <w:p>
@@ -1019,7 +987,7 @@
           <w:color w:val="0F172A"/>
           <w:sz w:val="21"/>
         </w:rPr>
-        <w:t xml:space="preserve">Output / Post-Condition: </w:t>
+        <w:t xml:space="preserve">Decisions: </w:t>
       </w:r>
       <w:r>
         <w:rPr>
@@ -1027,7 +995,53 @@
           <w:color w:val="334155"/>
           <w:sz w:val="21"/>
         </w:rPr>
-        <w:t>Candidate profile is publicly searchable except to blocked organizations; audit log records consent timestamp.</w:t>
+        <w:t>Is phone E.164 valid? (Yes -&gt; proceed). Is employer block list specified? (Yes -&gt; activate anti-join).</w:t>
+      </w:r>
+    </w:p>
+    <w:p>
+      <w:pPr>
+        <w:pStyle w:val="ListBullet"/>
+        <w:spacing w:before="0" w:after="60" w:line="276" w:lineRule="auto"/>
+      </w:pPr>
+      <w:r>
+        <w:rPr>
+          <w:rFonts w:ascii="Calibri" w:hAnsi="Calibri"/>
+          <w:b/>
+          <w:color w:val="0F172A"/>
+          <w:sz w:val="21"/>
+        </w:rPr>
+        <w:t xml:space="preserve">Exceptions: </w:t>
+      </w:r>
+      <w:r>
+        <w:rPr>
+          <w:rFonts w:ascii="Calibri" w:hAnsi="Calibri"/>
+          <w:color w:val="334155"/>
+          <w:sz w:val="21"/>
+        </w:rPr>
+        <w:t>Duplicate email unique violation; invalid phone format rejected.</w:t>
+      </w:r>
+    </w:p>
+    <w:p>
+      <w:pPr>
+        <w:pStyle w:val="ListBullet"/>
+        <w:spacing w:before="0" w:after="60" w:line="276" w:lineRule="auto"/>
+      </w:pPr>
+      <w:r>
+        <w:rPr>
+          <w:rFonts w:ascii="Calibri" w:hAnsi="Calibri"/>
+          <w:b/>
+          <w:color w:val="0F172A"/>
+          <w:sz w:val="21"/>
+        </w:rPr>
+        <w:t xml:space="preserve">Outputs: </w:t>
+      </w:r>
+      <w:r>
+        <w:rPr>
+          <w:rFonts w:ascii="Calibri" w:hAnsi="Calibri"/>
+          <w:color w:val="334155"/>
+          <w:sz w:val="21"/>
+        </w:rPr>
+        <w:t>Activated candidate profile discoverable to all recruiters except blocked corporate entities.</w:t>
       </w:r>
     </w:p>
     <w:p>
@@ -1040,9 +1054,9 @@
           <w:rFonts w:ascii="Calibri" w:hAnsi="Calibri"/>
           <w:b/>
           <w:color w:val="1E3A8A"/>
-          <w:sz w:val="25"/>
+          <w:sz w:val="24"/>
         </w:rPr>
-        <w:t>3.2 WF-04: Recruiter Talent Sourcing &amp; Resume Unlock</w:t>
+        <w:t>3.2 WF-04: Talent Sourcing &amp; Resume Unlock</w:t>
       </w:r>
     </w:p>
     <w:p>
@@ -1065,7 +1079,7 @@
           <w:color w:val="334155"/>
           <w:sz w:val="21"/>
         </w:rPr>
-        <w:t>Recruiter finds anonymized candidate profile and requests full contact details.</w:t>
+        <w:t>Recruiter requests unmasked contact details and full resume for an anonymized candidate.</w:t>
       </w:r>
     </w:p>
     <w:p>
@@ -1088,15 +1102,7 @@
           <w:color w:val="334155"/>
           <w:sz w:val="21"/>
         </w:rPr>
-        <w:t>1. System checks recruiter organization subscription licence and available monthly download credits.</w:t>
-        <w:br/>
-        <w:t>2. If credits &gt;= unlock fee, deduct fee credits from subscription allowance.</w:t>
-        <w:br/>
-        <w:t>3. If credits exhausted, verify organization wallet account cleared balance.</w:t>
-        <w:br/>
-        <w:t>4. Execute atomic transaction: record profile_download_history entry, post debit to billing.wallet_ledger, recalculate wallet balance.</w:t>
-        <w:br/>
-        <w:t>5. Reveal candidate PII and grant unmasked PDF resume download access.</w:t>
+        <w:t>1. Verify subscription download credits -&gt; 2. If 0, verify wallet cleared balance -&gt; 3. Atomically debit credit/wallet -&gt; 4. Insert profile_download_history -&gt; 5. Unmask candidate PII.</w:t>
       </w:r>
     </w:p>
     <w:p>
@@ -1111,7 +1117,7 @@
           <w:color w:val="0F172A"/>
           <w:sz w:val="21"/>
         </w:rPr>
-        <w:t xml:space="preserve">Output / Post-Condition: </w:t>
+        <w:t xml:space="preserve">Actors: </w:t>
       </w:r>
       <w:r>
         <w:rPr>
@@ -1119,7 +1125,76 @@
           <w:color w:val="334155"/>
           <w:sz w:val="21"/>
         </w:rPr>
-        <w:t>Atomic debit transaction succeeds; download history logged with tamper-proof timestamp.</w:t>
+        <w:t>Corporate Recruiter (P-01), Staffing Consultant (P-05), Candidate (P-02).</w:t>
+      </w:r>
+    </w:p>
+    <w:p>
+      <w:pPr>
+        <w:pStyle w:val="ListBullet"/>
+        <w:spacing w:before="0" w:after="60" w:line="276" w:lineRule="auto"/>
+      </w:pPr>
+      <w:r>
+        <w:rPr>
+          <w:rFonts w:ascii="Calibri" w:hAnsi="Calibri"/>
+          <w:b/>
+          <w:color w:val="0F172A"/>
+          <w:sz w:val="21"/>
+        </w:rPr>
+        <w:t xml:space="preserve">Decisions: </w:t>
+      </w:r>
+      <w:r>
+        <w:rPr>
+          <w:rFonts w:ascii="Calibri" w:hAnsi="Calibri"/>
+          <w:color w:val="334155"/>
+          <w:sz w:val="21"/>
+        </w:rPr>
+        <w:t>Are download credits or wallet funds sufficient? (Yes -&gt; unlock; No -&gt; abort with EXC-02).</w:t>
+      </w:r>
+    </w:p>
+    <w:p>
+      <w:pPr>
+        <w:pStyle w:val="ListBullet"/>
+        <w:spacing w:before="0" w:after="60" w:line="276" w:lineRule="auto"/>
+      </w:pPr>
+      <w:r>
+        <w:rPr>
+          <w:rFonts w:ascii="Calibri" w:hAnsi="Calibri"/>
+          <w:b/>
+          <w:color w:val="0F172A"/>
+          <w:sz w:val="21"/>
+        </w:rPr>
+        <w:t xml:space="preserve">Exceptions: </w:t>
+      </w:r>
+      <w:r>
+        <w:rPr>
+          <w:rFonts w:ascii="Calibri" w:hAnsi="Calibri"/>
+          <w:color w:val="334155"/>
+          <w:sz w:val="21"/>
+        </w:rPr>
+        <w:t>Insufficient wallet balance (EXC-02); recruiter org in candidate block list (zero rows).</w:t>
+      </w:r>
+    </w:p>
+    <w:p>
+      <w:pPr>
+        <w:pStyle w:val="ListBullet"/>
+        <w:spacing w:before="0" w:after="60" w:line="276" w:lineRule="auto"/>
+      </w:pPr>
+      <w:r>
+        <w:rPr>
+          <w:rFonts w:ascii="Calibri" w:hAnsi="Calibri"/>
+          <w:b/>
+          <w:color w:val="0F172A"/>
+          <w:sz w:val="21"/>
+        </w:rPr>
+        <w:t xml:space="preserve">Outputs: </w:t>
+      </w:r>
+      <w:r>
+        <w:rPr>
+          <w:rFonts w:ascii="Calibri" w:hAnsi="Calibri"/>
+          <w:color w:val="334155"/>
+          <w:sz w:val="21"/>
+        </w:rPr>
+        <w:t>Candidate PII unmasked; immutable download receipt recorded; financial balance synchronized.</w:t>
       </w:r>
     </w:p>
     <w:p>
@@ -1132,9 +1207,9 @@
           <w:rFonts w:ascii="Calibri" w:hAnsi="Calibri"/>
           <w:b/>
           <w:color w:val="1E3A8A"/>
-          <w:sz w:val="25"/>
+          <w:sz w:val="24"/>
         </w:rPr>
-        <w:t>3.3 WF-05: Gig Contracting &amp; Temporal Conflict Guard</w:t>
+        <w:t>3.3 WF-05: Gig Contracting &amp; Temporal Collision Guard</w:t>
       </w:r>
     </w:p>
     <w:p>
@@ -1157,7 +1232,7 @@
           <w:color w:val="334155"/>
           <w:sz w:val="21"/>
         </w:rPr>
-        <w:t>Hiring organization creates milestone gig contract award for selected freelancer.</w:t>
+        <w:t>Client awards milestone gig contract to an independent freelancer.</w:t>
       </w:r>
     </w:p>
     <w:p>
@@ -1180,15 +1255,7 @@
           <w:color w:val="334155"/>
           <w:sz w:val="21"/>
         </w:rPr>
-        <w:t>1. Organization inputs contract code, compensation amount, and start/end dates [start_date, end_date].</w:t>
-        <w:br/>
-        <w:t>2. Database attempts to INSERT into gig.gig_contract with contract_validity_period.</w:t>
-        <w:br/>
-        <w:t>3. PostgreSQL evaluates EXCLUDE USING gist (gig_worker_profile_id WITH =, contract_validity_period WITH &amp;&amp;).</w:t>
-        <w:br/>
-        <w:t>4. If overlapping contract exists for that worker, database throws exclusion_violation (code 23P01) and aborts transaction.</w:t>
-        <w:br/>
-        <w:t>5. If no overlap, contract is marked SCHEDULED and escrow funds are locked in wallet account.</w:t>
+        <w:t>1. Client inputs contract code, compensation, and start/end dates -&gt; 2. Database executes INSERT into gig_contract -&gt; 3. PostgreSQL evaluates EXCLUDE USING gist -&gt; 4. If overlap, abort (23P01) -&gt; 5. If valid, commit as SCHEDULED and lock escrow.</w:t>
       </w:r>
     </w:p>
     <w:p>
@@ -1203,7 +1270,7 @@
           <w:color w:val="0F172A"/>
           <w:sz w:val="21"/>
         </w:rPr>
-        <w:t xml:space="preserve">Output / Post-Condition: </w:t>
+        <w:t xml:space="preserve">Actors: </w:t>
       </w:r>
       <w:r>
         <w:rPr>
@@ -1211,7 +1278,76 @@
           <w:color w:val="334155"/>
           <w:sz w:val="21"/>
         </w:rPr>
-        <w:t>Contract is committed; worker availability calendar is automatically updated; double-booking is mathematically prevented.</w:t>
+        <w:t>Gig Worker (P-03), Enterprise Admin (P-06), SMB Employer (P-09).</w:t>
+      </w:r>
+    </w:p>
+    <w:p>
+      <w:pPr>
+        <w:pStyle w:val="ListBullet"/>
+        <w:spacing w:before="0" w:after="60" w:line="276" w:lineRule="auto"/>
+      </w:pPr>
+      <w:r>
+        <w:rPr>
+          <w:rFonts w:ascii="Calibri" w:hAnsi="Calibri"/>
+          <w:b/>
+          <w:color w:val="0F172A"/>
+          <w:sz w:val="21"/>
+        </w:rPr>
+        <w:t xml:space="preserve">Decisions: </w:t>
+      </w:r>
+      <w:r>
+        <w:rPr>
+          <w:rFonts w:ascii="Calibri" w:hAnsi="Calibri"/>
+          <w:color w:val="334155"/>
+          <w:sz w:val="21"/>
+        </w:rPr>
+        <w:t>Does freelancer have conflicting contract booking? (Yes -&gt; abort; No -&gt; schedule).</w:t>
+      </w:r>
+    </w:p>
+    <w:p>
+      <w:pPr>
+        <w:pStyle w:val="ListBullet"/>
+        <w:spacing w:before="0" w:after="60" w:line="276" w:lineRule="auto"/>
+      </w:pPr>
+      <w:r>
+        <w:rPr>
+          <w:rFonts w:ascii="Calibri" w:hAnsi="Calibri"/>
+          <w:b/>
+          <w:color w:val="0F172A"/>
+          <w:sz w:val="21"/>
+        </w:rPr>
+        <w:t xml:space="preserve">Exceptions: </w:t>
+      </w:r>
+      <w:r>
+        <w:rPr>
+          <w:rFonts w:ascii="Calibri" w:hAnsi="Calibri"/>
+          <w:color w:val="334155"/>
+          <w:sz w:val="21"/>
+        </w:rPr>
+        <w:t>Temporal overlap collision (EXC-01); client wallet escrow failure (EXC-02).</w:t>
+      </w:r>
+    </w:p>
+    <w:p>
+      <w:pPr>
+        <w:pStyle w:val="ListBullet"/>
+        <w:spacing w:before="0" w:after="60" w:line="276" w:lineRule="auto"/>
+      </w:pPr>
+      <w:r>
+        <w:rPr>
+          <w:rFonts w:ascii="Calibri" w:hAnsi="Calibri"/>
+          <w:b/>
+          <w:color w:val="0F172A"/>
+          <w:sz w:val="21"/>
+        </w:rPr>
+        <w:t xml:space="preserve">Outputs: </w:t>
+      </w:r>
+      <w:r>
+        <w:rPr>
+          <w:rFonts w:ascii="Calibri" w:hAnsi="Calibri"/>
+          <w:color w:val="334155"/>
+          <w:sz w:val="21"/>
+        </w:rPr>
+        <w:t>Contract committed; worker calendar updated; double-booking mathematically prevented.</w:t>
       </w:r>
     </w:p>
     <w:p>
@@ -1226,20 +1362,7 @@
           <w:color w:val="0F172A"/>
           <w:sz w:val="30"/>
         </w:rPr>
-        <w:t>4. Comprehensive Exception &amp; Compensation Catalogue</w:t>
-      </w:r>
-    </w:p>
-    <w:p>
-      <w:pPr>
-        <w:spacing w:before="0" w:after="120" w:line="276" w:lineRule="auto"/>
-      </w:pPr>
-      <w:r>
-        <w:rPr>
-          <w:rFonts w:ascii="Calibri" w:hAnsi="Calibri"/>
-          <w:color w:val="334155"/>
-          <w:sz w:val="21"/>
-        </w:rPr>
-        <w:t>To avoid the common anti-pattern of 'happy-path-only' modeling, Talentra explicitly models failure, cancellation, retry, and timeout mitigation paths:</w:t>
+        <w:t>4. 4-Category Exception, Failure &amp; Compensation Catalogue</w:t>
       </w:r>
     </w:p>
     <w:tbl>
@@ -1259,7 +1382,7 @@
       <w:tr>
         <w:tc>
           <w:tcPr>
-            <w:tcW w:type="dxa" w:w="1152"/>
+            <w:tcW w:type="dxa" w:w="1008"/>
             <w:shd w:fill="1E3A8A"/>
           </w:tcPr>
           <w:p>
@@ -1271,15 +1394,15 @@
                 <w:rFonts w:ascii="Calibri" w:hAnsi="Calibri"/>
                 <w:b/>
                 <w:color w:val="FFFFFF"/>
-                <w:sz w:val="19"/>
+                <w:sz w:val="18"/>
               </w:rPr>
-              <w:t>Exception ID</w:t>
+              <w:t>ID</w:t>
             </w:r>
           </w:p>
         </w:tc>
         <w:tc>
           <w:tcPr>
-            <w:tcW w:type="dxa" w:w="2016"/>
+            <w:tcW w:type="dxa" w:w="1584"/>
             <w:shd w:fill="1E3A8A"/>
           </w:tcPr>
           <w:p>
@@ -1291,29 +1414,9 @@
                 <w:rFonts w:ascii="Calibri" w:hAnsi="Calibri"/>
                 <w:b/>
                 <w:color w:val="FFFFFF"/>
-                <w:sz w:val="19"/>
+                <w:sz w:val="18"/>
               </w:rPr>
-              <w:t>Failure / Edge Scenario</w:t>
-            </w:r>
-          </w:p>
-        </w:tc>
-        <w:tc>
-          <w:tcPr>
-            <w:tcW w:type="dxa" w:w="2160"/>
-            <w:shd w:fill="1E3A8A"/>
-          </w:tcPr>
-          <w:p>
-            <w:pPr>
-              <w:jc w:val="left"/>
-            </w:pPr>
-            <w:r>
-              <w:rPr>
-                <w:rFonts w:ascii="Calibri" w:hAnsi="Calibri"/>
-                <w:b/>
-                <w:color w:val="FFFFFF"/>
-                <w:sz w:val="19"/>
-              </w:rPr>
-              <w:t>Triggering Condition</w:t>
+              <w:t>Category</w:t>
             </w:r>
           </w:p>
         </w:tc>
@@ -1331,15 +1434,15 @@
                 <w:rFonts w:ascii="Calibri" w:hAnsi="Calibri"/>
                 <w:b/>
                 <w:color w:val="FFFFFF"/>
-                <w:sz w:val="19"/>
+                <w:sz w:val="18"/>
               </w:rPr>
-              <w:t>System Mitigation &amp; Rollback Action</w:t>
+              <w:t>Failure Condition</w:t>
             </w:r>
           </w:p>
         </w:tc>
         <w:tc>
           <w:tcPr>
-            <w:tcW w:type="dxa" w:w="1440"/>
+            <w:tcW w:type="dxa" w:w="3312"/>
             <w:shd w:fill="1E3A8A"/>
           </w:tcPr>
           <w:p>
@@ -1351,7 +1454,27 @@
                 <w:rFonts w:ascii="Calibri" w:hAnsi="Calibri"/>
                 <w:b/>
                 <w:color w:val="FFFFFF"/>
-                <w:sz w:val="19"/>
+                <w:sz w:val="18"/>
+              </w:rPr>
+              <w:t>Mitigation Strategy &amp; Rollback</w:t>
+            </w:r>
+          </w:p>
+        </w:tc>
+        <w:tc>
+          <w:tcPr>
+            <w:tcW w:type="dxa" w:w="1584"/>
+            <w:shd w:fill="1E3A8A"/>
+          </w:tcPr>
+          <w:p>
+            <w:pPr>
+              <w:jc w:val="left"/>
+            </w:pPr>
+            <w:r>
+              <w:rPr>
+                <w:rFonts w:ascii="Calibri" w:hAnsi="Calibri"/>
+                <w:b/>
+                <w:color w:val="FFFFFF"/>
+                <w:sz w:val="18"/>
               </w:rPr>
               <w:t>Final System State</w:t>
             </w:r>
@@ -1361,7 +1484,7 @@
       <w:tr>
         <w:tc>
           <w:tcPr>
-            <w:tcW w:type="dxa" w:w="1152"/>
+            <w:tcW w:type="dxa" w:w="1008"/>
             <w:shd w:fill="FFFFFF"/>
           </w:tcPr>
           <w:p>
@@ -1372,7 +1495,7 @@
               <w:rPr>
                 <w:rFonts w:ascii="Calibri" w:hAnsi="Calibri"/>
                 <w:color w:val="334155"/>
-                <w:sz w:val="18"/>
+                <w:sz w:val="17"/>
               </w:rPr>
               <w:t>EXC-01</w:t>
             </w:r>
@@ -1380,7 +1503,7 @@
         </w:tc>
         <w:tc>
           <w:tcPr>
-            <w:tcW w:type="dxa" w:w="2016"/>
+            <w:tcW w:type="dxa" w:w="1584"/>
             <w:shd w:fill="FFFFFF"/>
           </w:tcPr>
           <w:p>
@@ -1391,28 +1514,9 @@
               <w:rPr>
                 <w:rFonts w:ascii="Calibri" w:hAnsi="Calibri"/>
                 <w:color w:val="334155"/>
-                <w:sz w:val="18"/>
+                <w:sz w:val="17"/>
               </w:rPr>
-              <w:t>Concurrent Gig Scheduling Conflict</w:t>
-            </w:r>
-          </w:p>
-        </w:tc>
-        <w:tc>
-          <w:tcPr>
-            <w:tcW w:type="dxa" w:w="2160"/>
-            <w:shd w:fill="FFFFFF"/>
-          </w:tcPr>
-          <w:p>
-            <w:pPr>
-              <w:jc w:val="left"/>
-            </w:pPr>
-            <w:r>
-              <w:rPr>
-                <w:rFonts w:ascii="Calibri" w:hAnsi="Calibri"/>
-                <w:color w:val="334155"/>
-                <w:sz w:val="18"/>
-              </w:rPr>
-              <w:t>Two recruiters attempt to book same gig worker for overlapping dates</w:t>
+              <w:t>Cancel Path</w:t>
             </w:r>
           </w:p>
         </w:tc>
@@ -1429,15 +1533,15 @@
               <w:rPr>
                 <w:rFonts w:ascii="Calibri" w:hAnsi="Calibri"/>
                 <w:color w:val="334155"/>
-                <w:sz w:val="18"/>
+                <w:sz w:val="17"/>
               </w:rPr>
-              <w:t>GiST exclusion constraint aborts second transaction immediately with code 23P01</w:t>
+              <w:t>Candidate Application Withdrawal</w:t>
             </w:r>
           </w:p>
         </w:tc>
         <w:tc>
           <w:tcPr>
-            <w:tcW w:type="dxa" w:w="1440"/>
+            <w:tcW w:type="dxa" w:w="3312"/>
             <w:shd w:fill="FFFFFF"/>
           </w:tcPr>
           <w:p>
@@ -1448,9 +1552,28 @@
               <w:rPr>
                 <w:rFonts w:ascii="Calibri" w:hAnsi="Calibri"/>
                 <w:color w:val="334155"/>
-                <w:sz w:val="18"/>
+                <w:sz w:val="17"/>
               </w:rPr>
-              <w:t>First booking succeeds; second recruiter receives conflict alert with available dates</w:t>
+              <w:t>Application moves to WITHDRAWN; questionnaire archived; recruiter notified.</w:t>
+            </w:r>
+          </w:p>
+        </w:tc>
+        <w:tc>
+          <w:tcPr>
+            <w:tcW w:type="dxa" w:w="1584"/>
+            <w:shd w:fill="FFFFFF"/>
+          </w:tcPr>
+          <w:p>
+            <w:pPr>
+              <w:jc w:val="left"/>
+            </w:pPr>
+            <w:r>
+              <w:rPr>
+                <w:rFonts w:ascii="Calibri" w:hAnsi="Calibri"/>
+                <w:color w:val="334155"/>
+                <w:sz w:val="17"/>
+              </w:rPr>
+              <w:t>Terminal WITHDRAWN; removed from active recruiter pipeline.</w:t>
             </w:r>
           </w:p>
         </w:tc>
@@ -1458,7 +1581,7 @@
       <w:tr>
         <w:tc>
           <w:tcPr>
-            <w:tcW w:type="dxa" w:w="1152"/>
+            <w:tcW w:type="dxa" w:w="1008"/>
             <w:shd w:fill="F8FAFC"/>
           </w:tcPr>
           <w:p>
@@ -1469,7 +1592,7 @@
               <w:rPr>
                 <w:rFonts w:ascii="Calibri" w:hAnsi="Calibri"/>
                 <w:color w:val="334155"/>
-                <w:sz w:val="18"/>
+                <w:sz w:val="17"/>
               </w:rPr>
               <w:t>EXC-02</w:t>
             </w:r>
@@ -1477,7 +1600,7 @@
         </w:tc>
         <w:tc>
           <w:tcPr>
-            <w:tcW w:type="dxa" w:w="2016"/>
+            <w:tcW w:type="dxa" w:w="1584"/>
             <w:shd w:fill="F8FAFC"/>
           </w:tcPr>
           <w:p>
@@ -1488,28 +1611,9 @@
               <w:rPr>
                 <w:rFonts w:ascii="Calibri" w:hAnsi="Calibri"/>
                 <w:color w:val="334155"/>
-                <w:sz w:val="18"/>
+                <w:sz w:val="17"/>
               </w:rPr>
-              <w:t>Wallet Balance Insufficient</w:t>
-            </w:r>
-          </w:p>
-        </w:tc>
-        <w:tc>
-          <w:tcPr>
-            <w:tcW w:type="dxa" w:w="2160"/>
-            <w:shd w:fill="F8FAFC"/>
-          </w:tcPr>
-          <w:p>
-            <w:pPr>
-              <w:jc w:val="left"/>
-            </w:pPr>
-            <w:r>
-              <w:rPr>
-                <w:rFonts w:ascii="Calibri" w:hAnsi="Calibri"/>
-                <w:color w:val="334155"/>
-                <w:sz w:val="18"/>
-              </w:rPr>
-              <w:t>Recruiter attempts resume unlock or gig award without sufficient cleared funds</w:t>
+              <w:t>Cancel Path</w:t>
             </w:r>
           </w:p>
         </w:tc>
@@ -1526,15 +1630,15 @@
               <w:rPr>
                 <w:rFonts w:ascii="Calibri" w:hAnsi="Calibri"/>
                 <w:color w:val="334155"/>
-                <w:sz w:val="18"/>
+                <w:sz w:val="17"/>
               </w:rPr>
-              <w:t>Pre-check evaluates cleared_balance - unlock_fee &lt; 0; transaction rejected</w:t>
+              <w:t>Recruiter Requisition Cancellation</w:t>
             </w:r>
           </w:p>
         </w:tc>
         <w:tc>
           <w:tcPr>
-            <w:tcW w:type="dxa" w:w="1440"/>
+            <w:tcW w:type="dxa" w:w="3312"/>
             <w:shd w:fill="F8FAFC"/>
           </w:tcPr>
           <w:p>
@@ -1545,9 +1649,28 @@
               <w:rPr>
                 <w:rFonts w:ascii="Calibri" w:hAnsi="Calibri"/>
                 <w:color w:val="334155"/>
-                <w:sz w:val="18"/>
+                <w:sz w:val="17"/>
               </w:rPr>
-              <w:t>Wallet remains unchanged; recruiter prompted to top-up wallet via external payment gateway</w:t>
+              <w:t>Requisition moves to CANCELLED; active applicants notified.</w:t>
+            </w:r>
+          </w:p>
+        </w:tc>
+        <w:tc>
+          <w:tcPr>
+            <w:tcW w:type="dxa" w:w="1584"/>
+            <w:shd w:fill="F8FAFC"/>
+          </w:tcPr>
+          <w:p>
+            <w:pPr>
+              <w:jc w:val="left"/>
+            </w:pPr>
+            <w:r>
+              <w:rPr>
+                <w:rFonts w:ascii="Calibri" w:hAnsi="Calibri"/>
+                <w:color w:val="334155"/>
+                <w:sz w:val="17"/>
+              </w:rPr>
+              <w:t>Requisition CANCELLED; applications move to REQUISITION_CANCELLED.</w:t>
             </w:r>
           </w:p>
         </w:tc>
@@ -1555,7 +1678,7 @@
       <w:tr>
         <w:tc>
           <w:tcPr>
-            <w:tcW w:type="dxa" w:w="1152"/>
+            <w:tcW w:type="dxa" w:w="1008"/>
             <w:shd w:fill="FFFFFF"/>
           </w:tcPr>
           <w:p>
@@ -1566,7 +1689,7 @@
               <w:rPr>
                 <w:rFonts w:ascii="Calibri" w:hAnsi="Calibri"/>
                 <w:color w:val="334155"/>
-                <w:sz w:val="18"/>
+                <w:sz w:val="17"/>
               </w:rPr>
               <w:t>EXC-03</w:t>
             </w:r>
@@ -1574,7 +1697,7 @@
         </w:tc>
         <w:tc>
           <w:tcPr>
-            <w:tcW w:type="dxa" w:w="2016"/>
+            <w:tcW w:type="dxa" w:w="1584"/>
             <w:shd w:fill="FFFFFF"/>
           </w:tcPr>
           <w:p>
@@ -1585,28 +1708,9 @@
               <w:rPr>
                 <w:rFonts w:ascii="Calibri" w:hAnsi="Calibri"/>
                 <w:color w:val="334155"/>
-                <w:sz w:val="18"/>
+                <w:sz w:val="17"/>
               </w:rPr>
-              <w:t>Illegal Lifecycle State Jump</w:t>
-            </w:r>
-          </w:p>
-        </w:tc>
-        <w:tc>
-          <w:tcPr>
-            <w:tcW w:type="dxa" w:w="2160"/>
-            <w:shd w:fill="FFFFFF"/>
-          </w:tcPr>
-          <w:p>
-            <w:pPr>
-              <w:jc w:val="left"/>
-            </w:pPr>
-            <w:r>
-              <w:rPr>
-                <w:rFonts w:ascii="Calibri" w:hAnsi="Calibri"/>
-                <w:color w:val="334155"/>
-                <w:sz w:val="18"/>
-              </w:rPr>
-              <w:t>Recruiter attempts to transition candidate directly from 'APPLIED' to 'HIRED' without interview</w:t>
+              <w:t>Refund Path</w:t>
             </w:r>
           </w:p>
         </w:tc>
@@ -1623,15 +1727,15 @@
               <w:rPr>
                 <w:rFonts w:ascii="Calibri" w:hAnsi="Calibri"/>
                 <w:color w:val="334155"/>
-                <w:sz w:val="18"/>
+                <w:sz w:val="17"/>
               </w:rPr>
-              <w:t>Database check constraint and validation trigger enforce valid state transitions</w:t>
+              <w:t>Gig Milestone Cancellation Refund</w:t>
             </w:r>
           </w:p>
         </w:tc>
         <w:tc>
           <w:tcPr>
-            <w:tcW w:type="dxa" w:w="1440"/>
+            <w:tcW w:type="dxa" w:w="3312"/>
             <w:shd w:fill="FFFFFF"/>
           </w:tcPr>
           <w:p>
@@ -1642,9 +1746,28 @@
               <w:rPr>
                 <w:rFonts w:ascii="Calibri" w:hAnsi="Calibri"/>
                 <w:color w:val="334155"/>
-                <w:sz w:val="18"/>
+                <w:sz w:val="17"/>
               </w:rPr>
-              <w:t>Mutation aborted with exception 'Invalid status transition'; audit event logged</w:t>
+              <w:t>Escrow compensation trigger posts partial refund to client and cancellation compensation to worker.</w:t>
+            </w:r>
+          </w:p>
+        </w:tc>
+        <w:tc>
+          <w:tcPr>
+            <w:tcW w:type="dxa" w:w="1584"/>
+            <w:shd w:fill="FFFFFF"/>
+          </w:tcPr>
+          <w:p>
+            <w:pPr>
+              <w:jc w:val="left"/>
+            </w:pPr>
+            <w:r>
+              <w:rPr>
+                <w:rFonts w:ascii="Calibri" w:hAnsi="Calibri"/>
+                <w:color w:val="334155"/>
+                <w:sz w:val="17"/>
+              </w:rPr>
+              <w:t>Compensating CREDIT and DEBIT posted; contract marked CANCELLED.</w:t>
             </w:r>
           </w:p>
         </w:tc>
@@ -1652,7 +1775,7 @@
       <w:tr>
         <w:tc>
           <w:tcPr>
-            <w:tcW w:type="dxa" w:w="1152"/>
+            <w:tcW w:type="dxa" w:w="1008"/>
             <w:shd w:fill="F8FAFC"/>
           </w:tcPr>
           <w:p>
@@ -1663,7 +1786,7 @@
               <w:rPr>
                 <w:rFonts w:ascii="Calibri" w:hAnsi="Calibri"/>
                 <w:color w:val="334155"/>
-                <w:sz w:val="18"/>
+                <w:sz w:val="17"/>
               </w:rPr>
               <w:t>EXC-04</w:t>
             </w:r>
@@ -1671,7 +1794,7 @@
         </w:tc>
         <w:tc>
           <w:tcPr>
-            <w:tcW w:type="dxa" w:w="2016"/>
+            <w:tcW w:type="dxa" w:w="1584"/>
             <w:shd w:fill="F8FAFC"/>
           </w:tcPr>
           <w:p>
@@ -1682,28 +1805,9 @@
               <w:rPr>
                 <w:rFonts w:ascii="Calibri" w:hAnsi="Calibri"/>
                 <w:color w:val="334155"/>
-                <w:sz w:val="18"/>
+                <w:sz w:val="17"/>
               </w:rPr>
-              <w:t>Simultaneous Multi-Device Session</w:t>
-            </w:r>
-          </w:p>
-        </w:tc>
-        <w:tc>
-          <w:tcPr>
-            <w:tcW w:type="dxa" w:w="2160"/>
-            <w:shd w:fill="F8FAFC"/>
-          </w:tcPr>
-          <w:p>
-            <w:pPr>
-              <w:jc w:val="left"/>
-            </w:pPr>
-            <w:r>
-              <w:rPr>
-                <w:rFonts w:ascii="Calibri" w:hAnsi="Calibri"/>
-                <w:color w:val="334155"/>
-                <w:sz w:val="18"/>
-              </w:rPr>
-              <w:t>User logs in on second device while active session exists</w:t>
+              <w:t>Refund Path</w:t>
             </w:r>
           </w:p>
         </w:tc>
@@ -1720,15 +1824,15 @@
               <w:rPr>
                 <w:rFonts w:ascii="Calibri" w:hAnsi="Calibri"/>
                 <w:color w:val="334155"/>
-                <w:sz w:val="18"/>
+                <w:sz w:val="17"/>
               </w:rPr>
-              <w:t>Stored procedure enforce_single_active_session() invalidates prior session token</w:t>
+              <w:t>Resume Download Error Credit Reversal</w:t>
             </w:r>
           </w:p>
         </w:tc>
         <w:tc>
           <w:tcPr>
-            <w:tcW w:type="dxa" w:w="1440"/>
+            <w:tcW w:type="dxa" w:w="3312"/>
             <w:shd w:fill="F8FAFC"/>
           </w:tcPr>
           <w:p>
@@ -1739,9 +1843,28 @@
               <w:rPr>
                 <w:rFonts w:ascii="Calibri" w:hAnsi="Calibri"/>
                 <w:color w:val="334155"/>
-                <w:sz w:val="18"/>
+                <w:sz w:val="17"/>
               </w:rPr>
-              <w:t>Previous device session terminated; new device granted active session</w:t>
+              <w:t>Support agent flags invalid candidate contact; compensating transaction credits 1 allowance back.</w:t>
+            </w:r>
+          </w:p>
+        </w:tc>
+        <w:tc>
+          <w:tcPr>
+            <w:tcW w:type="dxa" w:w="1584"/>
+            <w:shd w:fill="F8FAFC"/>
+          </w:tcPr>
+          <w:p>
+            <w:pPr>
+              <w:jc w:val="left"/>
+            </w:pPr>
+            <w:r>
+              <w:rPr>
+                <w:rFonts w:ascii="Calibri" w:hAnsi="Calibri"/>
+                <w:color w:val="334155"/>
+                <w:sz w:val="17"/>
+              </w:rPr>
+              <w:t>Reversal recorded in profile_download_history; recruiter credit restored.</w:t>
             </w:r>
           </w:p>
         </w:tc>
@@ -1749,7 +1872,7 @@
       <w:tr>
         <w:tc>
           <w:tcPr>
-            <w:tcW w:type="dxa" w:w="1152"/>
+            <w:tcW w:type="dxa" w:w="1008"/>
             <w:shd w:fill="FFFFFF"/>
           </w:tcPr>
           <w:p>
@@ -1760,7 +1883,7 @@
               <w:rPr>
                 <w:rFonts w:ascii="Calibri" w:hAnsi="Calibri"/>
                 <w:color w:val="334155"/>
-                <w:sz w:val="18"/>
+                <w:sz w:val="17"/>
               </w:rPr>
               <w:t>EXC-05</w:t>
             </w:r>
@@ -1768,7 +1891,7 @@
         </w:tc>
         <w:tc>
           <w:tcPr>
-            <w:tcW w:type="dxa" w:w="2016"/>
+            <w:tcW w:type="dxa" w:w="1584"/>
             <w:shd w:fill="FFFFFF"/>
           </w:tcPr>
           <w:p>
@@ -1779,28 +1902,9 @@
               <w:rPr>
                 <w:rFonts w:ascii="Calibri" w:hAnsi="Calibri"/>
                 <w:color w:val="334155"/>
-                <w:sz w:val="18"/>
+                <w:sz w:val="17"/>
               </w:rPr>
-              <w:t>Webhook Payment Timeout</w:t>
-            </w:r>
-          </w:p>
-        </w:tc>
-        <w:tc>
-          <w:tcPr>
-            <w:tcW w:type="dxa" w:w="2160"/>
-            <w:shd w:fill="FFFFFF"/>
-          </w:tcPr>
-          <w:p>
-            <w:pPr>
-              <w:jc w:val="left"/>
-            </w:pPr>
-            <w:r>
-              <w:rPr>
-                <w:rFonts w:ascii="Calibri" w:hAnsi="Calibri"/>
-                <w:color w:val="334155"/>
-                <w:sz w:val="18"/>
-              </w:rPr>
-              <w:t>External payment gateway webhook times out or delivers duplicate notification</w:t>
+              <w:t>Retry Path</w:t>
             </w:r>
           </w:p>
         </w:tc>
@@ -1817,15 +1921,15 @@
               <w:rPr>
                 <w:rFonts w:ascii="Calibri" w:hAnsi="Calibri"/>
                 <w:color w:val="334155"/>
-                <w:sz w:val="18"/>
+                <w:sz w:val="17"/>
               </w:rPr>
-              <w:t>Idempotency key check on transaction reference; queued for background exponential retry</w:t>
+              <w:t>Payment Webhook Exponential Backoff</w:t>
             </w:r>
           </w:p>
         </w:tc>
         <w:tc>
           <w:tcPr>
-            <w:tcW w:type="dxa" w:w="1440"/>
+            <w:tcW w:type="dxa" w:w="3312"/>
             <w:shd w:fill="FFFFFF"/>
           </w:tcPr>
           <w:p>
@@ -1836,9 +1940,28 @@
               <w:rPr>
                 <w:rFonts w:ascii="Calibri" w:hAnsi="Calibri"/>
                 <w:color w:val="334155"/>
-                <w:sz w:val="18"/>
+                <w:sz w:val="17"/>
               </w:rPr>
-              <w:t>Duplicate payloads dropped; unacknowledged events retried up to 5 times before alerting</w:t>
+              <w:t>Idempotency key checked; queued in workflow_exception_queue with exponential backoff (1s, 2s, 4s, 8s, 16s; max 5).</w:t>
+            </w:r>
+          </w:p>
+        </w:tc>
+        <w:tc>
+          <w:tcPr>
+            <w:tcW w:type="dxa" w:w="1584"/>
+            <w:shd w:fill="FFFFFF"/>
+          </w:tcPr>
+          <w:p>
+            <w:pPr>
+              <w:jc w:val="left"/>
+            </w:pPr>
+            <w:r>
+              <w:rPr>
+                <w:rFonts w:ascii="Calibri" w:hAnsi="Calibri"/>
+                <w:color w:val="334155"/>
+                <w:sz w:val="17"/>
+              </w:rPr>
+              <w:t>Succeeded retry completes credit; unacknowledged events escalate to Tier-3.</w:t>
             </w:r>
           </w:p>
         </w:tc>
@@ -1846,7 +1969,7 @@
       <w:tr>
         <w:tc>
           <w:tcPr>
-            <w:tcW w:type="dxa" w:w="1152"/>
+            <w:tcW w:type="dxa" w:w="1008"/>
             <w:shd w:fill="F8FAFC"/>
           </w:tcPr>
           <w:p>
@@ -1857,7 +1980,7 @@
               <w:rPr>
                 <w:rFonts w:ascii="Calibri" w:hAnsi="Calibri"/>
                 <w:color w:val="334155"/>
-                <w:sz w:val="18"/>
+                <w:sz w:val="17"/>
               </w:rPr>
               <w:t>EXC-06</w:t>
             </w:r>
@@ -1865,7 +1988,7 @@
         </w:tc>
         <w:tc>
           <w:tcPr>
-            <w:tcW w:type="dxa" w:w="2016"/>
+            <w:tcW w:type="dxa" w:w="1584"/>
             <w:shd w:fill="F8FAFC"/>
           </w:tcPr>
           <w:p>
@@ -1876,28 +1999,9 @@
               <w:rPr>
                 <w:rFonts w:ascii="Calibri" w:hAnsi="Calibri"/>
                 <w:color w:val="334155"/>
-                <w:sz w:val="18"/>
+                <w:sz w:val="17"/>
               </w:rPr>
-              <w:t>Gig Milestone Dispute / Cancellation</w:t>
-            </w:r>
-          </w:p>
-        </w:tc>
-        <w:tc>
-          <w:tcPr>
-            <w:tcW w:type="dxa" w:w="2160"/>
-            <w:shd w:fill="F8FAFC"/>
-          </w:tcPr>
-          <w:p>
-            <w:pPr>
-              <w:jc w:val="left"/>
-            </w:pPr>
-            <w:r>
-              <w:rPr>
-                <w:rFonts w:ascii="Calibri" w:hAnsi="Calibri"/>
-                <w:color w:val="334155"/>
-                <w:sz w:val="18"/>
-              </w:rPr>
-              <w:t>Client cancels gig project before milestone delivery</w:t>
+              <w:t>Retry Path</w:t>
             </w:r>
           </w:p>
         </w:tc>
@@ -1914,15 +2018,15 @@
               <w:rPr>
                 <w:rFonts w:ascii="Calibri" w:hAnsi="Calibri"/>
                 <w:color w:val="334155"/>
-                <w:sz w:val="18"/>
+                <w:sz w:val="17"/>
               </w:rPr>
-              <w:t>Escrow compensation trigger evaluates cancellation policy; posts partial refund to client and partial fee to worker</w:t>
+              <w:t>Background Check API Sync Retry</w:t>
             </w:r>
           </w:p>
         </w:tc>
         <w:tc>
           <w:tcPr>
-            <w:tcW w:type="dxa" w:w="1440"/>
+            <w:tcW w:type="dxa" w:w="3312"/>
             <w:shd w:fill="F8FAFC"/>
           </w:tcPr>
           <w:p>
@@ -1933,9 +2037,28 @@
               <w:rPr>
                 <w:rFonts w:ascii="Calibri" w:hAnsi="Calibri"/>
                 <w:color w:val="334155"/>
-                <w:sz w:val="18"/>
+                <w:sz w:val="17"/>
               </w:rPr>
-              <w:t>Wallet ledger posts compensating CREDIT and DEBIT entries; contract marked CANCELLED</w:t>
+              <w:t>FirstAdvantage API unreachable; retry worker retries token verification query every 5 mins up to 6 times.</w:t>
+            </w:r>
+          </w:p>
+        </w:tc>
+        <w:tc>
+          <w:tcPr>
+            <w:tcW w:type="dxa" w:w="1584"/>
+            <w:shd w:fill="F8FAFC"/>
+          </w:tcPr>
+          <w:p>
+            <w:pPr>
+              <w:jc w:val="left"/>
+            </w:pPr>
+            <w:r>
+              <w:rPr>
+                <w:rFonts w:ascii="Calibri" w:hAnsi="Calibri"/>
+                <w:color w:val="334155"/>
+                <w:sz w:val="17"/>
+              </w:rPr>
+              <w:t>Check outcome ingested upon recovery; worker marked verified.</w:t>
             </w:r>
           </w:p>
         </w:tc>
@@ -1943,7 +2066,7 @@
       <w:tr>
         <w:tc>
           <w:tcPr>
-            <w:tcW w:type="dxa" w:w="1152"/>
+            <w:tcW w:type="dxa" w:w="1008"/>
             <w:shd w:fill="FFFFFF"/>
           </w:tcPr>
           <w:p>
@@ -1954,7 +2077,7 @@
               <w:rPr>
                 <w:rFonts w:ascii="Calibri" w:hAnsi="Calibri"/>
                 <w:color w:val="334155"/>
-                <w:sz w:val="18"/>
+                <w:sz w:val="17"/>
               </w:rPr>
               <w:t>EXC-07</w:t>
             </w:r>
@@ -1962,7 +2085,7 @@
         </w:tc>
         <w:tc>
           <w:tcPr>
-            <w:tcW w:type="dxa" w:w="2016"/>
+            <w:tcW w:type="dxa" w:w="1584"/>
             <w:shd w:fill="FFFFFF"/>
           </w:tcPr>
           <w:p>
@@ -1973,28 +2096,9 @@
               <w:rPr>
                 <w:rFonts w:ascii="Calibri" w:hAnsi="Calibri"/>
                 <w:color w:val="334155"/>
-                <w:sz w:val="18"/>
+                <w:sz w:val="17"/>
               </w:rPr>
-              <w:t>Expired Subscription Quota</w:t>
-            </w:r>
-          </w:p>
-        </w:tc>
-        <w:tc>
-          <w:tcPr>
-            <w:tcW w:type="dxa" w:w="2160"/>
-            <w:shd w:fill="FFFFFF"/>
-          </w:tcPr>
-          <w:p>
-            <w:pPr>
-              <w:jc w:val="left"/>
-            </w:pPr>
-            <w:r>
-              <w:rPr>
-                <w:rFonts w:ascii="Calibri" w:hAnsi="Calibri"/>
-                <w:color w:val="334155"/>
-                <w:sz w:val="18"/>
-              </w:rPr>
-              <w:t>Organization attempts to assign 11th recruiter seat when license allows 10</w:t>
+              <w:t>Timeout Path</w:t>
             </w:r>
           </w:p>
         </w:tc>
@@ -2011,15 +2115,15 @@
               <w:rPr>
                 <w:rFonts w:ascii="Calibri" w:hAnsi="Calibri"/>
                 <w:color w:val="334155"/>
-                <w:sz w:val="18"/>
+                <w:sz w:val="17"/>
               </w:rPr>
-              <w:t>Before-insert trigger validates count(recruiter_seats) &lt;= max_recruiter_seats</w:t>
+              <w:t>Multi-Device Session Invalidation</w:t>
             </w:r>
           </w:p>
         </w:tc>
         <w:tc>
           <w:tcPr>
-            <w:tcW w:type="dxa" w:w="1440"/>
+            <w:tcW w:type="dxa" w:w="3312"/>
             <w:shd w:fill="FFFFFF"/>
           </w:tcPr>
           <w:p>
@@ -2030,9 +2134,125 @@
               <w:rPr>
                 <w:rFonts w:ascii="Calibri" w:hAnsi="Calibri"/>
                 <w:color w:val="334155"/>
-                <w:sz w:val="18"/>
+                <w:sz w:val="17"/>
               </w:rPr>
-              <w:t>Insert aborted with license_limit_exceeded; enterprise account admin notified to upgrade tier</w:t>
+              <w:t>Recruiter logs in on second device, or session exceeds 8-hour idle timeout.</w:t>
+            </w:r>
+          </w:p>
+        </w:tc>
+        <w:tc>
+          <w:tcPr>
+            <w:tcW w:type="dxa" w:w="1584"/>
+            <w:shd w:fill="FFFFFF"/>
+          </w:tcPr>
+          <w:p>
+            <w:pPr>
+              <w:jc w:val="left"/>
+            </w:pPr>
+            <w:r>
+              <w:rPr>
+                <w:rFonts w:ascii="Calibri" w:hAnsi="Calibri"/>
+                <w:color w:val="334155"/>
+                <w:sz w:val="17"/>
+              </w:rPr>
+              <w:t>Stored procedure enforce_single_active_session terminates prior session token immediately.</w:t>
+            </w:r>
+          </w:p>
+        </w:tc>
+      </w:tr>
+      <w:tr>
+        <w:tc>
+          <w:tcPr>
+            <w:tcW w:type="dxa" w:w="1008"/>
+            <w:shd w:fill="F8FAFC"/>
+          </w:tcPr>
+          <w:p>
+            <w:pPr>
+              <w:jc w:val="left"/>
+            </w:pPr>
+            <w:r>
+              <w:rPr>
+                <w:rFonts w:ascii="Calibri" w:hAnsi="Calibri"/>
+                <w:color w:val="334155"/>
+                <w:sz w:val="17"/>
+              </w:rPr>
+              <w:t>EXC-08</w:t>
+            </w:r>
+          </w:p>
+        </w:tc>
+        <w:tc>
+          <w:tcPr>
+            <w:tcW w:type="dxa" w:w="1584"/>
+            <w:shd w:fill="F8FAFC"/>
+          </w:tcPr>
+          <w:p>
+            <w:pPr>
+              <w:jc w:val="left"/>
+            </w:pPr>
+            <w:r>
+              <w:rPr>
+                <w:rFonts w:ascii="Calibri" w:hAnsi="Calibri"/>
+                <w:color w:val="334155"/>
+                <w:sz w:val="17"/>
+              </w:rPr>
+              <w:t>Timeout Path</w:t>
+            </w:r>
+          </w:p>
+        </w:tc>
+        <w:tc>
+          <w:tcPr>
+            <w:tcW w:type="dxa" w:w="2592"/>
+            <w:shd w:fill="F8FAFC"/>
+          </w:tcPr>
+          <w:p>
+            <w:pPr>
+              <w:jc w:val="left"/>
+            </w:pPr>
+            <w:r>
+              <w:rPr>
+                <w:rFonts w:ascii="Calibri" w:hAnsi="Calibri"/>
+                <w:color w:val="334155"/>
+                <w:sz w:val="17"/>
+              </w:rPr>
+              <w:t>Verification Token Expiration</w:t>
+            </w:r>
+          </w:p>
+        </w:tc>
+        <w:tc>
+          <w:tcPr>
+            <w:tcW w:type="dxa" w:w="3312"/>
+            <w:shd w:fill="F8FAFC"/>
+          </w:tcPr>
+          <w:p>
+            <w:pPr>
+              <w:jc w:val="left"/>
+            </w:pPr>
+            <w:r>
+              <w:rPr>
+                <w:rFonts w:ascii="Calibri" w:hAnsi="Calibri"/>
+                <w:color w:val="334155"/>
+                <w:sz w:val="17"/>
+              </w:rPr>
+              <w:t>Candidate fails to click verification link within 24-hour statutory window.</w:t>
+            </w:r>
+          </w:p>
+        </w:tc>
+        <w:tc>
+          <w:tcPr>
+            <w:tcW w:type="dxa" w:w="1584"/>
+            <w:shd w:fill="F8FAFC"/>
+          </w:tcPr>
+          <w:p>
+            <w:pPr>
+              <w:jc w:val="left"/>
+            </w:pPr>
+            <w:r>
+              <w:rPr>
+                <w:rFonts w:ascii="Calibri" w:hAnsi="Calibri"/>
+                <w:color w:val="334155"/>
+                <w:sz w:val="17"/>
+              </w:rPr>
+              <w:t>Token marked EXPIRED; user prompted to request fresh one-time verification link.</w:t>
             </w:r>
           </w:p>
         </w:tc>
@@ -2051,117 +2271,7 @@
           <w:color w:val="0F172A"/>
           <w:sz w:val="30"/>
         </w:rPr>
-        <w:t>5. State Transition Machine &amp; Invariants</w:t>
-      </w:r>
-    </w:p>
-    <w:p>
-      <w:pPr>
-        <w:spacing w:before="0" w:after="120" w:line="276" w:lineRule="auto"/>
-      </w:pPr>
-      <w:r>
-        <w:rPr>
-          <w:rFonts w:ascii="Calibri" w:hAnsi="Calibri"/>
-          <w:color w:val="334155"/>
-          <w:sz w:val="21"/>
-        </w:rPr>
-        <w:t>Talentra models strict finite state machines across all critical operational entities:</w:t>
-      </w:r>
-    </w:p>
-    <w:p>
-      <w:pPr>
-        <w:pStyle w:val="ListBullet"/>
-        <w:spacing w:before="0" w:after="60" w:line="276" w:lineRule="auto"/>
-      </w:pPr>
-      <w:r>
-        <w:rPr>
-          <w:rFonts w:ascii="Calibri" w:hAnsi="Calibri"/>
-          <w:b/>
-          <w:color w:val="0F172A"/>
-          <w:sz w:val="21"/>
-        </w:rPr>
-        <w:t xml:space="preserve">Job Application Lifecycle: </w:t>
-      </w:r>
-      <w:r>
-        <w:rPr>
-          <w:rFonts w:ascii="Calibri" w:hAnsi="Calibri"/>
-          <w:color w:val="334155"/>
-          <w:sz w:val="21"/>
-        </w:rPr>
-        <w:t>DRAFT -&gt; SUBMITTED -&gt; UNDER_REVIEW -&gt; SHORTLISTED -&gt; TECHNICAL_ASSESSMENT -&gt; INTERVIEW_SCHEDULED -&gt; OFFER_EXTENDED -&gt; OFFER_ACCEPTED -&gt; HIRED (or REJECTED / WITHDRAWN at any pre-offer stage). Illegal transitions backwards or skipping mandatory stages are blocked.</w:t>
-      </w:r>
-    </w:p>
-    <w:p>
-      <w:pPr>
-        <w:pStyle w:val="ListBullet"/>
-        <w:spacing w:before="0" w:after="60" w:line="276" w:lineRule="auto"/>
-      </w:pPr>
-      <w:r>
-        <w:rPr>
-          <w:rFonts w:ascii="Calibri" w:hAnsi="Calibri"/>
-          <w:b/>
-          <w:color w:val="0F172A"/>
-          <w:sz w:val="21"/>
-        </w:rPr>
-        <w:t xml:space="preserve">Gig Contract Lifecycle: </w:t>
-      </w:r>
-      <w:r>
-        <w:rPr>
-          <w:rFonts w:ascii="Calibri" w:hAnsi="Calibri"/>
-          <w:color w:val="334155"/>
-          <w:sz w:val="21"/>
-        </w:rPr>
-        <w:t>DRAFT -&gt; PENDING_ACCEPTANCE -&gt; SCHEDULED -&gt; IN_PROGRESS -&gt; MILESTONE_SUBMITTED -&gt; COMPLETED (or CANCELLED / DISPUTED). Funds remain in escrow until COMPLETED or DISPUTE_RESOLVED.</w:t>
-      </w:r>
-    </w:p>
-    <w:p>
-      <w:pPr>
-        <w:pStyle w:val="ListBullet"/>
-        <w:spacing w:before="0" w:after="60" w:line="276" w:lineRule="auto"/>
-      </w:pPr>
-      <w:r>
-        <w:rPr>
-          <w:rFonts w:ascii="Calibri" w:hAnsi="Calibri"/>
-          <w:b/>
-          <w:color w:val="0F172A"/>
-          <w:sz w:val="21"/>
-        </w:rPr>
-        <w:t xml:space="preserve">Subscription License Lifecycle: </w:t>
-      </w:r>
-      <w:r>
-        <w:rPr>
-          <w:rFonts w:ascii="Calibri" w:hAnsi="Calibri"/>
-          <w:color w:val="334155"/>
-          <w:sz w:val="21"/>
-        </w:rPr>
-        <w:t>ACTIVE -&gt; PAYMENT_PENDING -&gt; SUSPENDED -&gt; CANCELLED -&gt; EXPIRED. Seats are immediately frozen upon SUSPENDED or EXPIRED transitions.</w:t>
-      </w:r>
-    </w:p>
-    <w:p>
-      <w:pPr>
-        <w:keepNext/>
-        <w:spacing w:before="320" w:after="120"/>
-      </w:pPr>
-      <w:r>
-        <w:rPr>
-          <w:rFonts w:ascii="Calibri" w:hAnsi="Calibri"/>
-          <w:b/>
-          <w:color w:val="0F172A"/>
-          <w:sz w:val="30"/>
-        </w:rPr>
-        <w:t>6. Feature-to-Workflow Traceability Matrix</w:t>
-      </w:r>
-    </w:p>
-    <w:p>
-      <w:pPr>
-        <w:spacing w:before="0" w:after="120" w:line="276" w:lineRule="auto"/>
-      </w:pPr>
-      <w:r>
-        <w:rPr>
-          <w:rFonts w:ascii="Calibri" w:hAnsi="Calibri"/>
-          <w:color w:val="334155"/>
-          <w:sz w:val="21"/>
-        </w:rPr>
-        <w:t>Verification that all 20 must-have and differentiator features from Deliverable C appear in active workflows:</w:t>
+        <w:t>5. Feature-to-Workflow Traceability Matrix (100% Coverage)</w:t>
       </w:r>
     </w:p>
     <w:tbl>
@@ -2172,16 +2282,17 @@
         <w:tblLook w:firstColumn="1" w:firstRow="1" w:lastColumn="0" w:lastRow="0" w:noHBand="0" w:noVBand="1" w:val="04A0"/>
       </w:tblPr>
       <w:tblGrid>
-        <w:gridCol w:w="1872"/>
-        <w:gridCol w:w="1872"/>
-        <w:gridCol w:w="1872"/>
-        <w:gridCol w:w="1872"/>
-        <w:gridCol w:w="1872"/>
+        <w:gridCol w:w="1560"/>
+        <w:gridCol w:w="1560"/>
+        <w:gridCol w:w="1560"/>
+        <w:gridCol w:w="1560"/>
+        <w:gridCol w:w="1560"/>
+        <w:gridCol w:w="1560"/>
       </w:tblGrid>
       <w:tr>
         <w:tc>
           <w:tcPr>
-            <w:tcW w:type="dxa" w:w="1152"/>
+            <w:tcW w:type="dxa" w:w="864"/>
             <w:shd w:fill="1E3A8A"/>
           </w:tcPr>
           <w:p>
@@ -2193,9 +2304,89 @@
                 <w:rFonts w:ascii="Calibri" w:hAnsi="Calibri"/>
                 <w:b/>
                 <w:color w:val="FFFFFF"/>
-                <w:sz w:val="19"/>
+                <w:sz w:val="18"/>
               </w:rPr>
-              <w:t>Feature ID</w:t>
+              <w:t>ID</w:t>
+            </w:r>
+          </w:p>
+        </w:tc>
+        <w:tc>
+          <w:tcPr>
+            <w:tcW w:type="dxa" w:w="2304"/>
+            <w:shd w:fill="1E3A8A"/>
+          </w:tcPr>
+          <w:p>
+            <w:pPr>
+              <w:jc w:val="left"/>
+            </w:pPr>
+            <w:r>
+              <w:rPr>
+                <w:rFonts w:ascii="Calibri" w:hAnsi="Calibri"/>
+                <w:b/>
+                <w:color w:val="FFFFFF"/>
+                <w:sz w:val="18"/>
+              </w:rPr>
+              <w:t>Feature Title</w:t>
+            </w:r>
+          </w:p>
+        </w:tc>
+        <w:tc>
+          <w:tcPr>
+            <w:tcW w:type="dxa" w:w="1296"/>
+            <w:shd w:fill="1E3A8A"/>
+          </w:tcPr>
+          <w:p>
+            <w:pPr>
+              <w:jc w:val="left"/>
+            </w:pPr>
+            <w:r>
+              <w:rPr>
+                <w:rFonts w:ascii="Calibri" w:hAnsi="Calibri"/>
+                <w:b/>
+                <w:color w:val="FFFFFF"/>
+                <w:sz w:val="18"/>
+              </w:rPr>
+              <w:t>Pillar</w:t>
+            </w:r>
+          </w:p>
+        </w:tc>
+        <w:tc>
+          <w:tcPr>
+            <w:tcW w:type="dxa" w:w="1296"/>
+            <w:shd w:fill="1E3A8A"/>
+          </w:tcPr>
+          <w:p>
+            <w:pPr>
+              <w:jc w:val="left"/>
+            </w:pPr>
+            <w:r>
+              <w:rPr>
+                <w:rFonts w:ascii="Calibri" w:hAnsi="Calibri"/>
+                <w:b/>
+                <w:color w:val="FFFFFF"/>
+                <w:sz w:val="18"/>
+              </w:rPr>
+              <w:t>MoSCoW Tier</w:t>
+            </w:r>
+          </w:p>
+        </w:tc>
+        <w:tc>
+          <w:tcPr>
+            <w:tcW w:type="dxa" w:w="1728"/>
+            <w:shd w:fill="1E3A8A"/>
+          </w:tcPr>
+          <w:p>
+            <w:pPr>
+              <w:jc w:val="left"/>
+            </w:pPr>
+            <w:r>
+              <w:rPr>
+                <w:rFonts w:ascii="Calibri" w:hAnsi="Calibri"/>
+                <w:b/>
+                <w:color w:val="FFFFFF"/>
+                <w:sz w:val="18"/>
+              </w:rPr>
+              <w:t>Primary Workflow(s)</w:t>
             </w:r>
           </w:p>
         </w:tc>
@@ -2213,69 +2404,9 @@
                 <w:rFonts w:ascii="Calibri" w:hAnsi="Calibri"/>
                 <w:b/>
                 <w:color w:val="FFFFFF"/>
-                <w:sz w:val="19"/>
+                <w:sz w:val="18"/>
               </w:rPr>
-              <w:t>Feature Title</w:t>
-            </w:r>
-          </w:p>
-        </w:tc>
-        <w:tc>
-          <w:tcPr>
-            <w:tcW w:type="dxa" w:w="1440"/>
-            <w:shd w:fill="1E3A8A"/>
-          </w:tcPr>
-          <w:p>
-            <w:pPr>
-              <w:jc w:val="left"/>
-            </w:pPr>
-            <w:r>
-              <w:rPr>
-                <w:rFonts w:ascii="Calibri" w:hAnsi="Calibri"/>
-                <w:b/>
-                <w:color w:val="FFFFFF"/>
-                <w:sz w:val="19"/>
-              </w:rPr>
-              <w:t>Pillar</w:t>
-            </w:r>
-          </w:p>
-        </w:tc>
-        <w:tc>
-          <w:tcPr>
-            <w:tcW w:type="dxa" w:w="2160"/>
-            <w:shd w:fill="1E3A8A"/>
-          </w:tcPr>
-          <w:p>
-            <w:pPr>
-              <w:jc w:val="left"/>
-            </w:pPr>
-            <w:r>
-              <w:rPr>
-                <w:rFonts w:ascii="Calibri" w:hAnsi="Calibri"/>
-                <w:b/>
-                <w:color w:val="FFFFFF"/>
-                <w:sz w:val="19"/>
-              </w:rPr>
-              <w:t>Covered in Workflow(s)</w:t>
-            </w:r>
-          </w:p>
-        </w:tc>
-        <w:tc>
-          <w:tcPr>
-            <w:tcW w:type="dxa" w:w="2016"/>
-            <w:shd w:fill="1E3A8A"/>
-          </w:tcPr>
-          <w:p>
-            <w:pPr>
-              <w:jc w:val="left"/>
-            </w:pPr>
-            <w:r>
-              <w:rPr>
-                <w:rFonts w:ascii="Calibri" w:hAnsi="Calibri"/>
-                <w:b/>
-                <w:color w:val="FFFFFF"/>
-                <w:sz w:val="19"/>
-              </w:rPr>
-              <w:t>Verification Status</w:t>
+              <w:t>Verification Evidence</w:t>
             </w:r>
           </w:p>
         </w:tc>
@@ -2283,7 +2414,7 @@
       <w:tr>
         <w:tc>
           <w:tcPr>
-            <w:tcW w:type="dxa" w:w="1152"/>
+            <w:tcW w:type="dxa" w:w="864"/>
             <w:shd w:fill="FFFFFF"/>
           </w:tcPr>
           <w:p>
@@ -2294,9 +2425,85 @@
               <w:rPr>
                 <w:rFonts w:ascii="Calibri" w:hAnsi="Calibri"/>
                 <w:color w:val="334155"/>
-                <w:sz w:val="18"/>
+                <w:sz w:val="17"/>
               </w:rPr>
               <w:t>F-01</w:t>
+            </w:r>
+          </w:p>
+        </w:tc>
+        <w:tc>
+          <w:tcPr>
+            <w:tcW w:type="dxa" w:w="2304"/>
+            <w:shd w:fill="FFFFFF"/>
+          </w:tcPr>
+          <w:p>
+            <w:pPr>
+              <w:jc w:val="left"/>
+            </w:pPr>
+            <w:r>
+              <w:rPr>
+                <w:rFonts w:ascii="Calibri" w:hAnsi="Calibri"/>
+                <w:color w:val="334155"/>
+                <w:sz w:val="17"/>
+              </w:rPr>
+              <w:t>Zero-Trust Authentication</w:t>
+            </w:r>
+          </w:p>
+        </w:tc>
+        <w:tc>
+          <w:tcPr>
+            <w:tcW w:type="dxa" w:w="1296"/>
+            <w:shd w:fill="FFFFFF"/>
+          </w:tcPr>
+          <w:p>
+            <w:pPr>
+              <w:jc w:val="left"/>
+            </w:pPr>
+            <w:r>
+              <w:rPr>
+                <w:rFonts w:ascii="Calibri" w:hAnsi="Calibri"/>
+                <w:color w:val="334155"/>
+                <w:sz w:val="17"/>
+              </w:rPr>
+              <w:t>Identity</w:t>
+            </w:r>
+          </w:p>
+        </w:tc>
+        <w:tc>
+          <w:tcPr>
+            <w:tcW w:type="dxa" w:w="1296"/>
+            <w:shd w:fill="FFFFFF"/>
+          </w:tcPr>
+          <w:p>
+            <w:pPr>
+              <w:jc w:val="left"/>
+            </w:pPr>
+            <w:r>
+              <w:rPr>
+                <w:rFonts w:ascii="Calibri" w:hAnsi="Calibri"/>
+                <w:color w:val="334155"/>
+                <w:sz w:val="17"/>
+              </w:rPr>
+              <w:t>Must-Have</w:t>
+            </w:r>
+          </w:p>
+        </w:tc>
+        <w:tc>
+          <w:tcPr>
+            <w:tcW w:type="dxa" w:w="1728"/>
+            <w:shd w:fill="FFFFFF"/>
+          </w:tcPr>
+          <w:p>
+            <w:pPr>
+              <w:jc w:val="left"/>
+            </w:pPr>
+            <w:r>
+              <w:rPr>
+                <w:rFonts w:ascii="Calibri" w:hAnsi="Calibri"/>
+                <w:color w:val="334155"/>
+                <w:sz w:val="17"/>
+              </w:rPr>
+              <w:t>WF-01, WF-04, WF-05</w:t>
             </w:r>
           </w:p>
         </w:tc>
@@ -2313,66 +2520,9 @@
               <w:rPr>
                 <w:rFonts w:ascii="Calibri" w:hAnsi="Calibri"/>
                 <w:color w:val="334155"/>
-                <w:sz w:val="18"/>
+                <w:sz w:val="17"/>
               </w:rPr>
-              <w:t>Zero-Trust Unified Authentication</w:t>
-            </w:r>
-          </w:p>
-        </w:tc>
-        <w:tc>
-          <w:tcPr>
-            <w:tcW w:type="dxa" w:w="1440"/>
-            <w:shd w:fill="FFFFFF"/>
-          </w:tcPr>
-          <w:p>
-            <w:pPr>
-              <w:jc w:val="left"/>
-            </w:pPr>
-            <w:r>
-              <w:rPr>
-                <w:rFonts w:ascii="Calibri" w:hAnsi="Calibri"/>
-                <w:color w:val="334155"/>
-                <w:sz w:val="18"/>
-              </w:rPr>
-              <w:t>Identity</w:t>
-            </w:r>
-          </w:p>
-        </w:tc>
-        <w:tc>
-          <w:tcPr>
-            <w:tcW w:type="dxa" w:w="2160"/>
-            <w:shd w:fill="FFFFFF"/>
-          </w:tcPr>
-          <w:p>
-            <w:pPr>
-              <w:jc w:val="left"/>
-            </w:pPr>
-            <w:r>
-              <w:rPr>
-                <w:rFonts w:ascii="Calibri" w:hAnsi="Calibri"/>
-                <w:color w:val="334155"/>
-                <w:sz w:val="18"/>
-              </w:rPr>
-              <w:t>WF-01, WF-04, WF-05</w:t>
-            </w:r>
-          </w:p>
-        </w:tc>
-        <w:tc>
-          <w:tcPr>
-            <w:tcW w:type="dxa" w:w="2016"/>
-            <w:shd w:fill="FFFFFF"/>
-          </w:tcPr>
-          <w:p>
-            <w:pPr>
-              <w:jc w:val="left"/>
-            </w:pPr>
-            <w:r>
-              <w:rPr>
-                <w:rFonts w:ascii="Calibri" w:hAnsi="Calibri"/>
-                <w:color w:val="334155"/>
-                <w:sz w:val="18"/>
-              </w:rPr>
-              <w:t>Validated via session lock and role verification</w:t>
+              <w:t>Argon2id verification and session tracking.</w:t>
             </w:r>
           </w:p>
         </w:tc>
@@ -2380,7 +2530,7 @@
       <w:tr>
         <w:tc>
           <w:tcPr>
-            <w:tcW w:type="dxa" w:w="1152"/>
+            <w:tcW w:type="dxa" w:w="864"/>
             <w:shd w:fill="F8FAFC"/>
           </w:tcPr>
           <w:p>
@@ -2391,9 +2541,85 @@
               <w:rPr>
                 <w:rFonts w:ascii="Calibri" w:hAnsi="Calibri"/>
                 <w:color w:val="334155"/>
-                <w:sz w:val="18"/>
+                <w:sz w:val="17"/>
               </w:rPr>
               <w:t>F-02</w:t>
+            </w:r>
+          </w:p>
+        </w:tc>
+        <w:tc>
+          <w:tcPr>
+            <w:tcW w:type="dxa" w:w="2304"/>
+            <w:shd w:fill="F8FAFC"/>
+          </w:tcPr>
+          <w:p>
+            <w:pPr>
+              <w:jc w:val="left"/>
+            </w:pPr>
+            <w:r>
+              <w:rPr>
+                <w:rFonts w:ascii="Calibri" w:hAnsi="Calibri"/>
+                <w:color w:val="334155"/>
+                <w:sz w:val="17"/>
+              </w:rPr>
+              <w:t>Granular RBAC Matrix</w:t>
+            </w:r>
+          </w:p>
+        </w:tc>
+        <w:tc>
+          <w:tcPr>
+            <w:tcW w:type="dxa" w:w="1296"/>
+            <w:shd w:fill="F8FAFC"/>
+          </w:tcPr>
+          <w:p>
+            <w:pPr>
+              <w:jc w:val="left"/>
+            </w:pPr>
+            <w:r>
+              <w:rPr>
+                <w:rFonts w:ascii="Calibri" w:hAnsi="Calibri"/>
+                <w:color w:val="334155"/>
+                <w:sz w:val="17"/>
+              </w:rPr>
+              <w:t>Identity</w:t>
+            </w:r>
+          </w:p>
+        </w:tc>
+        <w:tc>
+          <w:tcPr>
+            <w:tcW w:type="dxa" w:w="1296"/>
+            <w:shd w:fill="F8FAFC"/>
+          </w:tcPr>
+          <w:p>
+            <w:pPr>
+              <w:jc w:val="left"/>
+            </w:pPr>
+            <w:r>
+              <w:rPr>
+                <w:rFonts w:ascii="Calibri" w:hAnsi="Calibri"/>
+                <w:color w:val="334155"/>
+                <w:sz w:val="17"/>
+              </w:rPr>
+              <w:t>Must-Have</w:t>
+            </w:r>
+          </w:p>
+        </w:tc>
+        <w:tc>
+          <w:tcPr>
+            <w:tcW w:type="dxa" w:w="1728"/>
+            <w:shd w:fill="F8FAFC"/>
+          </w:tcPr>
+          <w:p>
+            <w:pPr>
+              <w:jc w:val="left"/>
+            </w:pPr>
+            <w:r>
+              <w:rPr>
+                <w:rFonts w:ascii="Calibri" w:hAnsi="Calibri"/>
+                <w:color w:val="334155"/>
+                <w:sz w:val="17"/>
+              </w:rPr>
+              <w:t>WF-02, WF-04, WF-06</w:t>
             </w:r>
           </w:p>
         </w:tc>
@@ -2410,66 +2636,9 @@
               <w:rPr>
                 <w:rFonts w:ascii="Calibri" w:hAnsi="Calibri"/>
                 <w:color w:val="334155"/>
-                <w:sz w:val="18"/>
+                <w:sz w:val="17"/>
               </w:rPr>
-              <w:t>Granular RBAC Matrix</w:t>
-            </w:r>
-          </w:p>
-        </w:tc>
-        <w:tc>
-          <w:tcPr>
-            <w:tcW w:type="dxa" w:w="1440"/>
-            <w:shd w:fill="F8FAFC"/>
-          </w:tcPr>
-          <w:p>
-            <w:pPr>
-              <w:jc w:val="left"/>
-            </w:pPr>
-            <w:r>
-              <w:rPr>
-                <w:rFonts w:ascii="Calibri" w:hAnsi="Calibri"/>
-                <w:color w:val="334155"/>
-                <w:sz w:val="18"/>
-              </w:rPr>
-              <w:t>Identity</w:t>
-            </w:r>
-          </w:p>
-        </w:tc>
-        <w:tc>
-          <w:tcPr>
-            <w:tcW w:type="dxa" w:w="2160"/>
-            <w:shd w:fill="F8FAFC"/>
-          </w:tcPr>
-          <w:p>
-            <w:pPr>
-              <w:jc w:val="left"/>
-            </w:pPr>
-            <w:r>
-              <w:rPr>
-                <w:rFonts w:ascii="Calibri" w:hAnsi="Calibri"/>
-                <w:color w:val="334155"/>
-                <w:sz w:val="18"/>
-              </w:rPr>
-              <w:t>WF-02, WF-04, WF-06</w:t>
-            </w:r>
-          </w:p>
-        </w:tc>
-        <w:tc>
-          <w:tcPr>
-            <w:tcW w:type="dxa" w:w="2016"/>
-            <w:shd w:fill="F8FAFC"/>
-          </w:tcPr>
-          <w:p>
-            <w:pPr>
-              <w:jc w:val="left"/>
-            </w:pPr>
-            <w:r>
-              <w:rPr>
-                <w:rFonts w:ascii="Calibri" w:hAnsi="Calibri"/>
-                <w:color w:val="334155"/>
-                <w:sz w:val="18"/>
-              </w:rPr>
-              <w:t>Validated via 11-module permission checks</w:t>
+              <w:t>11-module permission matrix checks on roles.</w:t>
             </w:r>
           </w:p>
         </w:tc>
@@ -2477,7 +2646,7 @@
       <w:tr>
         <w:tc>
           <w:tcPr>
-            <w:tcW w:type="dxa" w:w="1152"/>
+            <w:tcW w:type="dxa" w:w="864"/>
             <w:shd w:fill="FFFFFF"/>
           </w:tcPr>
           <w:p>
@@ -2488,9 +2657,85 @@
               <w:rPr>
                 <w:rFonts w:ascii="Calibri" w:hAnsi="Calibri"/>
                 <w:color w:val="334155"/>
-                <w:sz w:val="18"/>
+                <w:sz w:val="17"/>
               </w:rPr>
               <w:t>F-03</w:t>
+            </w:r>
+          </w:p>
+        </w:tc>
+        <w:tc>
+          <w:tcPr>
+            <w:tcW w:type="dxa" w:w="2304"/>
+            <w:shd w:fill="FFFFFF"/>
+          </w:tcPr>
+          <w:p>
+            <w:pPr>
+              <w:jc w:val="left"/>
+            </w:pPr>
+            <w:r>
+              <w:rPr>
+                <w:rFonts w:ascii="Calibri" w:hAnsi="Calibri"/>
+                <w:color w:val="334155"/>
+                <w:sz w:val="17"/>
+              </w:rPr>
+              <w:t>Candidate Privacy Shield</w:t>
+            </w:r>
+          </w:p>
+        </w:tc>
+        <w:tc>
+          <w:tcPr>
+            <w:tcW w:type="dxa" w:w="1296"/>
+            <w:shd w:fill="FFFFFF"/>
+          </w:tcPr>
+          <w:p>
+            <w:pPr>
+              <w:jc w:val="left"/>
+            </w:pPr>
+            <w:r>
+              <w:rPr>
+                <w:rFonts w:ascii="Calibri" w:hAnsi="Calibri"/>
+                <w:color w:val="334155"/>
+                <w:sz w:val="17"/>
+              </w:rPr>
+              <w:t>Identity</w:t>
+            </w:r>
+          </w:p>
+        </w:tc>
+        <w:tc>
+          <w:tcPr>
+            <w:tcW w:type="dxa" w:w="1296"/>
+            <w:shd w:fill="FFFFFF"/>
+          </w:tcPr>
+          <w:p>
+            <w:pPr>
+              <w:jc w:val="left"/>
+            </w:pPr>
+            <w:r>
+              <w:rPr>
+                <w:rFonts w:ascii="Calibri" w:hAnsi="Calibri"/>
+                <w:color w:val="334155"/>
+                <w:sz w:val="17"/>
+              </w:rPr>
+              <w:t>Differentiator</w:t>
+            </w:r>
+          </w:p>
+        </w:tc>
+        <w:tc>
+          <w:tcPr>
+            <w:tcW w:type="dxa" w:w="1728"/>
+            <w:shd w:fill="FFFFFF"/>
+          </w:tcPr>
+          <w:p>
+            <w:pPr>
+              <w:jc w:val="left"/>
+            </w:pPr>
+            <w:r>
+              <w:rPr>
+                <w:rFonts w:ascii="Calibri" w:hAnsi="Calibri"/>
+                <w:color w:val="334155"/>
+                <w:sz w:val="17"/>
+              </w:rPr>
+              <w:t>WF-01, WF-04</w:t>
             </w:r>
           </w:p>
         </w:tc>
@@ -2507,66 +2752,9 @@
               <w:rPr>
                 <w:rFonts w:ascii="Calibri" w:hAnsi="Calibri"/>
                 <w:color w:val="334155"/>
-                <w:sz w:val="18"/>
+                <w:sz w:val="17"/>
               </w:rPr>
-              <w:t>Candidate Privacy Shield</w:t>
-            </w:r>
-          </w:p>
-        </w:tc>
-        <w:tc>
-          <w:tcPr>
-            <w:tcW w:type="dxa" w:w="1440"/>
-            <w:shd w:fill="FFFFFF"/>
-          </w:tcPr>
-          <w:p>
-            <w:pPr>
-              <w:jc w:val="left"/>
-            </w:pPr>
-            <w:r>
-              <w:rPr>
-                <w:rFonts w:ascii="Calibri" w:hAnsi="Calibri"/>
-                <w:color w:val="334155"/>
-                <w:sz w:val="18"/>
-              </w:rPr>
-              <w:t>Identity</w:t>
-            </w:r>
-          </w:p>
-        </w:tc>
-        <w:tc>
-          <w:tcPr>
-            <w:tcW w:type="dxa" w:w="2160"/>
-            <w:shd w:fill="FFFFFF"/>
-          </w:tcPr>
-          <w:p>
-            <w:pPr>
-              <w:jc w:val="left"/>
-            </w:pPr>
-            <w:r>
-              <w:rPr>
-                <w:rFonts w:ascii="Calibri" w:hAnsi="Calibri"/>
-                <w:color w:val="334155"/>
-                <w:sz w:val="18"/>
-              </w:rPr>
-              <w:t>WF-01, WF-04</w:t>
-            </w:r>
-          </w:p>
-        </w:tc>
-        <w:tc>
-          <w:tcPr>
-            <w:tcW w:type="dxa" w:w="2016"/>
-            <w:shd w:fill="FFFFFF"/>
-          </w:tcPr>
-          <w:p>
-            <w:pPr>
-              <w:jc w:val="left"/>
-            </w:pPr>
-            <w:r>
-              <w:rPr>
-                <w:rFonts w:ascii="Calibri" w:hAnsi="Calibri"/>
-                <w:color w:val="334155"/>
-                <w:sz w:val="18"/>
-              </w:rPr>
-              <w:t>Validated via candidate_block_list anti-join view</w:t>
+              <w:t>candidate_block_list anti-join search view.</w:t>
             </w:r>
           </w:p>
         </w:tc>
@@ -2574,7 +2762,7 @@
       <w:tr>
         <w:tc>
           <w:tcPr>
-            <w:tcW w:type="dxa" w:w="1152"/>
+            <w:tcW w:type="dxa" w:w="864"/>
             <w:shd w:fill="F8FAFC"/>
           </w:tcPr>
           <w:p>
@@ -2585,9 +2773,85 @@
               <w:rPr>
                 <w:rFonts w:ascii="Calibri" w:hAnsi="Calibri"/>
                 <w:color w:val="334155"/>
-                <w:sz w:val="18"/>
+                <w:sz w:val="17"/>
               </w:rPr>
               <w:t>F-04</w:t>
+            </w:r>
+          </w:p>
+        </w:tc>
+        <w:tc>
+          <w:tcPr>
+            <w:tcW w:type="dxa" w:w="2304"/>
+            <w:shd w:fill="F8FAFC"/>
+          </w:tcPr>
+          <w:p>
+            <w:pPr>
+              <w:jc w:val="left"/>
+            </w:pPr>
+            <w:r>
+              <w:rPr>
+                <w:rFonts w:ascii="Calibri" w:hAnsi="Calibri"/>
+                <w:color w:val="334155"/>
+                <w:sz w:val="17"/>
+              </w:rPr>
+              <w:t>Multi-Tenant RLS Job Isolation</w:t>
+            </w:r>
+          </w:p>
+        </w:tc>
+        <w:tc>
+          <w:tcPr>
+            <w:tcW w:type="dxa" w:w="1296"/>
+            <w:shd w:fill="F8FAFC"/>
+          </w:tcPr>
+          <w:p>
+            <w:pPr>
+              <w:jc w:val="left"/>
+            </w:pPr>
+            <w:r>
+              <w:rPr>
+                <w:rFonts w:ascii="Calibri" w:hAnsi="Calibri"/>
+                <w:color w:val="334155"/>
+                <w:sz w:val="17"/>
+              </w:rPr>
+              <w:t>Tenancy</w:t>
+            </w:r>
+          </w:p>
+        </w:tc>
+        <w:tc>
+          <w:tcPr>
+            <w:tcW w:type="dxa" w:w="1296"/>
+            <w:shd w:fill="F8FAFC"/>
+          </w:tcPr>
+          <w:p>
+            <w:pPr>
+              <w:jc w:val="left"/>
+            </w:pPr>
+            <w:r>
+              <w:rPr>
+                <w:rFonts w:ascii="Calibri" w:hAnsi="Calibri"/>
+                <w:color w:val="334155"/>
+                <w:sz w:val="17"/>
+              </w:rPr>
+              <w:t>Must-Have</w:t>
+            </w:r>
+          </w:p>
+        </w:tc>
+        <w:tc>
+          <w:tcPr>
+            <w:tcW w:type="dxa" w:w="1728"/>
+            <w:shd w:fill="F8FAFC"/>
+          </w:tcPr>
+          <w:p>
+            <w:pPr>
+              <w:jc w:val="left"/>
+            </w:pPr>
+            <w:r>
+              <w:rPr>
+                <w:rFonts w:ascii="Calibri" w:hAnsi="Calibri"/>
+                <w:color w:val="334155"/>
+                <w:sz w:val="17"/>
+              </w:rPr>
+              <w:t>WF-02, WF-03</w:t>
             </w:r>
           </w:p>
         </w:tc>
@@ -2604,66 +2868,9 @@
               <w:rPr>
                 <w:rFonts w:ascii="Calibri" w:hAnsi="Calibri"/>
                 <w:color w:val="334155"/>
-                <w:sz w:val="18"/>
+                <w:sz w:val="17"/>
               </w:rPr>
-              <w:t>Multi-Tenant RLS Job Isolation</w:t>
-            </w:r>
-          </w:p>
-        </w:tc>
-        <w:tc>
-          <w:tcPr>
-            <w:tcW w:type="dxa" w:w="1440"/>
-            <w:shd w:fill="F8FAFC"/>
-          </w:tcPr>
-          <w:p>
-            <w:pPr>
-              <w:jc w:val="left"/>
-            </w:pPr>
-            <w:r>
-              <w:rPr>
-                <w:rFonts w:ascii="Calibri" w:hAnsi="Calibri"/>
-                <w:color w:val="334155"/>
-                <w:sz w:val="18"/>
-              </w:rPr>
-              <w:t>Tenancy</w:t>
-            </w:r>
-          </w:p>
-        </w:tc>
-        <w:tc>
-          <w:tcPr>
-            <w:tcW w:type="dxa" w:w="2160"/>
-            <w:shd w:fill="F8FAFC"/>
-          </w:tcPr>
-          <w:p>
-            <w:pPr>
-              <w:jc w:val="left"/>
-            </w:pPr>
-            <w:r>
-              <w:rPr>
-                <w:rFonts w:ascii="Calibri" w:hAnsi="Calibri"/>
-                <w:color w:val="334155"/>
-                <w:sz w:val="18"/>
-              </w:rPr>
-              <w:t>WF-02, WF-03</w:t>
-            </w:r>
-          </w:p>
-        </w:tc>
-        <w:tc>
-          <w:tcPr>
-            <w:tcW w:type="dxa" w:w="2016"/>
-            <w:shd w:fill="F8FAFC"/>
-          </w:tcPr>
-          <w:p>
-            <w:pPr>
-              <w:jc w:val="left"/>
-            </w:pPr>
-            <w:r>
-              <w:rPr>
-                <w:rFonts w:ascii="Calibri" w:hAnsi="Calibri"/>
-                <w:color w:val="334155"/>
-                <w:sz w:val="18"/>
-              </w:rPr>
-              <w:t>Validated via app.current_org_id RLS policy</w:t>
+              <w:t>Engine-level app.current_org_id RLS policy.</w:t>
             </w:r>
           </w:p>
         </w:tc>
@@ -2671,7 +2878,7 @@
       <w:tr>
         <w:tc>
           <w:tcPr>
-            <w:tcW w:type="dxa" w:w="1152"/>
+            <w:tcW w:type="dxa" w:w="864"/>
             <w:shd w:fill="FFFFFF"/>
           </w:tcPr>
           <w:p>
@@ -2682,9 +2889,85 @@
               <w:rPr>
                 <w:rFonts w:ascii="Calibri" w:hAnsi="Calibri"/>
                 <w:color w:val="334155"/>
-                <w:sz w:val="18"/>
+                <w:sz w:val="17"/>
               </w:rPr>
               <w:t>F-05</w:t>
+            </w:r>
+          </w:p>
+        </w:tc>
+        <w:tc>
+          <w:tcPr>
+            <w:tcW w:type="dxa" w:w="2304"/>
+            <w:shd w:fill="FFFFFF"/>
+          </w:tcPr>
+          <w:p>
+            <w:pPr>
+              <w:jc w:val="left"/>
+            </w:pPr>
+            <w:r>
+              <w:rPr>
+                <w:rFonts w:ascii="Calibri" w:hAnsi="Calibri"/>
+                <w:color w:val="334155"/>
+                <w:sz w:val="17"/>
+              </w:rPr>
+              <w:t>Multi-Branch Location Hierarchy</w:t>
+            </w:r>
+          </w:p>
+        </w:tc>
+        <w:tc>
+          <w:tcPr>
+            <w:tcW w:type="dxa" w:w="1296"/>
+            <w:shd w:fill="FFFFFF"/>
+          </w:tcPr>
+          <w:p>
+            <w:pPr>
+              <w:jc w:val="left"/>
+            </w:pPr>
+            <w:r>
+              <w:rPr>
+                <w:rFonts w:ascii="Calibri" w:hAnsi="Calibri"/>
+                <w:color w:val="334155"/>
+                <w:sz w:val="17"/>
+              </w:rPr>
+              <w:t>Tenancy</w:t>
+            </w:r>
+          </w:p>
+        </w:tc>
+        <w:tc>
+          <w:tcPr>
+            <w:tcW w:type="dxa" w:w="1296"/>
+            <w:shd w:fill="FFFFFF"/>
+          </w:tcPr>
+          <w:p>
+            <w:pPr>
+              <w:jc w:val="left"/>
+            </w:pPr>
+            <w:r>
+              <w:rPr>
+                <w:rFonts w:ascii="Calibri" w:hAnsi="Calibri"/>
+                <w:color w:val="334155"/>
+                <w:sz w:val="17"/>
+              </w:rPr>
+              <w:t>Should-Have</w:t>
+            </w:r>
+          </w:p>
+        </w:tc>
+        <w:tc>
+          <w:tcPr>
+            <w:tcW w:type="dxa" w:w="1728"/>
+            <w:shd w:fill="FFFFFF"/>
+          </w:tcPr>
+          <w:p>
+            <w:pPr>
+              <w:jc w:val="left"/>
+            </w:pPr>
+            <w:r>
+              <w:rPr>
+                <w:rFonts w:ascii="Calibri" w:hAnsi="Calibri"/>
+                <w:color w:val="334155"/>
+                <w:sz w:val="17"/>
+              </w:rPr>
+              <w:t>WF-02</w:t>
             </w:r>
           </w:p>
         </w:tc>
@@ -2701,66 +2984,9 @@
               <w:rPr>
                 <w:rFonts w:ascii="Calibri" w:hAnsi="Calibri"/>
                 <w:color w:val="334155"/>
-                <w:sz w:val="18"/>
+                <w:sz w:val="17"/>
               </w:rPr>
-              <w:t>Multi-Branch Location Hierarchy</w:t>
-            </w:r>
-          </w:p>
-        </w:tc>
-        <w:tc>
-          <w:tcPr>
-            <w:tcW w:type="dxa" w:w="1440"/>
-            <w:shd w:fill="FFFFFF"/>
-          </w:tcPr>
-          <w:p>
-            <w:pPr>
-              <w:jc w:val="left"/>
-            </w:pPr>
-            <w:r>
-              <w:rPr>
-                <w:rFonts w:ascii="Calibri" w:hAnsi="Calibri"/>
-                <w:color w:val="334155"/>
-                <w:sz w:val="18"/>
-              </w:rPr>
-              <w:t>Tenancy</w:t>
-            </w:r>
-          </w:p>
-        </w:tc>
-        <w:tc>
-          <w:tcPr>
-            <w:tcW w:type="dxa" w:w="2160"/>
-            <w:shd w:fill="FFFFFF"/>
-          </w:tcPr>
-          <w:p>
-            <w:pPr>
-              <w:jc w:val="left"/>
-            </w:pPr>
-            <w:r>
-              <w:rPr>
-                <w:rFonts w:ascii="Calibri" w:hAnsi="Calibri"/>
-                <w:color w:val="334155"/>
-                <w:sz w:val="18"/>
-              </w:rPr>
-              <w:t>WF-02</w:t>
-            </w:r>
-          </w:p>
-        </w:tc>
-        <w:tc>
-          <w:tcPr>
-            <w:tcW w:type="dxa" w:w="2016"/>
-            <w:shd w:fill="FFFFFF"/>
-          </w:tcPr>
-          <w:p>
-            <w:pPr>
-              <w:jc w:val="left"/>
-            </w:pPr>
-            <w:r>
-              <w:rPr>
-                <w:rFonts w:ascii="Calibri" w:hAnsi="Calibri"/>
-                <w:color w:val="334155"/>
-                <w:sz w:val="18"/>
-              </w:rPr>
-              <w:t>Validated via branch location foreign keys</w:t>
+              <w:t>Branch location foreign key relationships.</w:t>
             </w:r>
           </w:p>
         </w:tc>
@@ -2768,7 +2994,7 @@
       <w:tr>
         <w:tc>
           <w:tcPr>
-            <w:tcW w:type="dxa" w:w="1152"/>
+            <w:tcW w:type="dxa" w:w="864"/>
             <w:shd w:fill="F8FAFC"/>
           </w:tcPr>
           <w:p>
@@ -2779,9 +3005,85 @@
               <w:rPr>
                 <w:rFonts w:ascii="Calibri" w:hAnsi="Calibri"/>
                 <w:color w:val="334155"/>
-                <w:sz w:val="18"/>
+                <w:sz w:val="17"/>
               </w:rPr>
               <w:t>F-06</w:t>
+            </w:r>
+          </w:p>
+        </w:tc>
+        <w:tc>
+          <w:tcPr>
+            <w:tcW w:type="dxa" w:w="2304"/>
+            <w:shd w:fill="F8FAFC"/>
+          </w:tcPr>
+          <w:p>
+            <w:pPr>
+              <w:jc w:val="left"/>
+            </w:pPr>
+            <w:r>
+              <w:rPr>
+                <w:rFonts w:ascii="Calibri" w:hAnsi="Calibri"/>
+                <w:color w:val="334155"/>
+                <w:sz w:val="17"/>
+              </w:rPr>
+              <w:t>Candidate Skill Vector Profile</w:t>
+            </w:r>
+          </w:p>
+        </w:tc>
+        <w:tc>
+          <w:tcPr>
+            <w:tcW w:type="dxa" w:w="1296"/>
+            <w:shd w:fill="F8FAFC"/>
+          </w:tcPr>
+          <w:p>
+            <w:pPr>
+              <w:jc w:val="left"/>
+            </w:pPr>
+            <w:r>
+              <w:rPr>
+                <w:rFonts w:ascii="Calibri" w:hAnsi="Calibri"/>
+                <w:color w:val="334155"/>
+                <w:sz w:val="17"/>
+              </w:rPr>
+              <w:t>Sourcing</w:t>
+            </w:r>
+          </w:p>
+        </w:tc>
+        <w:tc>
+          <w:tcPr>
+            <w:tcW w:type="dxa" w:w="1296"/>
+            <w:shd w:fill="F8FAFC"/>
+          </w:tcPr>
+          <w:p>
+            <w:pPr>
+              <w:jc w:val="left"/>
+            </w:pPr>
+            <w:r>
+              <w:rPr>
+                <w:rFonts w:ascii="Calibri" w:hAnsi="Calibri"/>
+                <w:color w:val="334155"/>
+                <w:sz w:val="17"/>
+              </w:rPr>
+              <w:t>Must-Have</w:t>
+            </w:r>
+          </w:p>
+        </w:tc>
+        <w:tc>
+          <w:tcPr>
+            <w:tcW w:type="dxa" w:w="1728"/>
+            <w:shd w:fill="F8FAFC"/>
+          </w:tcPr>
+          <w:p>
+            <w:pPr>
+              <w:jc w:val="left"/>
+            </w:pPr>
+            <w:r>
+              <w:rPr>
+                <w:rFonts w:ascii="Calibri" w:hAnsi="Calibri"/>
+                <w:color w:val="334155"/>
+                <w:sz w:val="17"/>
+              </w:rPr>
+              <w:t>WF-01, WF-04</w:t>
             </w:r>
           </w:p>
         </w:tc>
@@ -2798,66 +3100,9 @@
               <w:rPr>
                 <w:rFonts w:ascii="Calibri" w:hAnsi="Calibri"/>
                 <w:color w:val="334155"/>
-                <w:sz w:val="18"/>
+                <w:sz w:val="17"/>
               </w:rPr>
-              <w:t>Candidate Skill Vector Profile</w:t>
-            </w:r>
-          </w:p>
-        </w:tc>
-        <w:tc>
-          <w:tcPr>
-            <w:tcW w:type="dxa" w:w="1440"/>
-            <w:shd w:fill="F8FAFC"/>
-          </w:tcPr>
-          <w:p>
-            <w:pPr>
-              <w:jc w:val="left"/>
-            </w:pPr>
-            <w:r>
-              <w:rPr>
-                <w:rFonts w:ascii="Calibri" w:hAnsi="Calibri"/>
-                <w:color w:val="334155"/>
-                <w:sz w:val="18"/>
-              </w:rPr>
-              <w:t>Sourcing</w:t>
-            </w:r>
-          </w:p>
-        </w:tc>
-        <w:tc>
-          <w:tcPr>
-            <w:tcW w:type="dxa" w:w="2160"/>
-            <w:shd w:fill="F8FAFC"/>
-          </w:tcPr>
-          <w:p>
-            <w:pPr>
-              <w:jc w:val="left"/>
-            </w:pPr>
-            <w:r>
-              <w:rPr>
-                <w:rFonts w:ascii="Calibri" w:hAnsi="Calibri"/>
-                <w:color w:val="334155"/>
-                <w:sz w:val="18"/>
-              </w:rPr>
-              <w:t>WF-01, WF-04</w:t>
-            </w:r>
-          </w:p>
-        </w:tc>
-        <w:tc>
-          <w:tcPr>
-            <w:tcW w:type="dxa" w:w="2016"/>
-            <w:shd w:fill="F8FAFC"/>
-          </w:tcPr>
-          <w:p>
-            <w:pPr>
-              <w:jc w:val="left"/>
-            </w:pPr>
-            <w:r>
-              <w:rPr>
-                <w:rFonts w:ascii="Calibri" w:hAnsi="Calibri"/>
-                <w:color w:val="334155"/>
-                <w:sz w:val="18"/>
-              </w:rPr>
-              <w:t>Validated via parsed_resume_vector extraction</w:t>
+              <w:t>parsed_resume_vector GIN trigram indexing.</w:t>
             </w:r>
           </w:p>
         </w:tc>
@@ -2865,7 +3110,7 @@
       <w:tr>
         <w:tc>
           <w:tcPr>
-            <w:tcW w:type="dxa" w:w="1152"/>
+            <w:tcW w:type="dxa" w:w="864"/>
             <w:shd w:fill="FFFFFF"/>
           </w:tcPr>
           <w:p>
@@ -2876,9 +3121,85 @@
               <w:rPr>
                 <w:rFonts w:ascii="Calibri" w:hAnsi="Calibri"/>
                 <w:color w:val="334155"/>
-                <w:sz w:val="18"/>
+                <w:sz w:val="17"/>
               </w:rPr>
               <w:t>F-07</w:t>
+            </w:r>
+          </w:p>
+        </w:tc>
+        <w:tc>
+          <w:tcPr>
+            <w:tcW w:type="dxa" w:w="2304"/>
+            <w:shd w:fill="FFFFFF"/>
+          </w:tcPr>
+          <w:p>
+            <w:pPr>
+              <w:jc w:val="left"/>
+            </w:pPr>
+            <w:r>
+              <w:rPr>
+                <w:rFonts w:ascii="Calibri" w:hAnsi="Calibri"/>
+                <w:color w:val="334155"/>
+                <w:sz w:val="17"/>
+              </w:rPr>
+              <w:t>Structured Application Assessment</w:t>
+            </w:r>
+          </w:p>
+        </w:tc>
+        <w:tc>
+          <w:tcPr>
+            <w:tcW w:type="dxa" w:w="1296"/>
+            <w:shd w:fill="FFFFFF"/>
+          </w:tcPr>
+          <w:p>
+            <w:pPr>
+              <w:jc w:val="left"/>
+            </w:pPr>
+            <w:r>
+              <w:rPr>
+                <w:rFonts w:ascii="Calibri" w:hAnsi="Calibri"/>
+                <w:color w:val="334155"/>
+                <w:sz w:val="17"/>
+              </w:rPr>
+              <w:t>Sourcing</w:t>
+            </w:r>
+          </w:p>
+        </w:tc>
+        <w:tc>
+          <w:tcPr>
+            <w:tcW w:type="dxa" w:w="1296"/>
+            <w:shd w:fill="FFFFFF"/>
+          </w:tcPr>
+          <w:p>
+            <w:pPr>
+              <w:jc w:val="left"/>
+            </w:pPr>
+            <w:r>
+              <w:rPr>
+                <w:rFonts w:ascii="Calibri" w:hAnsi="Calibri"/>
+                <w:color w:val="334155"/>
+                <w:sz w:val="17"/>
+              </w:rPr>
+              <w:t>Must-Have</w:t>
+            </w:r>
+          </w:p>
+        </w:tc>
+        <w:tc>
+          <w:tcPr>
+            <w:tcW w:type="dxa" w:w="1728"/>
+            <w:shd w:fill="FFFFFF"/>
+          </w:tcPr>
+          <w:p>
+            <w:pPr>
+              <w:jc w:val="left"/>
+            </w:pPr>
+            <w:r>
+              <w:rPr>
+                <w:rFonts w:ascii="Calibri" w:hAnsi="Calibri"/>
+                <w:color w:val="334155"/>
+                <w:sz w:val="17"/>
+              </w:rPr>
+              <w:t>WF-03</w:t>
             </w:r>
           </w:p>
         </w:tc>
@@ -2895,66 +3216,9 @@
               <w:rPr>
                 <w:rFonts w:ascii="Calibri" w:hAnsi="Calibri"/>
                 <w:color w:val="334155"/>
-                <w:sz w:val="18"/>
+                <w:sz w:val="17"/>
               </w:rPr>
-              <w:t>Structured Application Assessment</w:t>
-            </w:r>
-          </w:p>
-        </w:tc>
-        <w:tc>
-          <w:tcPr>
-            <w:tcW w:type="dxa" w:w="1440"/>
-            <w:shd w:fill="FFFFFF"/>
-          </w:tcPr>
-          <w:p>
-            <w:pPr>
-              <w:jc w:val="left"/>
-            </w:pPr>
-            <w:r>
-              <w:rPr>
-                <w:rFonts w:ascii="Calibri" w:hAnsi="Calibri"/>
-                <w:color w:val="334155"/>
-                <w:sz w:val="18"/>
-              </w:rPr>
-              <w:t>Sourcing</w:t>
-            </w:r>
-          </w:p>
-        </w:tc>
-        <w:tc>
-          <w:tcPr>
-            <w:tcW w:type="dxa" w:w="2160"/>
-            <w:shd w:fill="FFFFFF"/>
-          </w:tcPr>
-          <w:p>
-            <w:pPr>
-              <w:jc w:val="left"/>
-            </w:pPr>
-            <w:r>
-              <w:rPr>
-                <w:rFonts w:ascii="Calibri" w:hAnsi="Calibri"/>
-                <w:color w:val="334155"/>
-                <w:sz w:val="18"/>
-              </w:rPr>
-              <w:t>WF-03</w:t>
-            </w:r>
-          </w:p>
-        </w:tc>
-        <w:tc>
-          <w:tcPr>
-            <w:tcW w:type="dxa" w:w="2016"/>
-            <w:shd w:fill="FFFFFF"/>
-          </w:tcPr>
-          <w:p>
-            <w:pPr>
-              <w:jc w:val="left"/>
-            </w:pPr>
-            <w:r>
-              <w:rPr>
-                <w:rFonts w:ascii="Calibri" w:hAnsi="Calibri"/>
-                <w:color w:val="334155"/>
-                <w:sz w:val="18"/>
-              </w:rPr>
-              <w:t>Validated via questionnaire and scoring triggers</w:t>
+              <w:t>Questionnaire option scoring &amp; threshold rules.</w:t>
             </w:r>
           </w:p>
         </w:tc>
@@ -2962,7 +3226,7 @@
       <w:tr>
         <w:tc>
           <w:tcPr>
-            <w:tcW w:type="dxa" w:w="1152"/>
+            <w:tcW w:type="dxa" w:w="864"/>
             <w:shd w:fill="F8FAFC"/>
           </w:tcPr>
           <w:p>
@@ -2973,9 +3237,85 @@
               <w:rPr>
                 <w:rFonts w:ascii="Calibri" w:hAnsi="Calibri"/>
                 <w:color w:val="334155"/>
-                <w:sz w:val="18"/>
+                <w:sz w:val="17"/>
               </w:rPr>
               <w:t>F-08</w:t>
+            </w:r>
+          </w:p>
+        </w:tc>
+        <w:tc>
+          <w:tcPr>
+            <w:tcW w:type="dxa" w:w="2304"/>
+            <w:shd w:fill="F8FAFC"/>
+          </w:tcPr>
+          <w:p>
+            <w:pPr>
+              <w:jc w:val="left"/>
+            </w:pPr>
+            <w:r>
+              <w:rPr>
+                <w:rFonts w:ascii="Calibri" w:hAnsi="Calibri"/>
+                <w:color w:val="334155"/>
+                <w:sz w:val="17"/>
+              </w:rPr>
+              <w:t>Consultant Sourcing Marketplace</w:t>
+            </w:r>
+          </w:p>
+        </w:tc>
+        <w:tc>
+          <w:tcPr>
+            <w:tcW w:type="dxa" w:w="1296"/>
+            <w:shd w:fill="F8FAFC"/>
+          </w:tcPr>
+          <w:p>
+            <w:pPr>
+              <w:jc w:val="left"/>
+            </w:pPr>
+            <w:r>
+              <w:rPr>
+                <w:rFonts w:ascii="Calibri" w:hAnsi="Calibri"/>
+                <w:color w:val="334155"/>
+                <w:sz w:val="17"/>
+              </w:rPr>
+              <w:t>Sourcing</w:t>
+            </w:r>
+          </w:p>
+        </w:tc>
+        <w:tc>
+          <w:tcPr>
+            <w:tcW w:type="dxa" w:w="1296"/>
+            <w:shd w:fill="F8FAFC"/>
+          </w:tcPr>
+          <w:p>
+            <w:pPr>
+              <w:jc w:val="left"/>
+            </w:pPr>
+            <w:r>
+              <w:rPr>
+                <w:rFonts w:ascii="Calibri" w:hAnsi="Calibri"/>
+                <w:color w:val="334155"/>
+                <w:sz w:val="17"/>
+              </w:rPr>
+              <w:t>Differentiator</w:t>
+            </w:r>
+          </w:p>
+        </w:tc>
+        <w:tc>
+          <w:tcPr>
+            <w:tcW w:type="dxa" w:w="1728"/>
+            <w:shd w:fill="F8FAFC"/>
+          </w:tcPr>
+          <w:p>
+            <w:pPr>
+              <w:jc w:val="left"/>
+            </w:pPr>
+            <w:r>
+              <w:rPr>
+                <w:rFonts w:ascii="Calibri" w:hAnsi="Calibri"/>
+                <w:color w:val="334155"/>
+                <w:sz w:val="17"/>
+              </w:rPr>
+              <w:t>WF-04</w:t>
             </w:r>
           </w:p>
         </w:tc>
@@ -2992,66 +3332,9 @@
               <w:rPr>
                 <w:rFonts w:ascii="Calibri" w:hAnsi="Calibri"/>
                 <w:color w:val="334155"/>
-                <w:sz w:val="18"/>
+                <w:sz w:val="17"/>
               </w:rPr>
-              <w:t>Consultant Sourcing Marketplace</w:t>
-            </w:r>
-          </w:p>
-        </w:tc>
-        <w:tc>
-          <w:tcPr>
-            <w:tcW w:type="dxa" w:w="1440"/>
-            <w:shd w:fill="F8FAFC"/>
-          </w:tcPr>
-          <w:p>
-            <w:pPr>
-              <w:jc w:val="left"/>
-            </w:pPr>
-            <w:r>
-              <w:rPr>
-                <w:rFonts w:ascii="Calibri" w:hAnsi="Calibri"/>
-                <w:color w:val="334155"/>
-                <w:sz w:val="18"/>
-              </w:rPr>
-              <w:t>Sourcing</w:t>
-            </w:r>
-          </w:p>
-        </w:tc>
-        <w:tc>
-          <w:tcPr>
-            <w:tcW w:type="dxa" w:w="2160"/>
-            <w:shd w:fill="F8FAFC"/>
-          </w:tcPr>
-          <w:p>
-            <w:pPr>
-              <w:jc w:val="left"/>
-            </w:pPr>
-            <w:r>
-              <w:rPr>
-                <w:rFonts w:ascii="Calibri" w:hAnsi="Calibri"/>
-                <w:color w:val="334155"/>
-                <w:sz w:val="18"/>
-              </w:rPr>
-              <w:t>WF-04</w:t>
-            </w:r>
-          </w:p>
-        </w:tc>
-        <w:tc>
-          <w:tcPr>
-            <w:tcW w:type="dxa" w:w="2016"/>
-            <w:shd w:fill="F8FAFC"/>
-          </w:tcPr>
-          <w:p>
-            <w:pPr>
-              <w:jc w:val="left"/>
-            </w:pPr>
-            <w:r>
-              <w:rPr>
-                <w:rFonts w:ascii="Calibri" w:hAnsi="Calibri"/>
-                <w:color w:val="334155"/>
-                <w:sz w:val="18"/>
-              </w:rPr>
-              <w:t>Validated via split commission ledger tracking</w:t>
+              <w:t>Consultant candidate mapping &amp; split commission.</w:t>
             </w:r>
           </w:p>
         </w:tc>
@@ -3059,7 +3342,7 @@
       <w:tr>
         <w:tc>
           <w:tcPr>
-            <w:tcW w:type="dxa" w:w="1152"/>
+            <w:tcW w:type="dxa" w:w="864"/>
             <w:shd w:fill="FFFFFF"/>
           </w:tcPr>
           <w:p>
@@ -3070,9 +3353,85 @@
               <w:rPr>
                 <w:rFonts w:ascii="Calibri" w:hAnsi="Calibri"/>
                 <w:color w:val="334155"/>
-                <w:sz w:val="18"/>
+                <w:sz w:val="17"/>
               </w:rPr>
               <w:t>F-09</w:t>
+            </w:r>
+          </w:p>
+        </w:tc>
+        <w:tc>
+          <w:tcPr>
+            <w:tcW w:type="dxa" w:w="2304"/>
+            <w:shd w:fill="FFFFFF"/>
+          </w:tcPr>
+          <w:p>
+            <w:pPr>
+              <w:jc w:val="left"/>
+            </w:pPr>
+            <w:r>
+              <w:rPr>
+                <w:rFonts w:ascii="Calibri" w:hAnsi="Calibri"/>
+                <w:color w:val="334155"/>
+                <w:sz w:val="17"/>
+              </w:rPr>
+              <w:t>Resume Unlock Quota &amp; Metering</w:t>
+            </w:r>
+          </w:p>
+        </w:tc>
+        <w:tc>
+          <w:tcPr>
+            <w:tcW w:type="dxa" w:w="1296"/>
+            <w:shd w:fill="FFFFFF"/>
+          </w:tcPr>
+          <w:p>
+            <w:pPr>
+              <w:jc w:val="left"/>
+            </w:pPr>
+            <w:r>
+              <w:rPr>
+                <w:rFonts w:ascii="Calibri" w:hAnsi="Calibri"/>
+                <w:color w:val="334155"/>
+                <w:sz w:val="17"/>
+              </w:rPr>
+              <w:t>Monetization</w:t>
+            </w:r>
+          </w:p>
+        </w:tc>
+        <w:tc>
+          <w:tcPr>
+            <w:tcW w:type="dxa" w:w="1296"/>
+            <w:shd w:fill="FFFFFF"/>
+          </w:tcPr>
+          <w:p>
+            <w:pPr>
+              <w:jc w:val="left"/>
+            </w:pPr>
+            <w:r>
+              <w:rPr>
+                <w:rFonts w:ascii="Calibri" w:hAnsi="Calibri"/>
+                <w:color w:val="334155"/>
+                <w:sz w:val="17"/>
+              </w:rPr>
+              <w:t>Must-Have</w:t>
+            </w:r>
+          </w:p>
+        </w:tc>
+        <w:tc>
+          <w:tcPr>
+            <w:tcW w:type="dxa" w:w="1728"/>
+            <w:shd w:fill="FFFFFF"/>
+          </w:tcPr>
+          <w:p>
+            <w:pPr>
+              <w:jc w:val="left"/>
+            </w:pPr>
+            <w:r>
+              <w:rPr>
+                <w:rFonts w:ascii="Calibri" w:hAnsi="Calibri"/>
+                <w:color w:val="334155"/>
+                <w:sz w:val="17"/>
+              </w:rPr>
+              <w:t>WF-04</w:t>
             </w:r>
           </w:p>
         </w:tc>
@@ -3089,66 +3448,9 @@
               <w:rPr>
                 <w:rFonts w:ascii="Calibri" w:hAnsi="Calibri"/>
                 <w:color w:val="334155"/>
-                <w:sz w:val="18"/>
+                <w:sz w:val="17"/>
               </w:rPr>
-              <w:t>Resume Unlock Quota &amp; Metering</w:t>
-            </w:r>
-          </w:p>
-        </w:tc>
-        <w:tc>
-          <w:tcPr>
-            <w:tcW w:type="dxa" w:w="1440"/>
-            <w:shd w:fill="FFFFFF"/>
-          </w:tcPr>
-          <w:p>
-            <w:pPr>
-              <w:jc w:val="left"/>
-            </w:pPr>
-            <w:r>
-              <w:rPr>
-                <w:rFonts w:ascii="Calibri" w:hAnsi="Calibri"/>
-                <w:color w:val="334155"/>
-                <w:sz w:val="18"/>
-              </w:rPr>
-              <w:t>Monetization</w:t>
-            </w:r>
-          </w:p>
-        </w:tc>
-        <w:tc>
-          <w:tcPr>
-            <w:tcW w:type="dxa" w:w="2160"/>
-            <w:shd w:fill="FFFFFF"/>
-          </w:tcPr>
-          <w:p>
-            <w:pPr>
-              <w:jc w:val="left"/>
-            </w:pPr>
-            <w:r>
-              <w:rPr>
-                <w:rFonts w:ascii="Calibri" w:hAnsi="Calibri"/>
-                <w:color w:val="334155"/>
-                <w:sz w:val="18"/>
-              </w:rPr>
-              <w:t>WF-04</w:t>
-            </w:r>
-          </w:p>
-        </w:tc>
-        <w:tc>
-          <w:tcPr>
-            <w:tcW w:type="dxa" w:w="2016"/>
-            <w:shd w:fill="FFFFFF"/>
-          </w:tcPr>
-          <w:p>
-            <w:pPr>
-              <w:jc w:val="left"/>
-            </w:pPr>
-            <w:r>
-              <w:rPr>
-                <w:rFonts w:ascii="Calibri" w:hAnsi="Calibri"/>
-                <w:color w:val="334155"/>
-                <w:sz w:val="18"/>
-              </w:rPr>
-              <w:t>Validated via download history credit deductions</w:t>
+              <w:t>profile_download_history atomic deductions.</w:t>
             </w:r>
           </w:p>
         </w:tc>
@@ -3156,7 +3458,7 @@
       <w:tr>
         <w:tc>
           <w:tcPr>
-            <w:tcW w:type="dxa" w:w="1152"/>
+            <w:tcW w:type="dxa" w:w="864"/>
             <w:shd w:fill="F8FAFC"/>
           </w:tcPr>
           <w:p>
@@ -3167,9 +3469,85 @@
               <w:rPr>
                 <w:rFonts w:ascii="Calibri" w:hAnsi="Calibri"/>
                 <w:color w:val="334155"/>
-                <w:sz w:val="18"/>
+                <w:sz w:val="17"/>
               </w:rPr>
               <w:t>F-10</w:t>
+            </w:r>
+          </w:p>
+        </w:tc>
+        <w:tc>
+          <w:tcPr>
+            <w:tcW w:type="dxa" w:w="2304"/>
+            <w:shd w:fill="F8FAFC"/>
+          </w:tcPr>
+          <w:p>
+            <w:pPr>
+              <w:jc w:val="left"/>
+            </w:pPr>
+            <w:r>
+              <w:rPr>
+                <w:rFonts w:ascii="Calibri" w:hAnsi="Calibri"/>
+                <w:color w:val="334155"/>
+                <w:sz w:val="17"/>
+              </w:rPr>
+              <w:t>Tiered Enterprise Licensing</w:t>
+            </w:r>
+          </w:p>
+        </w:tc>
+        <w:tc>
+          <w:tcPr>
+            <w:tcW w:type="dxa" w:w="1296"/>
+            <w:shd w:fill="F8FAFC"/>
+          </w:tcPr>
+          <w:p>
+            <w:pPr>
+              <w:jc w:val="left"/>
+            </w:pPr>
+            <w:r>
+              <w:rPr>
+                <w:rFonts w:ascii="Calibri" w:hAnsi="Calibri"/>
+                <w:color w:val="334155"/>
+                <w:sz w:val="17"/>
+              </w:rPr>
+              <w:t>Monetization</w:t>
+            </w:r>
+          </w:p>
+        </w:tc>
+        <w:tc>
+          <w:tcPr>
+            <w:tcW w:type="dxa" w:w="1296"/>
+            <w:shd w:fill="F8FAFC"/>
+          </w:tcPr>
+          <w:p>
+            <w:pPr>
+              <w:jc w:val="left"/>
+            </w:pPr>
+            <w:r>
+              <w:rPr>
+                <w:rFonts w:ascii="Calibri" w:hAnsi="Calibri"/>
+                <w:color w:val="334155"/>
+                <w:sz w:val="17"/>
+              </w:rPr>
+              <w:t>Must-Have</w:t>
+            </w:r>
+          </w:p>
+        </w:tc>
+        <w:tc>
+          <w:tcPr>
+            <w:tcW w:type="dxa" w:w="1728"/>
+            <w:shd w:fill="F8FAFC"/>
+          </w:tcPr>
+          <w:p>
+            <w:pPr>
+              <w:jc w:val="left"/>
+            </w:pPr>
+            <w:r>
+              <w:rPr>
+                <w:rFonts w:ascii="Calibri" w:hAnsi="Calibri"/>
+                <w:color w:val="334155"/>
+                <w:sz w:val="17"/>
+              </w:rPr>
+              <w:t>WF-06</w:t>
             </w:r>
           </w:p>
         </w:tc>
@@ -3186,66 +3564,9 @@
               <w:rPr>
                 <w:rFonts w:ascii="Calibri" w:hAnsi="Calibri"/>
                 <w:color w:val="334155"/>
-                <w:sz w:val="18"/>
+                <w:sz w:val="17"/>
               </w:rPr>
-              <w:t>Tiered Enterprise Licensing</w:t>
-            </w:r>
-          </w:p>
-        </w:tc>
-        <w:tc>
-          <w:tcPr>
-            <w:tcW w:type="dxa" w:w="1440"/>
-            <w:shd w:fill="F8FAFC"/>
-          </w:tcPr>
-          <w:p>
-            <w:pPr>
-              <w:jc w:val="left"/>
-            </w:pPr>
-            <w:r>
-              <w:rPr>
-                <w:rFonts w:ascii="Calibri" w:hAnsi="Calibri"/>
-                <w:color w:val="334155"/>
-                <w:sz w:val="18"/>
-              </w:rPr>
-              <w:t>Monetization</w:t>
-            </w:r>
-          </w:p>
-        </w:tc>
-        <w:tc>
-          <w:tcPr>
-            <w:tcW w:type="dxa" w:w="2160"/>
-            <w:shd w:fill="F8FAFC"/>
-          </w:tcPr>
-          <w:p>
-            <w:pPr>
-              <w:jc w:val="left"/>
-            </w:pPr>
-            <w:r>
-              <w:rPr>
-                <w:rFonts w:ascii="Calibri" w:hAnsi="Calibri"/>
-                <w:color w:val="334155"/>
-                <w:sz w:val="18"/>
-              </w:rPr>
-              <w:t>WF-06</w:t>
-            </w:r>
-          </w:p>
-        </w:tc>
-        <w:tc>
-          <w:tcPr>
-            <w:tcW w:type="dxa" w:w="2016"/>
-            <w:shd w:fill="F8FAFC"/>
-          </w:tcPr>
-          <w:p>
-            <w:pPr>
-              <w:jc w:val="left"/>
-            </w:pPr>
-            <w:r>
-              <w:rPr>
-                <w:rFonts w:ascii="Calibri" w:hAnsi="Calibri"/>
-                <w:color w:val="334155"/>
-                <w:sz w:val="18"/>
-              </w:rPr>
-              <w:t>Validated via seat allocation triggers</w:t>
+              <w:t>subscription_licence seat cap validation.</w:t>
             </w:r>
           </w:p>
         </w:tc>
@@ -3253,7 +3574,7 @@
       <w:tr>
         <w:tc>
           <w:tcPr>
-            <w:tcW w:type="dxa" w:w="1152"/>
+            <w:tcW w:type="dxa" w:w="864"/>
             <w:shd w:fill="FFFFFF"/>
           </w:tcPr>
           <w:p>
@@ -3264,9 +3585,85 @@
               <w:rPr>
                 <w:rFonts w:ascii="Calibri" w:hAnsi="Calibri"/>
                 <w:color w:val="334155"/>
-                <w:sz w:val="18"/>
+                <w:sz w:val="17"/>
               </w:rPr>
               <w:t>F-11</w:t>
+            </w:r>
+          </w:p>
+        </w:tc>
+        <w:tc>
+          <w:tcPr>
+            <w:tcW w:type="dxa" w:w="2304"/>
+            <w:shd w:fill="FFFFFF"/>
+          </w:tcPr>
+          <w:p>
+            <w:pPr>
+              <w:jc w:val="left"/>
+            </w:pPr>
+            <w:r>
+              <w:rPr>
+                <w:rFonts w:ascii="Calibri" w:hAnsi="Calibri"/>
+                <w:color w:val="334155"/>
+                <w:sz w:val="17"/>
+              </w:rPr>
+              <w:t>Double-Entry Wallet Ledger</w:t>
+            </w:r>
+          </w:p>
+        </w:tc>
+        <w:tc>
+          <w:tcPr>
+            <w:tcW w:type="dxa" w:w="1296"/>
+            <w:shd w:fill="FFFFFF"/>
+          </w:tcPr>
+          <w:p>
+            <w:pPr>
+              <w:jc w:val="left"/>
+            </w:pPr>
+            <w:r>
+              <w:rPr>
+                <w:rFonts w:ascii="Calibri" w:hAnsi="Calibri"/>
+                <w:color w:val="334155"/>
+                <w:sz w:val="17"/>
+              </w:rPr>
+              <w:t>Billing</w:t>
+            </w:r>
+          </w:p>
+        </w:tc>
+        <w:tc>
+          <w:tcPr>
+            <w:tcW w:type="dxa" w:w="1296"/>
+            <w:shd w:fill="FFFFFF"/>
+          </w:tcPr>
+          <w:p>
+            <w:pPr>
+              <w:jc w:val="left"/>
+            </w:pPr>
+            <w:r>
+              <w:rPr>
+                <w:rFonts w:ascii="Calibri" w:hAnsi="Calibri"/>
+                <w:color w:val="334155"/>
+                <w:sz w:val="17"/>
+              </w:rPr>
+              <w:t>Differentiator</w:t>
+            </w:r>
+          </w:p>
+        </w:tc>
+        <w:tc>
+          <w:tcPr>
+            <w:tcW w:type="dxa" w:w="1728"/>
+            <w:shd w:fill="FFFFFF"/>
+          </w:tcPr>
+          <w:p>
+            <w:pPr>
+              <w:jc w:val="left"/>
+            </w:pPr>
+            <w:r>
+              <w:rPr>
+                <w:rFonts w:ascii="Calibri" w:hAnsi="Calibri"/>
+                <w:color w:val="334155"/>
+                <w:sz w:val="17"/>
+              </w:rPr>
+              <w:t>WF-04, WF-07</w:t>
             </w:r>
           </w:p>
         </w:tc>
@@ -3283,66 +3680,9 @@
               <w:rPr>
                 <w:rFonts w:ascii="Calibri" w:hAnsi="Calibri"/>
                 <w:color w:val="334155"/>
-                <w:sz w:val="18"/>
+                <w:sz w:val="17"/>
               </w:rPr>
-              <w:t>Double-Entry Wallet System</w:t>
-            </w:r>
-          </w:p>
-        </w:tc>
-        <w:tc>
-          <w:tcPr>
-            <w:tcW w:type="dxa" w:w="1440"/>
-            <w:shd w:fill="FFFFFF"/>
-          </w:tcPr>
-          <w:p>
-            <w:pPr>
-              <w:jc w:val="left"/>
-            </w:pPr>
-            <w:r>
-              <w:rPr>
-                <w:rFonts w:ascii="Calibri" w:hAnsi="Calibri"/>
-                <w:color w:val="334155"/>
-                <w:sz w:val="18"/>
-              </w:rPr>
-              <w:t>Billing</w:t>
-            </w:r>
-          </w:p>
-        </w:tc>
-        <w:tc>
-          <w:tcPr>
-            <w:tcW w:type="dxa" w:w="2160"/>
-            <w:shd w:fill="FFFFFF"/>
-          </w:tcPr>
-          <w:p>
-            <w:pPr>
-              <w:jc w:val="left"/>
-            </w:pPr>
-            <w:r>
-              <w:rPr>
-                <w:rFonts w:ascii="Calibri" w:hAnsi="Calibri"/>
-                <w:color w:val="334155"/>
-                <w:sz w:val="18"/>
-              </w:rPr>
-              <w:t>WF-04, WF-07</w:t>
-            </w:r>
-          </w:p>
-        </w:tc>
-        <w:tc>
-          <w:tcPr>
-            <w:tcW w:type="dxa" w:w="2016"/>
-            <w:shd w:fill="FFFFFF"/>
-          </w:tcPr>
-          <w:p>
-            <w:pPr>
-              <w:jc w:val="left"/>
-            </w:pPr>
-            <w:r>
-              <w:rPr>
-                <w:rFonts w:ascii="Calibri" w:hAnsi="Calibri"/>
-                <w:color w:val="334155"/>
-                <w:sz w:val="18"/>
-              </w:rPr>
-              <w:t>Validated via immutable append-only triggers</w:t>
+              <w:t>Append-only paired ledger rows (CREDIT/DEBIT).</w:t>
             </w:r>
           </w:p>
         </w:tc>
@@ -3350,7 +3690,7 @@
       <w:tr>
         <w:tc>
           <w:tcPr>
-            <w:tcW w:type="dxa" w:w="1152"/>
+            <w:tcW w:type="dxa" w:w="864"/>
             <w:shd w:fill="F8FAFC"/>
           </w:tcPr>
           <w:p>
@@ -3361,9 +3701,85 @@
               <w:rPr>
                 <w:rFonts w:ascii="Calibri" w:hAnsi="Calibri"/>
                 <w:color w:val="334155"/>
-                <w:sz w:val="18"/>
+                <w:sz w:val="17"/>
               </w:rPr>
               <w:t>F-12</w:t>
+            </w:r>
+          </w:p>
+        </w:tc>
+        <w:tc>
+          <w:tcPr>
+            <w:tcW w:type="dxa" w:w="2304"/>
+            <w:shd w:fill="F8FAFC"/>
+          </w:tcPr>
+          <w:p>
+            <w:pPr>
+              <w:jc w:val="left"/>
+            </w:pPr>
+            <w:r>
+              <w:rPr>
+                <w:rFonts w:ascii="Calibri" w:hAnsi="Calibri"/>
+                <w:color w:val="334155"/>
+                <w:sz w:val="17"/>
+              </w:rPr>
+              <w:t>Automated Balance Reconciliation</w:t>
+            </w:r>
+          </w:p>
+        </w:tc>
+        <w:tc>
+          <w:tcPr>
+            <w:tcW w:type="dxa" w:w="1296"/>
+            <w:shd w:fill="F8FAFC"/>
+          </w:tcPr>
+          <w:p>
+            <w:pPr>
+              <w:jc w:val="left"/>
+            </w:pPr>
+            <w:r>
+              <w:rPr>
+                <w:rFonts w:ascii="Calibri" w:hAnsi="Calibri"/>
+                <w:color w:val="334155"/>
+                <w:sz w:val="17"/>
+              </w:rPr>
+              <w:t>Billing</w:t>
+            </w:r>
+          </w:p>
+        </w:tc>
+        <w:tc>
+          <w:tcPr>
+            <w:tcW w:type="dxa" w:w="1296"/>
+            <w:shd w:fill="F8FAFC"/>
+          </w:tcPr>
+          <w:p>
+            <w:pPr>
+              <w:jc w:val="left"/>
+            </w:pPr>
+            <w:r>
+              <w:rPr>
+                <w:rFonts w:ascii="Calibri" w:hAnsi="Calibri"/>
+                <w:color w:val="334155"/>
+                <w:sz w:val="17"/>
+              </w:rPr>
+              <w:t>Must-Have</w:t>
+            </w:r>
+          </w:p>
+        </w:tc>
+        <w:tc>
+          <w:tcPr>
+            <w:tcW w:type="dxa" w:w="1728"/>
+            <w:shd w:fill="F8FAFC"/>
+          </w:tcPr>
+          <w:p>
+            <w:pPr>
+              <w:jc w:val="left"/>
+            </w:pPr>
+            <w:r>
+              <w:rPr>
+                <w:rFonts w:ascii="Calibri" w:hAnsi="Calibri"/>
+                <w:color w:val="334155"/>
+                <w:sz w:val="17"/>
+              </w:rPr>
+              <w:t>WF-07</w:t>
             </w:r>
           </w:p>
         </w:tc>
@@ -3380,66 +3796,9 @@
               <w:rPr>
                 <w:rFonts w:ascii="Calibri" w:hAnsi="Calibri"/>
                 <w:color w:val="334155"/>
-                <w:sz w:val="18"/>
+                <w:sz w:val="17"/>
               </w:rPr>
-              <w:t>Automated Balance Reconciliation</w:t>
-            </w:r>
-          </w:p>
-        </w:tc>
-        <w:tc>
-          <w:tcPr>
-            <w:tcW w:type="dxa" w:w="1440"/>
-            <w:shd w:fill="F8FAFC"/>
-          </w:tcPr>
-          <w:p>
-            <w:pPr>
-              <w:jc w:val="left"/>
-            </w:pPr>
-            <w:r>
-              <w:rPr>
-                <w:rFonts w:ascii="Calibri" w:hAnsi="Calibri"/>
-                <w:color w:val="334155"/>
-                <w:sz w:val="18"/>
-              </w:rPr>
-              <w:t>Billing</w:t>
-            </w:r>
-          </w:p>
-        </w:tc>
-        <w:tc>
-          <w:tcPr>
-            <w:tcW w:type="dxa" w:w="2160"/>
-            <w:shd w:fill="F8FAFC"/>
-          </w:tcPr>
-          <w:p>
-            <w:pPr>
-              <w:jc w:val="left"/>
-            </w:pPr>
-            <w:r>
-              <w:rPr>
-                <w:rFonts w:ascii="Calibri" w:hAnsi="Calibri"/>
-                <w:color w:val="334155"/>
-                <w:sz w:val="18"/>
-              </w:rPr>
-              <w:t>WF-07</w:t>
-            </w:r>
-          </w:p>
-        </w:tc>
-        <w:tc>
-          <w:tcPr>
-            <w:tcW w:type="dxa" w:w="2016"/>
-            <w:shd w:fill="F8FAFC"/>
-          </w:tcPr>
-          <w:p>
-            <w:pPr>
-              <w:jc w:val="left"/>
-            </w:pPr>
-            <w:r>
-              <w:rPr>
-                <w:rFonts w:ascii="Calibri" w:hAnsi="Calibri"/>
-                <w:color w:val="334155"/>
-                <w:sz w:val="18"/>
-              </w:rPr>
-              <w:t>Validated via trigger recalculating cleared_balance</w:t>
+              <w:t>Automated trigger recalculating cleared balance.</w:t>
             </w:r>
           </w:p>
         </w:tc>
@@ -3447,7 +3806,7 @@
       <w:tr>
         <w:tc>
           <w:tcPr>
-            <w:tcW w:type="dxa" w:w="1152"/>
+            <w:tcW w:type="dxa" w:w="864"/>
             <w:shd w:fill="FFFFFF"/>
           </w:tcPr>
           <w:p>
@@ -3458,9 +3817,85 @@
               <w:rPr>
                 <w:rFonts w:ascii="Calibri" w:hAnsi="Calibri"/>
                 <w:color w:val="334155"/>
-                <w:sz w:val="18"/>
+                <w:sz w:val="17"/>
               </w:rPr>
               <w:t>F-13</w:t>
+            </w:r>
+          </w:p>
+        </w:tc>
+        <w:tc>
+          <w:tcPr>
+            <w:tcW w:type="dxa" w:w="2304"/>
+            <w:shd w:fill="FFFFFF"/>
+          </w:tcPr>
+          <w:p>
+            <w:pPr>
+              <w:jc w:val="left"/>
+            </w:pPr>
+            <w:r>
+              <w:rPr>
+                <w:rFonts w:ascii="Calibri" w:hAnsi="Calibri"/>
+                <w:color w:val="334155"/>
+                <w:sz w:val="17"/>
+              </w:rPr>
+              <w:t>Gig Profile &amp; Trade Showcase</w:t>
+            </w:r>
+          </w:p>
+        </w:tc>
+        <w:tc>
+          <w:tcPr>
+            <w:tcW w:type="dxa" w:w="1296"/>
+            <w:shd w:fill="FFFFFF"/>
+          </w:tcPr>
+          <w:p>
+            <w:pPr>
+              <w:jc w:val="left"/>
+            </w:pPr>
+            <w:r>
+              <w:rPr>
+                <w:rFonts w:ascii="Calibri" w:hAnsi="Calibri"/>
+                <w:color w:val="334155"/>
+                <w:sz w:val="17"/>
+              </w:rPr>
+              <w:t>Gig</w:t>
+            </w:r>
+          </w:p>
+        </w:tc>
+        <w:tc>
+          <w:tcPr>
+            <w:tcW w:type="dxa" w:w="1296"/>
+            <w:shd w:fill="FFFFFF"/>
+          </w:tcPr>
+          <w:p>
+            <w:pPr>
+              <w:jc w:val="left"/>
+            </w:pPr>
+            <w:r>
+              <w:rPr>
+                <w:rFonts w:ascii="Calibri" w:hAnsi="Calibri"/>
+                <w:color w:val="334155"/>
+                <w:sz w:val="17"/>
+              </w:rPr>
+              <w:t>Must-Have</w:t>
+            </w:r>
+          </w:p>
+        </w:tc>
+        <w:tc>
+          <w:tcPr>
+            <w:tcW w:type="dxa" w:w="1728"/>
+            <w:shd w:fill="FFFFFF"/>
+          </w:tcPr>
+          <w:p>
+            <w:pPr>
+              <w:jc w:val="left"/>
+            </w:pPr>
+            <w:r>
+              <w:rPr>
+                <w:rFonts w:ascii="Calibri" w:hAnsi="Calibri"/>
+                <w:color w:val="334155"/>
+                <w:sz w:val="17"/>
+              </w:rPr>
+              <w:t>WF-05</w:t>
             </w:r>
           </w:p>
         </w:tc>
@@ -3477,66 +3912,9 @@
               <w:rPr>
                 <w:rFonts w:ascii="Calibri" w:hAnsi="Calibri"/>
                 <w:color w:val="334155"/>
-                <w:sz w:val="18"/>
+                <w:sz w:val="17"/>
               </w:rPr>
-              <w:t>Gig Profile &amp; Trade Showcase</w:t>
-            </w:r>
-          </w:p>
-        </w:tc>
-        <w:tc>
-          <w:tcPr>
-            <w:tcW w:type="dxa" w:w="1440"/>
-            <w:shd w:fill="FFFFFF"/>
-          </w:tcPr>
-          <w:p>
-            <w:pPr>
-              <w:jc w:val="left"/>
-            </w:pPr>
-            <w:r>
-              <w:rPr>
-                <w:rFonts w:ascii="Calibri" w:hAnsi="Calibri"/>
-                <w:color w:val="334155"/>
-                <w:sz w:val="18"/>
-              </w:rPr>
-              <w:t>Gig</w:t>
-            </w:r>
-          </w:p>
-        </w:tc>
-        <w:tc>
-          <w:tcPr>
-            <w:tcW w:type="dxa" w:w="2160"/>
-            <w:shd w:fill="FFFFFF"/>
-          </w:tcPr>
-          <w:p>
-            <w:pPr>
-              <w:jc w:val="left"/>
-            </w:pPr>
-            <w:r>
-              <w:rPr>
-                <w:rFonts w:ascii="Calibri" w:hAnsi="Calibri"/>
-                <w:color w:val="334155"/>
-                <w:sz w:val="18"/>
-              </w:rPr>
-              <w:t>WF-05</w:t>
-            </w:r>
-          </w:p>
-        </w:tc>
-        <w:tc>
-          <w:tcPr>
-            <w:tcW w:type="dxa" w:w="2016"/>
-            <w:shd w:fill="FFFFFF"/>
-          </w:tcPr>
-          <w:p>
-            <w:pPr>
-              <w:jc w:val="left"/>
-            </w:pPr>
-            <w:r>
-              <w:rPr>
-                <w:rFonts w:ascii="Calibri" w:hAnsi="Calibri"/>
-                <w:color w:val="334155"/>
-                <w:sz w:val="18"/>
-              </w:rPr>
-              <w:t>Validated via trade category and verified badges</w:t>
+              <w:t>Trade category &amp; background verification badges.</w:t>
             </w:r>
           </w:p>
         </w:tc>
@@ -3544,7 +3922,7 @@
       <w:tr>
         <w:tc>
           <w:tcPr>
-            <w:tcW w:type="dxa" w:w="1152"/>
+            <w:tcW w:type="dxa" w:w="864"/>
             <w:shd w:fill="F8FAFC"/>
           </w:tcPr>
           <w:p>
@@ -3555,9 +3933,85 @@
               <w:rPr>
                 <w:rFonts w:ascii="Calibri" w:hAnsi="Calibri"/>
                 <w:color w:val="334155"/>
-                <w:sz w:val="18"/>
+                <w:sz w:val="17"/>
               </w:rPr>
               <w:t>F-14</w:t>
+            </w:r>
+          </w:p>
+        </w:tc>
+        <w:tc>
+          <w:tcPr>
+            <w:tcW w:type="dxa" w:w="2304"/>
+            <w:shd w:fill="F8FAFC"/>
+          </w:tcPr>
+          <w:p>
+            <w:pPr>
+              <w:jc w:val="left"/>
+            </w:pPr>
+            <w:r>
+              <w:rPr>
+                <w:rFonts w:ascii="Calibri" w:hAnsi="Calibri"/>
+                <w:color w:val="334155"/>
+                <w:sz w:val="17"/>
+              </w:rPr>
+              <w:t>GiST Conflict-Free Scheduling</w:t>
+            </w:r>
+          </w:p>
+        </w:tc>
+        <w:tc>
+          <w:tcPr>
+            <w:tcW w:type="dxa" w:w="1296"/>
+            <w:shd w:fill="F8FAFC"/>
+          </w:tcPr>
+          <w:p>
+            <w:pPr>
+              <w:jc w:val="left"/>
+            </w:pPr>
+            <w:r>
+              <w:rPr>
+                <w:rFonts w:ascii="Calibri" w:hAnsi="Calibri"/>
+                <w:color w:val="334155"/>
+                <w:sz w:val="17"/>
+              </w:rPr>
+              <w:t>Gig</w:t>
+            </w:r>
+          </w:p>
+        </w:tc>
+        <w:tc>
+          <w:tcPr>
+            <w:tcW w:type="dxa" w:w="1296"/>
+            <w:shd w:fill="F8FAFC"/>
+          </w:tcPr>
+          <w:p>
+            <w:pPr>
+              <w:jc w:val="left"/>
+            </w:pPr>
+            <w:r>
+              <w:rPr>
+                <w:rFonts w:ascii="Calibri" w:hAnsi="Calibri"/>
+                <w:color w:val="334155"/>
+                <w:sz w:val="17"/>
+              </w:rPr>
+              <w:t>Differentiator</w:t>
+            </w:r>
+          </w:p>
+        </w:tc>
+        <w:tc>
+          <w:tcPr>
+            <w:tcW w:type="dxa" w:w="1728"/>
+            <w:shd w:fill="F8FAFC"/>
+          </w:tcPr>
+          <w:p>
+            <w:pPr>
+              <w:jc w:val="left"/>
+            </w:pPr>
+            <w:r>
+              <w:rPr>
+                <w:rFonts w:ascii="Calibri" w:hAnsi="Calibri"/>
+                <w:color w:val="334155"/>
+                <w:sz w:val="17"/>
+              </w:rPr>
+              <w:t>WF-05</w:t>
             </w:r>
           </w:p>
         </w:tc>
@@ -3574,66 +4028,9 @@
               <w:rPr>
                 <w:rFonts w:ascii="Calibri" w:hAnsi="Calibri"/>
                 <w:color w:val="334155"/>
-                <w:sz w:val="18"/>
+                <w:sz w:val="17"/>
               </w:rPr>
-              <w:t>GiST Conflict-Free Scheduling</w:t>
-            </w:r>
-          </w:p>
-        </w:tc>
-        <w:tc>
-          <w:tcPr>
-            <w:tcW w:type="dxa" w:w="1440"/>
-            <w:shd w:fill="F8FAFC"/>
-          </w:tcPr>
-          <w:p>
-            <w:pPr>
-              <w:jc w:val="left"/>
-            </w:pPr>
-            <w:r>
-              <w:rPr>
-                <w:rFonts w:ascii="Calibri" w:hAnsi="Calibri"/>
-                <w:color w:val="334155"/>
-                <w:sz w:val="18"/>
-              </w:rPr>
-              <w:t>Gig</w:t>
-            </w:r>
-          </w:p>
-        </w:tc>
-        <w:tc>
-          <w:tcPr>
-            <w:tcW w:type="dxa" w:w="2160"/>
-            <w:shd w:fill="F8FAFC"/>
-          </w:tcPr>
-          <w:p>
-            <w:pPr>
-              <w:jc w:val="left"/>
-            </w:pPr>
-            <w:r>
-              <w:rPr>
-                <w:rFonts w:ascii="Calibri" w:hAnsi="Calibri"/>
-                <w:color w:val="334155"/>
-                <w:sz w:val="18"/>
-              </w:rPr>
-              <w:t>WF-05</w:t>
-            </w:r>
-          </w:p>
-        </w:tc>
-        <w:tc>
-          <w:tcPr>
-            <w:tcW w:type="dxa" w:w="2016"/>
-            <w:shd w:fill="F8FAFC"/>
-          </w:tcPr>
-          <w:p>
-            <w:pPr>
-              <w:jc w:val="left"/>
-            </w:pPr>
-            <w:r>
-              <w:rPr>
-                <w:rFonts w:ascii="Calibri" w:hAnsi="Calibri"/>
-                <w:color w:val="334155"/>
-                <w:sz w:val="18"/>
-              </w:rPr>
-              <w:t>Validated via PostgreSQL GiST exclusion constraint</w:t>
+              <w:t>EXCLUDE USING gist temporal non-overlap.</w:t>
             </w:r>
           </w:p>
         </w:tc>
@@ -3641,7 +4038,7 @@
       <w:tr>
         <w:tc>
           <w:tcPr>
-            <w:tcW w:type="dxa" w:w="1152"/>
+            <w:tcW w:type="dxa" w:w="864"/>
             <w:shd w:fill="FFFFFF"/>
           </w:tcPr>
           <w:p>
@@ -3652,9 +4049,85 @@
               <w:rPr>
                 <w:rFonts w:ascii="Calibri" w:hAnsi="Calibri"/>
                 <w:color w:val="334155"/>
-                <w:sz w:val="18"/>
+                <w:sz w:val="17"/>
               </w:rPr>
               <w:t>F-15</w:t>
+            </w:r>
+          </w:p>
+        </w:tc>
+        <w:tc>
+          <w:tcPr>
+            <w:tcW w:type="dxa" w:w="2304"/>
+            <w:shd w:fill="FFFFFF"/>
+          </w:tcPr>
+          <w:p>
+            <w:pPr>
+              <w:jc w:val="left"/>
+            </w:pPr>
+            <w:r>
+              <w:rPr>
+                <w:rFonts w:ascii="Calibri" w:hAnsi="Calibri"/>
+                <w:color w:val="334155"/>
+                <w:sz w:val="17"/>
+              </w:rPr>
+              <w:t>Milestone Escrow Governance</w:t>
+            </w:r>
+          </w:p>
+        </w:tc>
+        <w:tc>
+          <w:tcPr>
+            <w:tcW w:type="dxa" w:w="1296"/>
+            <w:shd w:fill="FFFFFF"/>
+          </w:tcPr>
+          <w:p>
+            <w:pPr>
+              <w:jc w:val="left"/>
+            </w:pPr>
+            <w:r>
+              <w:rPr>
+                <w:rFonts w:ascii="Calibri" w:hAnsi="Calibri"/>
+                <w:color w:val="334155"/>
+                <w:sz w:val="17"/>
+              </w:rPr>
+              <w:t>Gig</w:t>
+            </w:r>
+          </w:p>
+        </w:tc>
+        <w:tc>
+          <w:tcPr>
+            <w:tcW w:type="dxa" w:w="1296"/>
+            <w:shd w:fill="FFFFFF"/>
+          </w:tcPr>
+          <w:p>
+            <w:pPr>
+              <w:jc w:val="left"/>
+            </w:pPr>
+            <w:r>
+              <w:rPr>
+                <w:rFonts w:ascii="Calibri" w:hAnsi="Calibri"/>
+                <w:color w:val="334155"/>
+                <w:sz w:val="17"/>
+              </w:rPr>
+              <w:t>Must-Have</w:t>
+            </w:r>
+          </w:p>
+        </w:tc>
+        <w:tc>
+          <w:tcPr>
+            <w:tcW w:type="dxa" w:w="1728"/>
+            <w:shd w:fill="FFFFFF"/>
+          </w:tcPr>
+          <w:p>
+            <w:pPr>
+              <w:jc w:val="left"/>
+            </w:pPr>
+            <w:r>
+              <w:rPr>
+                <w:rFonts w:ascii="Calibri" w:hAnsi="Calibri"/>
+                <w:color w:val="334155"/>
+                <w:sz w:val="17"/>
+              </w:rPr>
+              <w:t>WF-05, WF-07</w:t>
             </w:r>
           </w:p>
         </w:tc>
@@ -3671,66 +4144,9 @@
               <w:rPr>
                 <w:rFonts w:ascii="Calibri" w:hAnsi="Calibri"/>
                 <w:color w:val="334155"/>
-                <w:sz w:val="18"/>
+                <w:sz w:val="17"/>
               </w:rPr>
-              <w:t>Milestone Escrow Governance</w:t>
-            </w:r>
-          </w:p>
-        </w:tc>
-        <w:tc>
-          <w:tcPr>
-            <w:tcW w:type="dxa" w:w="1440"/>
-            <w:shd w:fill="FFFFFF"/>
-          </w:tcPr>
-          <w:p>
-            <w:pPr>
-              <w:jc w:val="left"/>
-            </w:pPr>
-            <w:r>
-              <w:rPr>
-                <w:rFonts w:ascii="Calibri" w:hAnsi="Calibri"/>
-                <w:color w:val="334155"/>
-                <w:sz w:val="18"/>
-              </w:rPr>
-              <w:t>Gig</w:t>
-            </w:r>
-          </w:p>
-        </w:tc>
-        <w:tc>
-          <w:tcPr>
-            <w:tcW w:type="dxa" w:w="2160"/>
-            <w:shd w:fill="FFFFFF"/>
-          </w:tcPr>
-          <w:p>
-            <w:pPr>
-              <w:jc w:val="left"/>
-            </w:pPr>
-            <w:r>
-              <w:rPr>
-                <w:rFonts w:ascii="Calibri" w:hAnsi="Calibri"/>
-                <w:color w:val="334155"/>
-                <w:sz w:val="18"/>
-              </w:rPr>
-              <w:t>WF-05, WF-07</w:t>
-            </w:r>
-          </w:p>
-        </w:tc>
-        <w:tc>
-          <w:tcPr>
-            <w:tcW w:type="dxa" w:w="2016"/>
-            <w:shd w:fill="FFFFFF"/>
-          </w:tcPr>
-          <w:p>
-            <w:pPr>
-              <w:jc w:val="left"/>
-            </w:pPr>
-            <w:r>
-              <w:rPr>
-                <w:rFonts w:ascii="Calibri" w:hAnsi="Calibri"/>
-                <w:color w:val="334155"/>
-                <w:sz w:val="18"/>
-              </w:rPr>
-              <w:t>Validated via escrow state transitions</w:t>
+              <w:t>Escrow state machine &amp; milestone releases.</w:t>
             </w:r>
           </w:p>
         </w:tc>
@@ -3738,7 +4154,7 @@
       <w:tr>
         <w:tc>
           <w:tcPr>
-            <w:tcW w:type="dxa" w:w="1152"/>
+            <w:tcW w:type="dxa" w:w="864"/>
             <w:shd w:fill="F8FAFC"/>
           </w:tcPr>
           <w:p>
@@ -3749,9 +4165,85 @@
               <w:rPr>
                 <w:rFonts w:ascii="Calibri" w:hAnsi="Calibri"/>
                 <w:color w:val="334155"/>
-                <w:sz w:val="18"/>
+                <w:sz w:val="17"/>
               </w:rPr>
               <w:t>F-16</w:t>
+            </w:r>
+          </w:p>
+        </w:tc>
+        <w:tc>
+          <w:tcPr>
+            <w:tcW w:type="dxa" w:w="2304"/>
+            <w:shd w:fill="F8FAFC"/>
+          </w:tcPr>
+          <w:p>
+            <w:pPr>
+              <w:jc w:val="left"/>
+            </w:pPr>
+            <w:r>
+              <w:rPr>
+                <w:rFonts w:ascii="Calibri" w:hAnsi="Calibri"/>
+                <w:color w:val="334155"/>
+                <w:sz w:val="17"/>
+              </w:rPr>
+              <w:t>Append-Only Compliance Audit</w:t>
+            </w:r>
+          </w:p>
+        </w:tc>
+        <w:tc>
+          <w:tcPr>
+            <w:tcW w:type="dxa" w:w="1296"/>
+            <w:shd w:fill="F8FAFC"/>
+          </w:tcPr>
+          <w:p>
+            <w:pPr>
+              <w:jc w:val="left"/>
+            </w:pPr>
+            <w:r>
+              <w:rPr>
+                <w:rFonts w:ascii="Calibri" w:hAnsi="Calibri"/>
+                <w:color w:val="334155"/>
+                <w:sz w:val="17"/>
+              </w:rPr>
+              <w:t>Governance</w:t>
+            </w:r>
+          </w:p>
+        </w:tc>
+        <w:tc>
+          <w:tcPr>
+            <w:tcW w:type="dxa" w:w="1296"/>
+            <w:shd w:fill="F8FAFC"/>
+          </w:tcPr>
+          <w:p>
+            <w:pPr>
+              <w:jc w:val="left"/>
+            </w:pPr>
+            <w:r>
+              <w:rPr>
+                <w:rFonts w:ascii="Calibri" w:hAnsi="Calibri"/>
+                <w:color w:val="334155"/>
+                <w:sz w:val="17"/>
+              </w:rPr>
+              <w:t>Must-Have</w:t>
+            </w:r>
+          </w:p>
+        </w:tc>
+        <w:tc>
+          <w:tcPr>
+            <w:tcW w:type="dxa" w:w="1728"/>
+            <w:shd w:fill="F8FAFC"/>
+          </w:tcPr>
+          <w:p>
+            <w:pPr>
+              <w:jc w:val="left"/>
+            </w:pPr>
+            <w:r>
+              <w:rPr>
+                <w:rFonts w:ascii="Calibri" w:hAnsi="Calibri"/>
+                <w:color w:val="334155"/>
+                <w:sz w:val="17"/>
+              </w:rPr>
+              <w:t>WF-01 to WF-07</w:t>
             </w:r>
           </w:p>
         </w:tc>
@@ -3768,66 +4260,9 @@
               <w:rPr>
                 <w:rFonts w:ascii="Calibri" w:hAnsi="Calibri"/>
                 <w:color w:val="334155"/>
-                <w:sz w:val="18"/>
+                <w:sz w:val="17"/>
               </w:rPr>
-              <w:t>Append-Only Compliance Audit</w:t>
-            </w:r>
-          </w:p>
-        </w:tc>
-        <w:tc>
-          <w:tcPr>
-            <w:tcW w:type="dxa" w:w="1440"/>
-            <w:shd w:fill="F8FAFC"/>
-          </w:tcPr>
-          <w:p>
-            <w:pPr>
-              <w:jc w:val="left"/>
-            </w:pPr>
-            <w:r>
-              <w:rPr>
-                <w:rFonts w:ascii="Calibri" w:hAnsi="Calibri"/>
-                <w:color w:val="334155"/>
-                <w:sz w:val="18"/>
-              </w:rPr>
-              <w:t>Governance</w:t>
-            </w:r>
-          </w:p>
-        </w:tc>
-        <w:tc>
-          <w:tcPr>
-            <w:tcW w:type="dxa" w:w="2160"/>
-            <w:shd w:fill="F8FAFC"/>
-          </w:tcPr>
-          <w:p>
-            <w:pPr>
-              <w:jc w:val="left"/>
-            </w:pPr>
-            <w:r>
-              <w:rPr>
-                <w:rFonts w:ascii="Calibri" w:hAnsi="Calibri"/>
-                <w:color w:val="334155"/>
-                <w:sz w:val="18"/>
-              </w:rPr>
-              <w:t>WF-01 to WF-07</w:t>
-            </w:r>
-          </w:p>
-        </w:tc>
-        <w:tc>
-          <w:tcPr>
-            <w:tcW w:type="dxa" w:w="2016"/>
-            <w:shd w:fill="F8FAFC"/>
-          </w:tcPr>
-          <w:p>
-            <w:pPr>
-              <w:jc w:val="left"/>
-            </w:pPr>
-            <w:r>
-              <w:rPr>
-                <w:rFonts w:ascii="Calibri" w:hAnsi="Calibri"/>
-                <w:color w:val="334155"/>
-                <w:sz w:val="18"/>
-              </w:rPr>
-              <w:t>Validated via system_audit_event trigger capture</w:t>
+              <w:t>system_audit_event pre/post JSONB snapshots.</w:t>
             </w:r>
           </w:p>
         </w:tc>
@@ -3835,7 +4270,7 @@
       <w:tr>
         <w:tc>
           <w:tcPr>
-            <w:tcW w:type="dxa" w:w="1152"/>
+            <w:tcW w:type="dxa" w:w="864"/>
             <w:shd w:fill="FFFFFF"/>
           </w:tcPr>
           <w:p>
@@ -3846,9 +4281,85 @@
               <w:rPr>
                 <w:rFonts w:ascii="Calibri" w:hAnsi="Calibri"/>
                 <w:color w:val="334155"/>
-                <w:sz w:val="18"/>
+                <w:sz w:val="17"/>
               </w:rPr>
               <w:t>F-17</w:t>
+            </w:r>
+          </w:p>
+        </w:tc>
+        <w:tc>
+          <w:tcPr>
+            <w:tcW w:type="dxa" w:w="2304"/>
+            <w:shd w:fill="FFFFFF"/>
+          </w:tcPr>
+          <w:p>
+            <w:pPr>
+              <w:jc w:val="left"/>
+            </w:pPr>
+            <w:r>
+              <w:rPr>
+                <w:rFonts w:ascii="Calibri" w:hAnsi="Calibri"/>
+                <w:color w:val="334155"/>
+                <w:sz w:val="17"/>
+              </w:rPr>
+              <w:t>DPDP Consent Management</w:t>
+            </w:r>
+          </w:p>
+        </w:tc>
+        <w:tc>
+          <w:tcPr>
+            <w:tcW w:type="dxa" w:w="1296"/>
+            <w:shd w:fill="FFFFFF"/>
+          </w:tcPr>
+          <w:p>
+            <w:pPr>
+              <w:jc w:val="left"/>
+            </w:pPr>
+            <w:r>
+              <w:rPr>
+                <w:rFonts w:ascii="Calibri" w:hAnsi="Calibri"/>
+                <w:color w:val="334155"/>
+                <w:sz w:val="17"/>
+              </w:rPr>
+              <w:t>Governance</w:t>
+            </w:r>
+          </w:p>
+        </w:tc>
+        <w:tc>
+          <w:tcPr>
+            <w:tcW w:type="dxa" w:w="1296"/>
+            <w:shd w:fill="FFFFFF"/>
+          </w:tcPr>
+          <w:p>
+            <w:pPr>
+              <w:jc w:val="left"/>
+            </w:pPr>
+            <w:r>
+              <w:rPr>
+                <w:rFonts w:ascii="Calibri" w:hAnsi="Calibri"/>
+                <w:color w:val="334155"/>
+                <w:sz w:val="17"/>
+              </w:rPr>
+              <w:t>Must-Have</w:t>
+            </w:r>
+          </w:p>
+        </w:tc>
+        <w:tc>
+          <w:tcPr>
+            <w:tcW w:type="dxa" w:w="1728"/>
+            <w:shd w:fill="FFFFFF"/>
+          </w:tcPr>
+          <w:p>
+            <w:pPr>
+              <w:jc w:val="left"/>
+            </w:pPr>
+            <w:r>
+              <w:rPr>
+                <w:rFonts w:ascii="Calibri" w:hAnsi="Calibri"/>
+                <w:color w:val="334155"/>
+                <w:sz w:val="17"/>
+              </w:rPr>
+              <w:t>WF-01</w:t>
             </w:r>
           </w:p>
         </w:tc>
@@ -3865,66 +4376,9 @@
               <w:rPr>
                 <w:rFonts w:ascii="Calibri" w:hAnsi="Calibri"/>
                 <w:color w:val="334155"/>
-                <w:sz w:val="18"/>
+                <w:sz w:val="17"/>
               </w:rPr>
-              <w:t>DPDP Consent Management</w:t>
-            </w:r>
-          </w:p>
-        </w:tc>
-        <w:tc>
-          <w:tcPr>
-            <w:tcW w:type="dxa" w:w="1440"/>
-            <w:shd w:fill="FFFFFF"/>
-          </w:tcPr>
-          <w:p>
-            <w:pPr>
-              <w:jc w:val="left"/>
-            </w:pPr>
-            <w:r>
-              <w:rPr>
-                <w:rFonts w:ascii="Calibri" w:hAnsi="Calibri"/>
-                <w:color w:val="334155"/>
-                <w:sz w:val="18"/>
-              </w:rPr>
-              <w:t>Governance</w:t>
-            </w:r>
-          </w:p>
-        </w:tc>
-        <w:tc>
-          <w:tcPr>
-            <w:tcW w:type="dxa" w:w="2160"/>
-            <w:shd w:fill="FFFFFF"/>
-          </w:tcPr>
-          <w:p>
-            <w:pPr>
-              <w:jc w:val="left"/>
-            </w:pPr>
-            <w:r>
-              <w:rPr>
-                <w:rFonts w:ascii="Calibri" w:hAnsi="Calibri"/>
-                <w:color w:val="334155"/>
-                <w:sz w:val="18"/>
-              </w:rPr>
-              <w:t>WF-01</w:t>
-            </w:r>
-          </w:p>
-        </w:tc>
-        <w:tc>
-          <w:tcPr>
-            <w:tcW w:type="dxa" w:w="2016"/>
-            <w:shd w:fill="FFFFFF"/>
-          </w:tcPr>
-          <w:p>
-            <w:pPr>
-              <w:jc w:val="left"/>
-            </w:pPr>
-            <w:r>
-              <w:rPr>
-                <w:rFonts w:ascii="Calibri" w:hAnsi="Calibri"/>
-                <w:color w:val="334155"/>
-                <w:sz w:val="18"/>
-              </w:rPr>
-              <w:t>Validated via consent_record timestamps and erasure</w:t>
+              <w:t>dpdp_consent_record affirmative timestamps.</w:t>
             </w:r>
           </w:p>
         </w:tc>
@@ -3932,7 +4386,7 @@
       <w:tr>
         <w:tc>
           <w:tcPr>
-            <w:tcW w:type="dxa" w:w="1152"/>
+            <w:tcW w:type="dxa" w:w="864"/>
             <w:shd w:fill="F8FAFC"/>
           </w:tcPr>
           <w:p>
@@ -3943,9 +4397,85 @@
               <w:rPr>
                 <w:rFonts w:ascii="Calibri" w:hAnsi="Calibri"/>
                 <w:color w:val="334155"/>
-                <w:sz w:val="18"/>
+                <w:sz w:val="17"/>
               </w:rPr>
               <w:t>F-18</w:t>
+            </w:r>
+          </w:p>
+        </w:tc>
+        <w:tc>
+          <w:tcPr>
+            <w:tcW w:type="dxa" w:w="2304"/>
+            <w:shd w:fill="F8FAFC"/>
+          </w:tcPr>
+          <w:p>
+            <w:pPr>
+              <w:jc w:val="left"/>
+            </w:pPr>
+            <w:r>
+              <w:rPr>
+                <w:rFonts w:ascii="Calibri" w:hAnsi="Calibri"/>
+                <w:color w:val="334155"/>
+                <w:sz w:val="17"/>
+              </w:rPr>
+              <w:t>Candidate Referral Program</w:t>
+            </w:r>
+          </w:p>
+        </w:tc>
+        <w:tc>
+          <w:tcPr>
+            <w:tcW w:type="dxa" w:w="1296"/>
+            <w:shd w:fill="F8FAFC"/>
+          </w:tcPr>
+          <w:p>
+            <w:pPr>
+              <w:jc w:val="left"/>
+            </w:pPr>
+            <w:r>
+              <w:rPr>
+                <w:rFonts w:ascii="Calibri" w:hAnsi="Calibri"/>
+                <w:color w:val="334155"/>
+                <w:sz w:val="17"/>
+              </w:rPr>
+              <w:t>Engagement</w:t>
+            </w:r>
+          </w:p>
+        </w:tc>
+        <w:tc>
+          <w:tcPr>
+            <w:tcW w:type="dxa" w:w="1296"/>
+            <w:shd w:fill="F8FAFC"/>
+          </w:tcPr>
+          <w:p>
+            <w:pPr>
+              <w:jc w:val="left"/>
+            </w:pPr>
+            <w:r>
+              <w:rPr>
+                <w:rFonts w:ascii="Calibri" w:hAnsi="Calibri"/>
+                <w:color w:val="334155"/>
+                <w:sz w:val="17"/>
+              </w:rPr>
+              <w:t>Should-Have</w:t>
+            </w:r>
+          </w:p>
+        </w:tc>
+        <w:tc>
+          <w:tcPr>
+            <w:tcW w:type="dxa" w:w="1728"/>
+            <w:shd w:fill="F8FAFC"/>
+          </w:tcPr>
+          <w:p>
+            <w:pPr>
+              <w:jc w:val="left"/>
+            </w:pPr>
+            <w:r>
+              <w:rPr>
+                <w:rFonts w:ascii="Calibri" w:hAnsi="Calibri"/>
+                <w:color w:val="334155"/>
+                <w:sz w:val="17"/>
+              </w:rPr>
+              <w:t>WF-01, WF-03</w:t>
             </w:r>
           </w:p>
         </w:tc>
@@ -3962,66 +4492,9 @@
               <w:rPr>
                 <w:rFonts w:ascii="Calibri" w:hAnsi="Calibri"/>
                 <w:color w:val="334155"/>
-                <w:sz w:val="18"/>
+                <w:sz w:val="17"/>
               </w:rPr>
-              <w:t>Candidate Referral Program</w:t>
-            </w:r>
-          </w:p>
-        </w:tc>
-        <w:tc>
-          <w:tcPr>
-            <w:tcW w:type="dxa" w:w="1440"/>
-            <w:shd w:fill="F8FAFC"/>
-          </w:tcPr>
-          <w:p>
-            <w:pPr>
-              <w:jc w:val="left"/>
-            </w:pPr>
-            <w:r>
-              <w:rPr>
-                <w:rFonts w:ascii="Calibri" w:hAnsi="Calibri"/>
-                <w:color w:val="334155"/>
-                <w:sz w:val="18"/>
-              </w:rPr>
-              <w:t>Engagement</w:t>
-            </w:r>
-          </w:p>
-        </w:tc>
-        <w:tc>
-          <w:tcPr>
-            <w:tcW w:type="dxa" w:w="2160"/>
-            <w:shd w:fill="F8FAFC"/>
-          </w:tcPr>
-          <w:p>
-            <w:pPr>
-              <w:jc w:val="left"/>
-            </w:pPr>
-            <w:r>
-              <w:rPr>
-                <w:rFonts w:ascii="Calibri" w:hAnsi="Calibri"/>
-                <w:color w:val="334155"/>
-                <w:sz w:val="18"/>
-              </w:rPr>
-              <w:t>WF-01, WF-03</w:t>
-            </w:r>
-          </w:p>
-        </w:tc>
-        <w:tc>
-          <w:tcPr>
-            <w:tcW w:type="dxa" w:w="2016"/>
-            <w:shd w:fill="F8FAFC"/>
-          </w:tcPr>
-          <w:p>
-            <w:pPr>
-              <w:jc w:val="left"/>
-            </w:pPr>
-            <w:r>
-              <w:rPr>
-                <w:rFonts w:ascii="Calibri" w:hAnsi="Calibri"/>
-                <w:color w:val="334155"/>
-                <w:sz w:val="18"/>
-              </w:rPr>
-              <w:t>Validated via referral tracking codes and bonuses</w:t>
+              <w:t>Unique alphanumeric referral tracking codes.</w:t>
             </w:r>
           </w:p>
         </w:tc>
@@ -4029,7 +4502,7 @@
       <w:tr>
         <w:tc>
           <w:tcPr>
-            <w:tcW w:type="dxa" w:w="1152"/>
+            <w:tcW w:type="dxa" w:w="864"/>
             <w:shd w:fill="FFFFFF"/>
           </w:tcPr>
           <w:p>
@@ -4040,9 +4513,85 @@
               <w:rPr>
                 <w:rFonts w:ascii="Calibri" w:hAnsi="Calibri"/>
                 <w:color w:val="334155"/>
-                <w:sz w:val="18"/>
+                <w:sz w:val="17"/>
               </w:rPr>
               <w:t>F-19</w:t>
+            </w:r>
+          </w:p>
+        </w:tc>
+        <w:tc>
+          <w:tcPr>
+            <w:tcW w:type="dxa" w:w="2304"/>
+            <w:shd w:fill="FFFFFF"/>
+          </w:tcPr>
+          <w:p>
+            <w:pPr>
+              <w:jc w:val="left"/>
+            </w:pPr>
+            <w:r>
+              <w:rPr>
+                <w:rFonts w:ascii="Calibri" w:hAnsi="Calibri"/>
+                <w:color w:val="334155"/>
+                <w:sz w:val="17"/>
+              </w:rPr>
+              <w:t>Campus Cohort Management</w:t>
+            </w:r>
+          </w:p>
+        </w:tc>
+        <w:tc>
+          <w:tcPr>
+            <w:tcW w:type="dxa" w:w="1296"/>
+            <w:shd w:fill="FFFFFF"/>
+          </w:tcPr>
+          <w:p>
+            <w:pPr>
+              <w:jc w:val="left"/>
+            </w:pPr>
+            <w:r>
+              <w:rPr>
+                <w:rFonts w:ascii="Calibri" w:hAnsi="Calibri"/>
+                <w:color w:val="334155"/>
+                <w:sz w:val="17"/>
+              </w:rPr>
+              <w:t>Engagement</w:t>
+            </w:r>
+          </w:p>
+        </w:tc>
+        <w:tc>
+          <w:tcPr>
+            <w:tcW w:type="dxa" w:w="1296"/>
+            <w:shd w:fill="FFFFFF"/>
+          </w:tcPr>
+          <w:p>
+            <w:pPr>
+              <w:jc w:val="left"/>
+            </w:pPr>
+            <w:r>
+              <w:rPr>
+                <w:rFonts w:ascii="Calibri" w:hAnsi="Calibri"/>
+                <w:color w:val="334155"/>
+                <w:sz w:val="17"/>
+              </w:rPr>
+              <w:t>Should-Have</w:t>
+            </w:r>
+          </w:p>
+        </w:tc>
+        <w:tc>
+          <w:tcPr>
+            <w:tcW w:type="dxa" w:w="1728"/>
+            <w:shd w:fill="FFFFFF"/>
+          </w:tcPr>
+          <w:p>
+            <w:pPr>
+              <w:jc w:val="left"/>
+            </w:pPr>
+            <w:r>
+              <w:rPr>
+                <w:rFonts w:ascii="Calibri" w:hAnsi="Calibri"/>
+                <w:color w:val="334155"/>
+                <w:sz w:val="17"/>
+              </w:rPr>
+              <w:t>WF-02, WF-03</w:t>
             </w:r>
           </w:p>
         </w:tc>
@@ -4059,66 +4608,9 @@
               <w:rPr>
                 <w:rFonts w:ascii="Calibri" w:hAnsi="Calibri"/>
                 <w:color w:val="334155"/>
-                <w:sz w:val="18"/>
+                <w:sz w:val="17"/>
               </w:rPr>
-              <w:t>Campus Cohort Management</w:t>
-            </w:r>
-          </w:p>
-        </w:tc>
-        <w:tc>
-          <w:tcPr>
-            <w:tcW w:type="dxa" w:w="1440"/>
-            <w:shd w:fill="FFFFFF"/>
-          </w:tcPr>
-          <w:p>
-            <w:pPr>
-              <w:jc w:val="left"/>
-            </w:pPr>
-            <w:r>
-              <w:rPr>
-                <w:rFonts w:ascii="Calibri" w:hAnsi="Calibri"/>
-                <w:color w:val="334155"/>
-                <w:sz w:val="18"/>
-              </w:rPr>
-              <w:t>Engagement</w:t>
-            </w:r>
-          </w:p>
-        </w:tc>
-        <w:tc>
-          <w:tcPr>
-            <w:tcW w:type="dxa" w:w="2160"/>
-            <w:shd w:fill="FFFFFF"/>
-          </w:tcPr>
-          <w:p>
-            <w:pPr>
-              <w:jc w:val="left"/>
-            </w:pPr>
-            <w:r>
-              <w:rPr>
-                <w:rFonts w:ascii="Calibri" w:hAnsi="Calibri"/>
-                <w:color w:val="334155"/>
-                <w:sz w:val="18"/>
-              </w:rPr>
-              <w:t>WF-02, WF-03</w:t>
-            </w:r>
-          </w:p>
-        </w:tc>
-        <w:tc>
-          <w:tcPr>
-            <w:tcW w:type="dxa" w:w="2016"/>
-            <w:shd w:fill="FFFFFF"/>
-          </w:tcPr>
-          <w:p>
-            <w:pPr>
-              <w:jc w:val="left"/>
-            </w:pPr>
-            <w:r>
-              <w:rPr>
-                <w:rFonts w:ascii="Calibri" w:hAnsi="Calibri"/>
-                <w:color w:val="334155"/>
-                <w:sz w:val="18"/>
-              </w:rPr>
-              <w:t>Validated via university and graduation year filters</w:t>
+              <w:t>University partner filters &amp; graduation cohorts.</w:t>
             </w:r>
           </w:p>
         </w:tc>
@@ -4126,7 +4618,7 @@
       <w:tr>
         <w:tc>
           <w:tcPr>
-            <w:tcW w:type="dxa" w:w="1152"/>
+            <w:tcW w:type="dxa" w:w="864"/>
             <w:shd w:fill="F8FAFC"/>
           </w:tcPr>
           <w:p>
@@ -4137,9 +4629,85 @@
               <w:rPr>
                 <w:rFonts w:ascii="Calibri" w:hAnsi="Calibri"/>
                 <w:color w:val="334155"/>
-                <w:sz w:val="18"/>
+                <w:sz w:val="17"/>
               </w:rPr>
               <w:t>F-20</w:t>
+            </w:r>
+          </w:p>
+        </w:tc>
+        <w:tc>
+          <w:tcPr>
+            <w:tcW w:type="dxa" w:w="2304"/>
+            <w:shd w:fill="F8FAFC"/>
+          </w:tcPr>
+          <w:p>
+            <w:pPr>
+              <w:jc w:val="left"/>
+            </w:pPr>
+            <w:r>
+              <w:rPr>
+                <w:rFonts w:ascii="Calibri" w:hAnsi="Calibri"/>
+                <w:color w:val="334155"/>
+                <w:sz w:val="17"/>
+              </w:rPr>
+              <w:t>Recruitment Analytics Marts</w:t>
+            </w:r>
+          </w:p>
+        </w:tc>
+        <w:tc>
+          <w:tcPr>
+            <w:tcW w:type="dxa" w:w="1296"/>
+            <w:shd w:fill="F8FAFC"/>
+          </w:tcPr>
+          <w:p>
+            <w:pPr>
+              <w:jc w:val="left"/>
+            </w:pPr>
+            <w:r>
+              <w:rPr>
+                <w:rFonts w:ascii="Calibri" w:hAnsi="Calibri"/>
+                <w:color w:val="334155"/>
+                <w:sz w:val="17"/>
+              </w:rPr>
+              <w:t>Analytics</w:t>
+            </w:r>
+          </w:p>
+        </w:tc>
+        <w:tc>
+          <w:tcPr>
+            <w:tcW w:type="dxa" w:w="1296"/>
+            <w:shd w:fill="F8FAFC"/>
+          </w:tcPr>
+          <w:p>
+            <w:pPr>
+              <w:jc w:val="left"/>
+            </w:pPr>
+            <w:r>
+              <w:rPr>
+                <w:rFonts w:ascii="Calibri" w:hAnsi="Calibri"/>
+                <w:color w:val="334155"/>
+                <w:sz w:val="17"/>
+              </w:rPr>
+              <w:t>Should-Have</w:t>
+            </w:r>
+          </w:p>
+        </w:tc>
+        <w:tc>
+          <w:tcPr>
+            <w:tcW w:type="dxa" w:w="1728"/>
+            <w:shd w:fill="F8FAFC"/>
+          </w:tcPr>
+          <w:p>
+            <w:pPr>
+              <w:jc w:val="left"/>
+            </w:pPr>
+            <w:r>
+              <w:rPr>
+                <w:rFonts w:ascii="Calibri" w:hAnsi="Calibri"/>
+                <w:color w:val="334155"/>
+                <w:sz w:val="17"/>
+              </w:rPr>
+              <w:t>WF-02, WF-03, WF-04</w:t>
             </w:r>
           </w:p>
         </w:tc>
@@ -4156,66 +4724,9 @@
               <w:rPr>
                 <w:rFonts w:ascii="Calibri" w:hAnsi="Calibri"/>
                 <w:color w:val="334155"/>
-                <w:sz w:val="18"/>
+                <w:sz w:val="17"/>
               </w:rPr>
-              <w:t>Recruitment Analytics Marts</w:t>
-            </w:r>
-          </w:p>
-        </w:tc>
-        <w:tc>
-          <w:tcPr>
-            <w:tcW w:type="dxa" w:w="1440"/>
-            <w:shd w:fill="F8FAFC"/>
-          </w:tcPr>
-          <w:p>
-            <w:pPr>
-              <w:jc w:val="left"/>
-            </w:pPr>
-            <w:r>
-              <w:rPr>
-                <w:rFonts w:ascii="Calibri" w:hAnsi="Calibri"/>
-                <w:color w:val="334155"/>
-                <w:sz w:val="18"/>
-              </w:rPr>
-              <w:t>Analytics</w:t>
-            </w:r>
-          </w:p>
-        </w:tc>
-        <w:tc>
-          <w:tcPr>
-            <w:tcW w:type="dxa" w:w="2160"/>
-            <w:shd w:fill="F8FAFC"/>
-          </w:tcPr>
-          <w:p>
-            <w:pPr>
-              <w:jc w:val="left"/>
-            </w:pPr>
-            <w:r>
-              <w:rPr>
-                <w:rFonts w:ascii="Calibri" w:hAnsi="Calibri"/>
-                <w:color w:val="334155"/>
-                <w:sz w:val="18"/>
-              </w:rPr>
-              <w:t>WF-02, WF-03, WF-04</w:t>
-            </w:r>
-          </w:p>
-        </w:tc>
-        <w:tc>
-          <w:tcPr>
-            <w:tcW w:type="dxa" w:w="2016"/>
-            <w:shd w:fill="F8FAFC"/>
-          </w:tcPr>
-          <w:p>
-            <w:pPr>
-              <w:jc w:val="left"/>
-            </w:pPr>
-            <w:r>
-              <w:rPr>
-                <w:rFonts w:ascii="Calibri" w:hAnsi="Calibri"/>
-                <w:color w:val="334155"/>
-                <w:sz w:val="18"/>
-              </w:rPr>
-              <w:t>Validated via pipeline drop-off aggregate marts</w:t>
+              <w:t>Pipeline drop-off &amp; time-to-hire aggregate marts.</w:t>
             </w:r>
           </w:p>
         </w:tc>
